--- a/05_เอกสารอ้างอิง/คู่มือ/Infrastructure/Windows Server - คู่มือการจัดทำ Personal Share Drive ด้วย SMB และ GPO.docx
+++ b/05_เอกสารอ้างอิง/คู่มือ/Infrastructure/Windows Server - คู่มือการจัดทำ Personal Share Drive ด้วย SMB และ GPO.docx
@@ -4,28 +4,26 @@
   <w:body>
     <w:p>
       <w:pPr>
-        <w:spacing w:before="0" w:after="80" w:line="300" w:lineRule="auto"/>
+        <w:spacing w:after="80"/>
       </w:pPr>
       <w:r>
         <w:rPr>
-          <w:rFonts w:ascii="Tahoma" w:hAnsi="Tahoma" w:eastAsia="Tahoma"/>
+          <w:rFonts w:ascii="Calibri" w:hAnsi="Calibri" w:eastAsia="Leelawadee UI" w:cs="Leelawadee UI"/>
           <w:b/>
-          <w:color w:val="1F4D78"/>
-          <w:sz w:val="44"/>
+          <w:color w:val="0B2545"/>
+          <w:sz w:val="40"/>
         </w:rPr>
         <w:t>คู่มือการจัดทำ Personal Share Drive ด้วย SMB และ GPO</w:t>
       </w:r>
     </w:p>
     <w:p>
       <w:pPr>
-        <w:spacing w:before="0" w:after="280" w:line="300" w:lineRule="auto"/>
+        <w:spacing w:after="120"/>
       </w:pPr>
       <w:r>
         <w:rPr>
-          <w:rFonts w:ascii="Tahoma" w:hAnsi="Tahoma" w:eastAsia="Tahoma"/>
-          <w:b w:val="0"/>
-          <w:color w:val="5A5A5A"/>
-          <w:sz w:val="26"/>
+          <w:rFonts w:ascii="Calibri" w:hAnsi="Calibri" w:eastAsia="Leelawadee UI" w:cs="Leelawadee UI"/>
+          <w:sz w:val="22"/>
         </w:rPr>
         <w:t>สำหรับบุคลากรภายในองค์กร โดยจำกัดสิทธิ์ให้เข้าถึงเฉพาะพื้นที่ส่วนตัวของตนเอง</w:t>
       </w:r>
@@ -39,309 +37,168 @@
         <w:tblLook w:firstColumn="1" w:firstRow="1" w:lastColumn="0" w:lastRow="0" w:noHBand="0" w:noVBand="1" w:val="04A0"/>
       </w:tblPr>
       <w:tblGrid>
-        <w:gridCol w:w="2088"/>
-        <w:gridCol w:w="7272"/>
+        <w:gridCol w:w="9360"/>
       </w:tblGrid>
       <w:tr>
-        <w:trPr>
-          <w:tblHeader w:val="true"/>
-        </w:trPr>
         <w:tc>
           <w:tcPr>
-            <w:tcW w:type="dxa" w:w="2088"/>
-            <w:shd w:fill="E8EEF5"/>
-            <w:vAlign w:val="center"/>
+            <w:tcW w:type="dxa" w:w="9360"/>
+            <w:shd w:fill="E8F2FF"/>
             <w:tcMar>
               <w:top w:w="80" w:type="dxa"/>
               <w:start w:w="120" w:type="dxa"/>
               <w:bottom w:w="80" w:type="dxa"/>
               <w:end w:w="120" w:type="dxa"/>
             </w:tcMar>
+            <w:vAlign w:val="center"/>
           </w:tcPr>
           <w:p>
-            <w:pPr>
-              <w:spacing w:after="0"/>
-            </w:pPr>
             <w:r>
               <w:rPr>
-                <w:rFonts w:ascii="Tahoma" w:hAnsi="Tahoma" w:eastAsia="Tahoma"/>
+                <w:rFonts w:ascii="Calibri" w:hAnsi="Calibri" w:eastAsia="Leelawadee UI" w:cs="Leelawadee UI"/>
                 <w:b/>
-                <w:color w:val="1F4D78"/>
-                <w:sz w:val="21"/>
+                <w:color w:val="1F3A5F"/>
+                <w:sz w:val="20"/>
               </w:rPr>
-              <w:t>รายการ</w:t>
+              <w:t xml:space="preserve">Summary: </w:t>
             </w:r>
-          </w:p>
-        </w:tc>
-        <w:tc>
-          <w:tcPr>
-            <w:tcW w:type="dxa" w:w="7272"/>
-            <w:shd w:fill="E8EEF5"/>
-            <w:vAlign w:val="center"/>
-            <w:tcMar>
-              <w:top w:w="80" w:type="dxa"/>
-              <w:start w:w="120" w:type="dxa"/>
-              <w:bottom w:w="80" w:type="dxa"/>
-              <w:end w:w="120" w:type="dxa"/>
-            </w:tcMar>
-          </w:tcPr>
-          <w:p>
-            <w:pPr>
-              <w:spacing w:after="0"/>
-            </w:pPr>
             <w:r>
               <w:rPr>
-                <w:rFonts w:ascii="Tahoma" w:hAnsi="Tahoma" w:eastAsia="Tahoma"/>
-                <w:b/>
-                <w:color w:val="1F4D78"/>
-                <w:sz w:val="21"/>
-              </w:rPr>
-              <w:t>รายละเอียด</w:t>
-            </w:r>
-          </w:p>
-        </w:tc>
-      </w:tr>
-      <w:tr>
-        <w:tc>
-          <w:tcPr>
-            <w:tcW w:type="dxa" w:w="2088"/>
-            <w:vAlign w:val="center"/>
-            <w:tcMar>
-              <w:top w:w="80" w:type="dxa"/>
-              <w:start w:w="120" w:type="dxa"/>
-              <w:bottom w:w="80" w:type="dxa"/>
-              <w:end w:w="120" w:type="dxa"/>
-            </w:tcMar>
-          </w:tcPr>
-          <w:p>
-            <w:pPr>
-              <w:spacing w:after="0" w:line="276" w:lineRule="auto"/>
-            </w:pPr>
-            <w:r>
-              <w:rPr>
-                <w:rFonts w:ascii="Tahoma" w:hAnsi="Tahoma" w:eastAsia="Tahoma"/>
+                <w:rFonts w:ascii="Calibri" w:hAnsi="Calibri" w:eastAsia="Leelawadee UI" w:cs="Leelawadee UI"/>
                 <w:color w:val="000000"/>
                 <w:sz w:val="20"/>
               </w:rPr>
-              <w:t>วัตถุประสงค์</w:t>
-            </w:r>
-          </w:p>
-        </w:tc>
-        <w:tc>
-          <w:tcPr>
-            <w:tcW w:type="dxa" w:w="7272"/>
-            <w:vAlign w:val="center"/>
-            <w:tcMar>
-              <w:top w:w="80" w:type="dxa"/>
-              <w:start w:w="120" w:type="dxa"/>
-              <w:bottom w:w="80" w:type="dxa"/>
-              <w:end w:w="120" w:type="dxa"/>
-            </w:tcMar>
-          </w:tcPr>
-          <w:p>
-            <w:pPr>
-              <w:spacing w:after="0" w:line="276" w:lineRule="auto"/>
-            </w:pPr>
-            <w:r>
-              <w:rPr>
-                <w:rFonts w:ascii="Tahoma" w:hAnsi="Tahoma" w:eastAsia="Tahoma"/>
-                <w:color w:val="000000"/>
-                <w:sz w:val="20"/>
-              </w:rPr>
-              <w:t>กำหนดขั้นตอนสร้าง SMB file share สำหรับบุคลากร และ map drive อัตโนมัติด้วย GPO</w:t>
-            </w:r>
-          </w:p>
-        </w:tc>
-      </w:tr>
-      <w:tr>
-        <w:tc>
-          <w:tcPr>
-            <w:tcW w:type="dxa" w:w="2088"/>
-            <w:vAlign w:val="center"/>
-            <w:tcMar>
-              <w:top w:w="80" w:type="dxa"/>
-              <w:start w:w="120" w:type="dxa"/>
-              <w:bottom w:w="80" w:type="dxa"/>
-              <w:end w:w="120" w:type="dxa"/>
-            </w:tcMar>
-          </w:tcPr>
-          <w:p>
-            <w:pPr>
-              <w:spacing w:after="0" w:line="276" w:lineRule="auto"/>
-            </w:pPr>
-            <w:r>
-              <w:rPr>
-                <w:rFonts w:ascii="Tahoma" w:hAnsi="Tahoma" w:eastAsia="Tahoma"/>
-                <w:color w:val="000000"/>
-                <w:sz w:val="20"/>
-              </w:rPr>
-              <w:t>ขอบเขต</w:t>
-            </w:r>
-          </w:p>
-        </w:tc>
-        <w:tc>
-          <w:tcPr>
-            <w:tcW w:type="dxa" w:w="7272"/>
-            <w:vAlign w:val="center"/>
-            <w:tcMar>
-              <w:top w:w="80" w:type="dxa"/>
-              <w:start w:w="120" w:type="dxa"/>
-              <w:bottom w:w="80" w:type="dxa"/>
-              <w:end w:w="120" w:type="dxa"/>
-            </w:tcMar>
-          </w:tcPr>
-          <w:p>
-            <w:pPr>
-              <w:spacing w:after="0" w:line="276" w:lineRule="auto"/>
-            </w:pPr>
-            <w:r>
-              <w:rPr>
-                <w:rFonts w:ascii="Tahoma" w:hAnsi="Tahoma" w:eastAsia="Tahoma"/>
-                <w:color w:val="000000"/>
-                <w:sz w:val="20"/>
-              </w:rPr>
-              <w:t>Windows Server File Server, Active Directory Domain Services และเครื่องลูกข่าย Windows ที่รับ Group Policy</w:t>
-            </w:r>
-          </w:p>
-        </w:tc>
-      </w:tr>
-      <w:tr>
-        <w:tc>
-          <w:tcPr>
-            <w:tcW w:type="dxa" w:w="2088"/>
-            <w:vAlign w:val="center"/>
-            <w:tcMar>
-              <w:top w:w="80" w:type="dxa"/>
-              <w:start w:w="120" w:type="dxa"/>
-              <w:bottom w:w="80" w:type="dxa"/>
-              <w:end w:w="120" w:type="dxa"/>
-            </w:tcMar>
-          </w:tcPr>
-          <w:p>
-            <w:pPr>
-              <w:spacing w:after="0" w:line="276" w:lineRule="auto"/>
-            </w:pPr>
-            <w:r>
-              <w:rPr>
-                <w:rFonts w:ascii="Tahoma" w:hAnsi="Tahoma" w:eastAsia="Tahoma"/>
-                <w:color w:val="000000"/>
-                <w:sz w:val="20"/>
-              </w:rPr>
-              <w:t>ผู้ดำเนินการ</w:t>
-            </w:r>
-          </w:p>
-        </w:tc>
-        <w:tc>
-          <w:tcPr>
-            <w:tcW w:type="dxa" w:w="7272"/>
-            <w:vAlign w:val="center"/>
-            <w:tcMar>
-              <w:top w:w="80" w:type="dxa"/>
-              <w:start w:w="120" w:type="dxa"/>
-              <w:bottom w:w="80" w:type="dxa"/>
-              <w:end w:w="120" w:type="dxa"/>
-            </w:tcMar>
-          </w:tcPr>
-          <w:p>
-            <w:pPr>
-              <w:spacing w:after="0" w:line="276" w:lineRule="auto"/>
-            </w:pPr>
-            <w:r>
-              <w:rPr>
-                <w:rFonts w:ascii="Tahoma" w:hAnsi="Tahoma" w:eastAsia="Tahoma"/>
-                <w:color w:val="000000"/>
-                <w:sz w:val="20"/>
-              </w:rPr>
-              <w:t>ผู้ดูแลระบบ IT ที่ได้รับสิทธิ์ดูแล File Server, AD และ GPO</w:t>
-            </w:r>
-          </w:p>
-        </w:tc>
-      </w:tr>
-      <w:tr>
-        <w:tc>
-          <w:tcPr>
-            <w:tcW w:type="dxa" w:w="2088"/>
-            <w:vAlign w:val="center"/>
-            <w:tcMar>
-              <w:top w:w="80" w:type="dxa"/>
-              <w:start w:w="120" w:type="dxa"/>
-              <w:bottom w:w="80" w:type="dxa"/>
-              <w:end w:w="120" w:type="dxa"/>
-            </w:tcMar>
-          </w:tcPr>
-          <w:p>
-            <w:pPr>
-              <w:spacing w:after="0" w:line="276" w:lineRule="auto"/>
-            </w:pPr>
-            <w:r>
-              <w:rPr>
-                <w:rFonts w:ascii="Tahoma" w:hAnsi="Tahoma" w:eastAsia="Tahoma"/>
-                <w:color w:val="000000"/>
-                <w:sz w:val="20"/>
-              </w:rPr>
-              <w:t>วันที่จัดทำ</w:t>
-            </w:r>
-          </w:p>
-        </w:tc>
-        <w:tc>
-          <w:tcPr>
-            <w:tcW w:type="dxa" w:w="7272"/>
-            <w:vAlign w:val="center"/>
-            <w:tcMar>
-              <w:top w:w="80" w:type="dxa"/>
-              <w:start w:w="120" w:type="dxa"/>
-              <w:bottom w:w="80" w:type="dxa"/>
-              <w:end w:w="120" w:type="dxa"/>
-            </w:tcMar>
-          </w:tcPr>
-          <w:p>
-            <w:pPr>
-              <w:spacing w:after="0" w:line="276" w:lineRule="auto"/>
-            </w:pPr>
-            <w:r>
-              <w:rPr>
-                <w:rFonts w:ascii="Tahoma" w:hAnsi="Tahoma" w:eastAsia="Tahoma"/>
-                <w:color w:val="000000"/>
-                <w:sz w:val="20"/>
-              </w:rPr>
-              <w:t>28/06/2026</w:t>
+              <w:t>ใช้เมื่อไร ใช้คู่มือนี้เมื่อต้องจัดทำพื้นที่เก็บไฟล์ส่วนตัวของผู้ใช้บน Windows File Server โดย map drive อัตโนมัติผ่าน GPO และต้องการควบคุมสิทธิ์ให้ผู้ใช้เห็นเฉพาะข้อมูลของตนเอง</w:t>
             </w:r>
           </w:p>
         </w:tc>
       </w:tr>
     </w:tbl>
+    <w:p/>
     <w:p>
       <w:pPr>
-        <w:spacing w:before="0" w:after="40" w:line="300" w:lineRule="auto"/>
+        <w:pStyle w:val="Heading1"/>
       </w:pPr>
+      <w:r>
+        <w:t>1. วัตถุประสงค์</w:t>
+      </w:r>
+    </w:p>
+    <w:p>
+      <w:pPr>
+        <w:spacing w:after="120"/>
+      </w:pPr>
+      <w:r>
+        <w:rPr>
+          <w:rFonts w:ascii="Calibri" w:hAnsi="Calibri" w:eastAsia="Leelawadee UI" w:cs="Leelawadee UI"/>
+          <w:sz w:val="22"/>
+        </w:rPr>
+        <w:t>เอกสารฉบับนี้กำหนดแนวทางการจัดทำ file share โดยใช้ SMB สำหรับเป็น share drive ส่วนตัวของบุคลากร และกำหนด Group Policy Object (GPO) เพื่อ map drive ให้ผู้ใช้แต่ละรายโดยอัตโนมัติ</w:t>
+      </w:r>
     </w:p>
     <w:p>
       <w:pPr>
         <w:pStyle w:val="Heading1"/>
-        <w:spacing w:before="280" w:after="140"/>
       </w:pPr>
       <w:r>
-        <w:rPr>
-          <w:rFonts w:ascii="Tahoma" w:hAnsi="Tahoma" w:eastAsia="Tahoma"/>
-          <w:b/>
-          <w:color w:val="2E74B5"/>
-          <w:sz w:val="32"/>
-        </w:rPr>
-        <w:t>1. หลักการออกแบบ</w:t>
+        <w:t>2. ขอบเขต</w:t>
       </w:r>
     </w:p>
     <w:p>
       <w:pPr>
-        <w:spacing w:before="0" w:after="120" w:line="300" w:lineRule="auto"/>
+        <w:pStyle w:val="ListBullet"/>
+        <w:spacing w:after="80"/>
       </w:pPr>
       <w:r>
         <w:rPr>
-          <w:rFonts w:ascii="Tahoma" w:hAnsi="Tahoma" w:eastAsia="Tahoma"/>
-          <w:b w:val="0"/>
-          <w:color w:val="000000"/>
+          <w:rFonts w:ascii="Calibri" w:hAnsi="Calibri" w:eastAsia="Leelawadee UI" w:cs="Leelawadee UI"/>
           <w:sz w:val="22"/>
         </w:rPr>
-        <w:t>แนวทางนี้ใช้ SMB share เดียวแบบซ่อนชื่อ เช่น Users$ แล้วแยกโฟลเดอร์รายบุคคลภายใต้ root เดียวกัน โดยให้ GPO map drive ของผู้ใช้ไปยังโฟลเดอร์ที่ตรงกับชื่อบัญชีโดเมนของผู้ใช้นั้นโดยอัตโนมัติ</w:t>
+        <w:t>Windows Server ที่ทำหน้าที่เป็น File Server</w:t>
+      </w:r>
+    </w:p>
+    <w:p>
+      <w:pPr>
+        <w:pStyle w:val="ListBullet"/>
+        <w:spacing w:after="80"/>
+      </w:pPr>
+      <w:r>
+        <w:rPr>
+          <w:rFonts w:ascii="Calibri" w:hAnsi="Calibri" w:eastAsia="Leelawadee UI" w:cs="Leelawadee UI"/>
+          <w:sz w:val="22"/>
+        </w:rPr>
+        <w:t>Active Directory Domain Services</w:t>
+      </w:r>
+    </w:p>
+    <w:p>
+      <w:pPr>
+        <w:pStyle w:val="ListBullet"/>
+        <w:spacing w:after="80"/>
+      </w:pPr>
+      <w:r>
+        <w:rPr>
+          <w:rFonts w:ascii="Calibri" w:hAnsi="Calibri" w:eastAsia="Leelawadee UI" w:cs="Leelawadee UI"/>
+          <w:sz w:val="22"/>
+        </w:rPr>
+        <w:t>Group Policy Management</w:t>
+      </w:r>
+    </w:p>
+    <w:p>
+      <w:pPr>
+        <w:pStyle w:val="ListBullet"/>
+        <w:spacing w:after="80"/>
+      </w:pPr>
+      <w:r>
+        <w:rPr>
+          <w:rFonts w:ascii="Calibri" w:hAnsi="Calibri" w:eastAsia="Leelawadee UI" w:cs="Leelawadee UI"/>
+          <w:sz w:val="22"/>
+        </w:rPr>
+        <w:t>เครื่องลูกข่าย Windows ที่เข้าร่วมโดเมน</w:t>
+      </w:r>
+    </w:p>
+    <w:p>
+      <w:pPr>
+        <w:pStyle w:val="ListBullet"/>
+        <w:spacing w:after="80"/>
+      </w:pPr>
+      <w:r>
+        <w:rPr>
+          <w:rFonts w:ascii="Calibri" w:hAnsi="Calibri" w:eastAsia="Leelawadee UI" w:cs="Leelawadee UI"/>
+          <w:sz w:val="22"/>
+        </w:rPr>
+        <w:t>บัญชีผู้ใช้ที่อยู่ใน OU หรือกลุ่มที่องค์กรกำหนด</w:t>
+      </w:r>
+    </w:p>
+    <w:p>
+      <w:pPr>
+        <w:pStyle w:val="ListBullet"/>
+        <w:spacing w:after="80"/>
+      </w:pPr>
+      <w:r>
+        <w:rPr>
+          <w:rFonts w:ascii="Calibri" w:hAnsi="Calibri" w:eastAsia="Leelawadee UI" w:cs="Leelawadee UI"/>
+          <w:sz w:val="22"/>
+        </w:rPr>
+        <w:t>ไม่ครอบคลุมการทำ DFS Namespace, file classification, DLP หรือ migration จาก file server เดิม</w:t>
+      </w:r>
+    </w:p>
+    <w:p>
+      <w:pPr>
+        <w:pStyle w:val="Heading1"/>
+      </w:pPr>
+      <w:r>
+        <w:t>3. หลักการออกแบบ</w:t>
+      </w:r>
+    </w:p>
+    <w:p>
+      <w:pPr>
+        <w:spacing w:after="120"/>
+      </w:pPr>
+      <w:r>
+        <w:rPr>
+          <w:rFonts w:ascii="Calibri" w:hAnsi="Calibri" w:eastAsia="Leelawadee UI" w:cs="Leelawadee UI"/>
+          <w:sz w:val="22"/>
+        </w:rPr>
+        <w:t>ใช้ SMB share เดียวแบบซ่อนชื่อ เช่น Users$ แล้วแยกโฟลเดอร์รายบุคคลภายใต้ root เดียวกัน โดยให้ GPO map drive ของผู้ใช้ไปยังโฟลเดอร์ที่ตรงกับชื่อบัญชีโดเมนของผู้ใช้นั้นโดยอัตโนมัติ</w:t>
       </w:r>
     </w:p>
     <w:p>
@@ -351,8 +208,8 @@
       <w:r>
         <w:drawing>
           <wp:inline xmlns:a="http://schemas.openxmlformats.org/drawingml/2006/main" xmlns:pic="http://schemas.openxmlformats.org/drawingml/2006/picture">
-            <wp:extent cx="5760720" cy="3209544"/>
-            <wp:docPr id="1" name="Picture 1" descr="รูปที่ 1 ภาพรวมการให้บริการ Personal Share Drive ผ่าน SMB" title="ภาพรวมการให้บริการ Personal Share Drive ผ่าน SMB"/>
+            <wp:extent cx="5577840" cy="3107654"/>
+            <wp:docPr id="1" name="Picture 1"/>
             <wp:cNvGraphicFramePr>
               <a:graphicFrameLocks noChangeAspect="1"/>
             </wp:cNvGraphicFramePr>
@@ -372,7 +229,7 @@
                   <pic:spPr>
                     <a:xfrm>
                       <a:off x="0" y="0"/>
-                      <a:ext cx="5760720" cy="3209544"/>
+                      <a:ext cx="5577840" cy="3107654"/>
                     </a:xfrm>
                     <a:prstGeom prst="rect"/>
                   </pic:spPr>
@@ -385,42 +242,50 @@
     </w:p>
     <w:p>
       <w:pPr>
-        <w:spacing w:before="0" w:after="200" w:line="300" w:lineRule="auto"/>
         <w:jc w:val="center"/>
       </w:pPr>
       <w:r>
         <w:rPr>
-          <w:rFonts w:ascii="Tahoma" w:hAnsi="Tahoma" w:eastAsia="Tahoma"/>
-          <w:b w:val="0"/>
-          <w:color w:val="5A5A5A"/>
-          <w:sz w:val="19"/>
+          <w:rFonts w:ascii="Calibri" w:hAnsi="Calibri" w:eastAsia="Leelawadee UI" w:cs="Leelawadee UI"/>
+          <w:color w:val="666666"/>
+          <w:sz w:val="18"/>
         </w:rPr>
-        <w:t>รูปที่ 1 ภาพรวมการให้บริการ Personal Share Drive ผ่าน SMB</w:t>
+        <w:t>ภาพรวมการให้บริการ Personal Share Drive ผ่าน SMB</w:t>
+      </w:r>
+    </w:p>
+    <w:p>
+      <w:pPr>
+        <w:spacing w:after="120"/>
+      </w:pPr>
+      <w:r>
+        <w:rPr>
+          <w:rFonts w:ascii="Calibri" w:hAnsi="Calibri" w:eastAsia="Leelawadee UI" w:cs="Leelawadee UI"/>
+          <w:sz w:val="22"/>
+        </w:rPr>
+        <w:t>แนวทางสำคัญมีดังนี้</w:t>
       </w:r>
     </w:p>
     <w:p>
       <w:pPr>
         <w:pStyle w:val="ListBullet"/>
-        <w:spacing w:after="80" w:line="300" w:lineRule="auto"/>
+        <w:spacing w:after="80"/>
       </w:pPr>
       <w:r>
         <w:rPr>
-          <w:rFonts w:ascii="Tahoma" w:hAnsi="Tahoma" w:eastAsia="Tahoma"/>
-          <w:color w:val="000000"/>
+          <w:rFonts w:ascii="Calibri" w:hAnsi="Calibri" w:eastAsia="Leelawadee UI" w:cs="Leelawadee UI"/>
           <w:sz w:val="22"/>
         </w:rPr>
-        <w:t>ใช้ NTFS Permission เป็นกลไกหลักในการจำกัดสิทธิ์ ไม่พึ่งพา Share Permission เพียงอย่างเดียว</w:t>
+        <w:t>ใช้ NTFS Permission เป็นกลไกหลักในการจำกัดสิทธิ์</w:t>
       </w:r>
     </w:p>
     <w:p>
       <w:pPr>
         <w:pStyle w:val="ListBullet"/>
-        <w:spacing w:after="80" w:line="300" w:lineRule="auto"/>
+        <w:spacing w:after="80"/>
       </w:pPr>
       <w:r>
         <w:rPr>
-          <w:rFonts w:ascii="Tahoma" w:hAnsi="Tahoma" w:eastAsia="Tahoma"/>
-          <w:color w:val="000000"/>
+          <w:rFonts w:ascii="Calibri" w:hAnsi="Calibri" w:eastAsia="Leelawadee UI" w:cs="Leelawadee UI"/>
           <w:sz w:val="22"/>
         </w:rPr>
         <w:t>ผู้ใช้แต่ละรายได้รับสิทธิ์ Modify เฉพาะโฟลเดอร์ของตนเอง</w:t>
@@ -429,12 +294,11 @@
     <w:p>
       <w:pPr>
         <w:pStyle w:val="ListBullet"/>
-        <w:spacing w:after="80" w:line="300" w:lineRule="auto"/>
+        <w:spacing w:after="80"/>
       </w:pPr>
       <w:r>
         <w:rPr>
-          <w:rFonts w:ascii="Tahoma" w:hAnsi="Tahoma" w:eastAsia="Tahoma"/>
-          <w:color w:val="000000"/>
+          <w:rFonts w:ascii="Calibri" w:hAnsi="Calibri" w:eastAsia="Leelawadee UI" w:cs="Leelawadee UI"/>
           <w:sz w:val="22"/>
         </w:rPr>
         <w:t>เปิด Access-Based Enumeration เพื่อไม่แสดงโฟลเดอร์ที่ผู้ใช้ไม่มีสิทธิ์เข้าถึง</w:t>
@@ -443,12 +307,11 @@
     <w:p>
       <w:pPr>
         <w:pStyle w:val="ListBullet"/>
-        <w:spacing w:after="80" w:line="300" w:lineRule="auto"/>
+        <w:spacing w:after="80"/>
       </w:pPr>
       <w:r>
         <w:rPr>
-          <w:rFonts w:ascii="Tahoma" w:hAnsi="Tahoma" w:eastAsia="Tahoma"/>
-          <w:color w:val="000000"/>
+          <w:rFonts w:ascii="Calibri" w:hAnsi="Calibri" w:eastAsia="Leelawadee UI" w:cs="Leelawadee UI"/>
           <w:sz w:val="22"/>
         </w:rPr>
         <w:t>ใช้ตัวแปร %USERNAME% ใน GPO เพื่อลดการกำหนด path รายบุคคล</w:t>
@@ -457,16 +320,9 @@
     <w:p>
       <w:pPr>
         <w:pStyle w:val="Heading1"/>
-        <w:spacing w:before="280" w:after="140"/>
       </w:pPr>
       <w:r>
-        <w:rPr>
-          <w:rFonts w:ascii="Tahoma" w:hAnsi="Tahoma" w:eastAsia="Tahoma"/>
-          <w:b/>
-          <w:color w:val="2E74B5"/>
-          <w:sz w:val="32"/>
-        </w:rPr>
-        <w:t>2. ข้อกำหนดก่อนดำเนินการ</w:t>
+        <w:t>4. ข้อกำหนดก่อนดำเนินการ</w:t>
       </w:r>
     </w:p>
     <w:tbl>
@@ -478,16 +334,13 @@
         <w:tblLook w:firstColumn="1" w:firstRow="1" w:lastColumn="0" w:lastRow="0" w:noHBand="0" w:noVBand="1" w:val="04A0"/>
       </w:tblPr>
       <w:tblGrid>
-        <w:gridCol w:w="1944"/>
-        <w:gridCol w:w="7416"/>
+        <w:gridCol w:w="4680"/>
+        <w:gridCol w:w="4680"/>
       </w:tblGrid>
       <w:tr>
-        <w:trPr>
-          <w:tblHeader w:val="true"/>
-        </w:trPr>
         <w:tc>
           <w:tcPr>
-            <w:tcW w:type="dxa" w:w="1944"/>
+            <w:tcW w:type="dxa" w:w="4680"/>
             <w:shd w:fill="E8EEF5"/>
             <w:vAlign w:val="center"/>
             <w:tcMar>
@@ -499,14 +352,14 @@
           </w:tcPr>
           <w:p>
             <w:pPr>
-              <w:spacing w:after="0"/>
+              <w:spacing w:after="40"/>
             </w:pPr>
             <w:r>
               <w:rPr>
-                <w:rFonts w:ascii="Tahoma" w:hAnsi="Tahoma" w:eastAsia="Tahoma"/>
+                <w:rFonts w:ascii="Calibri" w:hAnsi="Calibri" w:eastAsia="Leelawadee UI" w:cs="Leelawadee UI"/>
                 <w:b/>
-                <w:color w:val="1F4D78"/>
-                <w:sz w:val="21"/>
+                <w:color w:val="000000"/>
+                <w:sz w:val="19"/>
               </w:rPr>
               <w:t>หัวข้อ</w:t>
             </w:r>
@@ -514,7 +367,7 @@
         </w:tc>
         <w:tc>
           <w:tcPr>
-            <w:tcW w:type="dxa" w:w="7416"/>
+            <w:tcW w:type="dxa" w:w="4680"/>
             <w:shd w:fill="E8EEF5"/>
             <w:vAlign w:val="center"/>
             <w:tcMar>
@@ -526,14 +379,14 @@
           </w:tcPr>
           <w:p>
             <w:pPr>
-              <w:spacing w:after="0"/>
+              <w:spacing w:after="40"/>
             </w:pPr>
             <w:r>
               <w:rPr>
-                <w:rFonts w:ascii="Tahoma" w:hAnsi="Tahoma" w:eastAsia="Tahoma"/>
+                <w:rFonts w:ascii="Calibri" w:hAnsi="Calibri" w:eastAsia="Leelawadee UI" w:cs="Leelawadee UI"/>
                 <w:b/>
-                <w:color w:val="1F4D78"/>
-                <w:sz w:val="21"/>
+                <w:color w:val="000000"/>
+                <w:sz w:val="19"/>
               </w:rPr>
               <w:t>ข้อกำหนด</w:t>
             </w:r>
@@ -543,7 +396,7 @@
       <w:tr>
         <w:tc>
           <w:tcPr>
-            <w:tcW w:type="dxa" w:w="1944"/>
+            <w:tcW w:type="dxa" w:w="4680"/>
             <w:vAlign w:val="center"/>
             <w:tcMar>
               <w:top w:w="80" w:type="dxa"/>
@@ -554,13 +407,14 @@
           </w:tcPr>
           <w:p>
             <w:pPr>
-              <w:spacing w:after="0" w:line="276" w:lineRule="auto"/>
+              <w:spacing w:after="40"/>
             </w:pPr>
             <w:r>
               <w:rPr>
-                <w:rFonts w:ascii="Tahoma" w:hAnsi="Tahoma" w:eastAsia="Tahoma"/>
+                <w:rFonts w:ascii="Calibri" w:hAnsi="Calibri" w:eastAsia="Leelawadee UI" w:cs="Leelawadee UI"/>
+                <w:b w:val="0"/>
                 <w:color w:val="000000"/>
-                <w:sz w:val="20"/>
+                <w:sz w:val="19"/>
               </w:rPr>
               <w:t>Server</w:t>
             </w:r>
@@ -568,7 +422,7 @@
         </w:tc>
         <w:tc>
           <w:tcPr>
-            <w:tcW w:type="dxa" w:w="7416"/>
+            <w:tcW w:type="dxa" w:w="4680"/>
             <w:vAlign w:val="center"/>
             <w:tcMar>
               <w:top w:w="80" w:type="dxa"/>
@@ -579,13 +433,14 @@
           </w:tcPr>
           <w:p>
             <w:pPr>
-              <w:spacing w:after="0" w:line="276" w:lineRule="auto"/>
+              <w:spacing w:after="40"/>
             </w:pPr>
             <w:r>
               <w:rPr>
-                <w:rFonts w:ascii="Tahoma" w:hAnsi="Tahoma" w:eastAsia="Tahoma"/>
+                <w:rFonts w:ascii="Calibri" w:hAnsi="Calibri" w:eastAsia="Leelawadee UI" w:cs="Leelawadee UI"/>
+                <w:b w:val="0"/>
                 <w:color w:val="000000"/>
-                <w:sz w:val="20"/>
+                <w:sz w:val="19"/>
               </w:rPr>
               <w:t>Windows Server ที่ติดตั้ง File Server role และเข้าร่วมโดเมนแล้ว</w:t>
             </w:r>
@@ -595,7 +450,7 @@
       <w:tr>
         <w:tc>
           <w:tcPr>
-            <w:tcW w:type="dxa" w:w="1944"/>
+            <w:tcW w:type="dxa" w:w="4680"/>
             <w:vAlign w:val="center"/>
             <w:tcMar>
               <w:top w:w="80" w:type="dxa"/>
@@ -606,13 +461,14 @@
           </w:tcPr>
           <w:p>
             <w:pPr>
-              <w:spacing w:after="0" w:line="276" w:lineRule="auto"/>
+              <w:spacing w:after="40"/>
             </w:pPr>
             <w:r>
               <w:rPr>
-                <w:rFonts w:ascii="Tahoma" w:hAnsi="Tahoma" w:eastAsia="Tahoma"/>
+                <w:rFonts w:ascii="Calibri" w:hAnsi="Calibri" w:eastAsia="Leelawadee UI" w:cs="Leelawadee UI"/>
+                <w:b w:val="0"/>
                 <w:color w:val="000000"/>
-                <w:sz w:val="20"/>
+                <w:sz w:val="19"/>
               </w:rPr>
               <w:t>Storage</w:t>
             </w:r>
@@ -620,7 +476,7 @@
         </w:tc>
         <w:tc>
           <w:tcPr>
-            <w:tcW w:type="dxa" w:w="7416"/>
+            <w:tcW w:type="dxa" w:w="4680"/>
             <w:vAlign w:val="center"/>
             <w:tcMar>
               <w:top w:w="80" w:type="dxa"/>
@@ -631,15 +487,16 @@
           </w:tcPr>
           <w:p>
             <w:pPr>
-              <w:spacing w:after="0" w:line="276" w:lineRule="auto"/>
+              <w:spacing w:after="40"/>
             </w:pPr>
             <w:r>
               <w:rPr>
-                <w:rFonts w:ascii="Tahoma" w:hAnsi="Tahoma" w:eastAsia="Tahoma"/>
+                <w:rFonts w:ascii="Calibri" w:hAnsi="Calibri" w:eastAsia="Leelawadee UI" w:cs="Leelawadee UI"/>
+                <w:b w:val="0"/>
                 <w:color w:val="000000"/>
-                <w:sz w:val="20"/>
+                <w:sz w:val="19"/>
               </w:rPr>
-              <w:t>เตรียม volume สำหรับข้อมูลผู้ใช้ เช่น D:\Shares\Users และกำหนด backup/restore ให้ชัดเจน</w:t>
+              <w:t>เตรียม volume สำหรับข้อมูลผู้ใช้ เช่น D:\Shares\Users</w:t>
             </w:r>
           </w:p>
         </w:tc>
@@ -647,7 +504,7 @@
       <w:tr>
         <w:tc>
           <w:tcPr>
-            <w:tcW w:type="dxa" w:w="1944"/>
+            <w:tcW w:type="dxa" w:w="4680"/>
             <w:vAlign w:val="center"/>
             <w:tcMar>
               <w:top w:w="80" w:type="dxa"/>
@@ -658,13 +515,14 @@
           </w:tcPr>
           <w:p>
             <w:pPr>
-              <w:spacing w:after="0" w:line="276" w:lineRule="auto"/>
+              <w:spacing w:after="40"/>
             </w:pPr>
             <w:r>
               <w:rPr>
-                <w:rFonts w:ascii="Tahoma" w:hAnsi="Tahoma" w:eastAsia="Tahoma"/>
+                <w:rFonts w:ascii="Calibri" w:hAnsi="Calibri" w:eastAsia="Leelawadee UI" w:cs="Leelawadee UI"/>
+                <w:b w:val="0"/>
                 <w:color w:val="000000"/>
-                <w:sz w:val="20"/>
+                <w:sz w:val="19"/>
               </w:rPr>
               <w:t>AD</w:t>
             </w:r>
@@ -672,7 +530,7 @@
         </w:tc>
         <w:tc>
           <w:tcPr>
-            <w:tcW w:type="dxa" w:w="7416"/>
+            <w:tcW w:type="dxa" w:w="4680"/>
             <w:vAlign w:val="center"/>
             <w:tcMar>
               <w:top w:w="80" w:type="dxa"/>
@@ -683,15 +541,16 @@
           </w:tcPr>
           <w:p>
             <w:pPr>
-              <w:spacing w:after="0" w:line="276" w:lineRule="auto"/>
+              <w:spacing w:after="40"/>
             </w:pPr>
             <w:r>
               <w:rPr>
-                <w:rFonts w:ascii="Tahoma" w:hAnsi="Tahoma" w:eastAsia="Tahoma"/>
+                <w:rFonts w:ascii="Calibri" w:hAnsi="Calibri" w:eastAsia="Leelawadee UI" w:cs="Leelawadee UI"/>
+                <w:b w:val="0"/>
                 <w:color w:val="000000"/>
-                <w:sz w:val="20"/>
+                <w:sz w:val="19"/>
               </w:rPr>
-              <w:t>มีบัญชีผู้ใช้ใน OU ที่ต้องการ และมีชื่อ logon ตรงกับชื่อโฟลเดอร์ส่วนตัว</w:t>
+              <w:t>มีบัญชีผู้ใช้ใน OU ที่ต้องการ และชื่อ logon ตรงกับชื่อโฟลเดอร์ส่วนตัว</w:t>
             </w:r>
           </w:p>
         </w:tc>
@@ -699,7 +558,7 @@
       <w:tr>
         <w:tc>
           <w:tcPr>
-            <w:tcW w:type="dxa" w:w="1944"/>
+            <w:tcW w:type="dxa" w:w="4680"/>
             <w:vAlign w:val="center"/>
             <w:tcMar>
               <w:top w:w="80" w:type="dxa"/>
@@ -710,13 +569,14 @@
           </w:tcPr>
           <w:p>
             <w:pPr>
-              <w:spacing w:after="0" w:line="276" w:lineRule="auto"/>
+              <w:spacing w:after="40"/>
             </w:pPr>
             <w:r>
               <w:rPr>
-                <w:rFonts w:ascii="Tahoma" w:hAnsi="Tahoma" w:eastAsia="Tahoma"/>
+                <w:rFonts w:ascii="Calibri" w:hAnsi="Calibri" w:eastAsia="Leelawadee UI" w:cs="Leelawadee UI"/>
+                <w:b w:val="0"/>
                 <w:color w:val="000000"/>
-                <w:sz w:val="20"/>
+                <w:sz w:val="19"/>
               </w:rPr>
               <w:t>Admin Group</w:t>
             </w:r>
@@ -724,7 +584,7 @@
         </w:tc>
         <w:tc>
           <w:tcPr>
-            <w:tcW w:type="dxa" w:w="7416"/>
+            <w:tcW w:type="dxa" w:w="4680"/>
             <w:vAlign w:val="center"/>
             <w:tcMar>
               <w:top w:w="80" w:type="dxa"/>
@@ -735,15 +595,16 @@
           </w:tcPr>
           <w:p>
             <w:pPr>
-              <w:spacing w:after="0" w:line="276" w:lineRule="auto"/>
+              <w:spacing w:after="40"/>
             </w:pPr>
             <w:r>
               <w:rPr>
-                <w:rFonts w:ascii="Tahoma" w:hAnsi="Tahoma" w:eastAsia="Tahoma"/>
+                <w:rFonts w:ascii="Calibri" w:hAnsi="Calibri" w:eastAsia="Leelawadee UI" w:cs="Leelawadee UI"/>
+                <w:b w:val="0"/>
                 <w:color w:val="000000"/>
-                <w:sz w:val="20"/>
+                <w:sz w:val="19"/>
               </w:rPr>
-              <w:t>แนะนำให้สร้างกลุ่ม Domain Local เช่น FileShare-Admins สำหรับผู้ดูแลสิทธิ์</w:t>
+              <w:t>แนะนำให้สร้างกลุ่ม Domain Local เช่น FileShare-Admins</w:t>
             </w:r>
           </w:p>
         </w:tc>
@@ -751,7 +612,7 @@
       <w:tr>
         <w:tc>
           <w:tcPr>
-            <w:tcW w:type="dxa" w:w="1944"/>
+            <w:tcW w:type="dxa" w:w="4680"/>
             <w:vAlign w:val="center"/>
             <w:tcMar>
               <w:top w:w="80" w:type="dxa"/>
@@ -762,13 +623,14 @@
           </w:tcPr>
           <w:p>
             <w:pPr>
-              <w:spacing w:after="0" w:line="276" w:lineRule="auto"/>
+              <w:spacing w:after="40"/>
             </w:pPr>
             <w:r>
               <w:rPr>
-                <w:rFonts w:ascii="Tahoma" w:hAnsi="Tahoma" w:eastAsia="Tahoma"/>
+                <w:rFonts w:ascii="Calibri" w:hAnsi="Calibri" w:eastAsia="Leelawadee UI" w:cs="Leelawadee UI"/>
+                <w:b w:val="0"/>
                 <w:color w:val="000000"/>
-                <w:sz w:val="20"/>
+                <w:sz w:val="19"/>
               </w:rPr>
               <w:t>Change Control</w:t>
             </w:r>
@@ -776,7 +638,7 @@
         </w:tc>
         <w:tc>
           <w:tcPr>
-            <w:tcW w:type="dxa" w:w="7416"/>
+            <w:tcW w:type="dxa" w:w="4680"/>
             <w:vAlign w:val="center"/>
             <w:tcMar>
               <w:top w:w="80" w:type="dxa"/>
@@ -787,13 +649,14 @@
           </w:tcPr>
           <w:p>
             <w:pPr>
-              <w:spacing w:after="0" w:line="276" w:lineRule="auto"/>
+              <w:spacing w:after="40"/>
             </w:pPr>
             <w:r>
               <w:rPr>
-                <w:rFonts w:ascii="Tahoma" w:hAnsi="Tahoma" w:eastAsia="Tahoma"/>
+                <w:rFonts w:ascii="Calibri" w:hAnsi="Calibri" w:eastAsia="Leelawadee UI" w:cs="Leelawadee UI"/>
+                <w:b w:val="0"/>
                 <w:color w:val="000000"/>
-                <w:sz w:val="20"/>
+                <w:sz w:val="19"/>
               </w:rPr>
               <w:t>สำรองค่าปัจจุบัน กำหนดช่วงเวลาดำเนินการ และแจ้งผู้เกี่ยวข้องก่อนใช้งานจริง</w:t>
             </w:r>
@@ -801,96 +664,7 @@
         </w:tc>
       </w:tr>
     </w:tbl>
-    <w:p>
-      <w:pPr>
-        <w:spacing w:before="0" w:after="40" w:line="300" w:lineRule="auto"/>
-      </w:pPr>
-    </w:p>
-    <w:p>
-      <w:pPr>
-        <w:pStyle w:val="Heading1"/>
-        <w:spacing w:before="280" w:after="140"/>
-      </w:pPr>
-      <w:r>
-        <w:rPr>
-          <w:rFonts w:ascii="Tahoma" w:hAnsi="Tahoma" w:eastAsia="Tahoma"/>
-          <w:b/>
-          <w:color w:val="2E74B5"/>
-          <w:sz w:val="32"/>
-        </w:rPr>
-        <w:t>3. สร้างโครงสร้างโฟลเดอร์และ SMB Share</w:t>
-      </w:r>
-    </w:p>
-    <w:p>
-      <w:pPr>
-        <w:pStyle w:val="ListNumber"/>
-        <w:spacing w:after="80" w:line="300" w:lineRule="auto"/>
-      </w:pPr>
-      <w:r>
-        <w:rPr>
-          <w:rFonts w:ascii="Tahoma" w:hAnsi="Tahoma" w:eastAsia="Tahoma"/>
-          <w:color w:val="000000"/>
-          <w:sz w:val="22"/>
-        </w:rPr>
-        <w:t>เข้าสู่ระบบ File Server ด้วยบัญชีผู้ดูแลระบบที่ได้รับอนุมัติ</w:t>
-      </w:r>
-    </w:p>
-    <w:p>
-      <w:pPr>
-        <w:pStyle w:val="ListNumber"/>
-        <w:spacing w:after="80" w:line="300" w:lineRule="auto"/>
-      </w:pPr>
-      <w:r>
-        <w:rPr>
-          <w:rFonts w:ascii="Tahoma" w:hAnsi="Tahoma" w:eastAsia="Tahoma"/>
-          <w:color w:val="000000"/>
-          <w:sz w:val="22"/>
-        </w:rPr>
-        <w:t>สร้างโฟลเดอร์หลัก เช่น D:\Shares\Users</w:t>
-      </w:r>
-    </w:p>
-    <w:p>
-      <w:pPr>
-        <w:pStyle w:val="ListNumber"/>
-        <w:spacing w:after="80" w:line="300" w:lineRule="auto"/>
-      </w:pPr>
-      <w:r>
-        <w:rPr>
-          <w:rFonts w:ascii="Tahoma" w:hAnsi="Tahoma" w:eastAsia="Tahoma"/>
-          <w:color w:val="000000"/>
-          <w:sz w:val="22"/>
-        </w:rPr>
-        <w:t>สร้าง SMB Share ชื่อ Users$ เพื่อซ่อน share จากการ browse ทั่วไป</w:t>
-      </w:r>
-    </w:p>
-    <w:p>
-      <w:pPr>
-        <w:pStyle w:val="ListNumber"/>
-        <w:spacing w:after="80" w:line="300" w:lineRule="auto"/>
-      </w:pPr>
-      <w:r>
-        <w:rPr>
-          <w:rFonts w:ascii="Tahoma" w:hAnsi="Tahoma" w:eastAsia="Tahoma"/>
-          <w:color w:val="000000"/>
-          <w:sz w:val="22"/>
-        </w:rPr>
-        <w:t>เปิด Access-Based Enumeration และกำหนด Share Permission ให้กลุ่มผู้ใช้เข้าถึง share ได้ในระดับ Change ส่วนผู้ดูแลระบบเป็น Full Control</w:t>
-      </w:r>
-    </w:p>
-    <w:p>
-      <w:pPr>
-        <w:pStyle w:val="ListNumber"/>
-        <w:spacing w:after="80" w:line="300" w:lineRule="auto"/>
-      </w:pPr>
-      <w:r>
-        <w:rPr>
-          <w:rFonts w:ascii="Tahoma" w:hAnsi="Tahoma" w:eastAsia="Tahoma"/>
-          <w:color w:val="000000"/>
-          <w:sz w:val="22"/>
-        </w:rPr>
-        <w:t>เปิด SMB Encryption หากนโยบายองค์กรกำหนดและเครื่องลูกข่ายรองรับ</w:t>
-      </w:r>
-    </w:p>
+    <w:p/>
     <w:tbl>
       <w:tblPr>
         <w:tblStyle w:val="TableGrid"/>
@@ -903,13 +677,10 @@
         <w:gridCol w:w="9360"/>
       </w:tblGrid>
       <w:tr>
-        <w:trPr>
-          <w:tblHeader w:val="true"/>
-        </w:trPr>
         <w:tc>
           <w:tcPr>
             <w:tcW w:type="dxa" w:w="9360"/>
-            <w:shd w:fill="F7F9FB"/>
+            <w:shd w:fill="FFF4CE"/>
             <w:tcMar>
               <w:top w:w="80" w:type="dxa"/>
               <w:start w:w="120" w:type="dxa"/>
@@ -919,129 +690,975 @@
             <w:vAlign w:val="center"/>
           </w:tcPr>
           <w:p>
-            <w:pPr>
-              <w:spacing w:after="0"/>
-            </w:pPr>
             <w:r>
               <w:rPr>
-                <w:rFonts w:ascii="Consolas" w:hAnsi="Consolas"/>
-                <w:sz w:val="17"/>
+                <w:rFonts w:ascii="Calibri" w:hAnsi="Calibri" w:eastAsia="Leelawadee UI" w:cs="Leelawadee UI"/>
+                <w:b/>
+                <w:color w:val="1F3A5F"/>
+                <w:sz w:val="20"/>
               </w:rPr>
-              <w:t>$Root = 'D:\Shares\Users'</w:t>
-            </w:r>
-            <w:r>
-              <w:br/>
+              <w:t xml:space="preserve">Warning: </w:t>
             </w:r>
             <w:r>
               <w:rPr>
-                <w:rFonts w:ascii="Consolas" w:hAnsi="Consolas"/>
-                <w:sz w:val="17"/>
+                <w:rFonts w:ascii="Calibri" w:hAnsi="Calibri" w:eastAsia="Leelawadee UI" w:cs="Leelawadee UI"/>
+                <w:color w:val="000000"/>
+                <w:sz w:val="20"/>
               </w:rPr>
-              <w:t>New-Item -ItemType Directory -Path $Root -Force</w:t>
-            </w:r>
-            <w:r>
-              <w:br/>
-            </w:r>
-            <w:r>
-              <w:rPr>
-                <w:rFonts w:ascii="Consolas" w:hAnsi="Consolas"/>
-                <w:sz w:val="17"/>
-              </w:rPr>
-              <w:t>New-SmbShare -Name 'Users$' -Path $Root `</w:t>
-            </w:r>
-            <w:r>
-              <w:br/>
-            </w:r>
-            <w:r>
-              <w:rPr>
-                <w:rFonts w:ascii="Consolas" w:hAnsi="Consolas"/>
-                <w:sz w:val="17"/>
-              </w:rPr>
-              <w:t xml:space="preserve">  -ChangeAccess 'CONTOSO\Domain Users' `</w:t>
-            </w:r>
-            <w:r>
-              <w:br/>
-            </w:r>
-            <w:r>
-              <w:rPr>
-                <w:rFonts w:ascii="Consolas" w:hAnsi="Consolas"/>
-                <w:sz w:val="17"/>
-              </w:rPr>
-              <w:t xml:space="preserve">  -FullAccess 'BUILTIN\Administrators','CONTOSO\FileShare-Admins' `</w:t>
-            </w:r>
-            <w:r>
-              <w:br/>
-            </w:r>
-            <w:r>
-              <w:rPr>
-                <w:rFonts w:ascii="Consolas" w:hAnsi="Consolas"/>
-                <w:sz w:val="17"/>
-              </w:rPr>
-              <w:t xml:space="preserve">  -FolderEnumerationMode AccessBased</w:t>
-            </w:r>
-            <w:r>
-              <w:br/>
-            </w:r>
-            <w:r>
-              <w:rPr>
-                <w:rFonts w:ascii="Consolas" w:hAnsi="Consolas"/>
-                <w:sz w:val="17"/>
-              </w:rPr>
-              <w:t>Set-SmbShare -Name 'Users$' -CachingMode None</w:t>
-            </w:r>
-            <w:r>
-              <w:br/>
-            </w:r>
-            <w:r>
-              <w:rPr>
-                <w:rFonts w:ascii="Consolas" w:hAnsi="Consolas"/>
-                <w:sz w:val="17"/>
-              </w:rPr>
-              <w:t># หากต้องการบังคับเข้ารหัส SMB และระบบรองรับ</w:t>
-            </w:r>
-            <w:r>
-              <w:br/>
-            </w:r>
-            <w:r>
-              <w:rPr>
-                <w:rFonts w:ascii="Consolas" w:hAnsi="Consolas"/>
-                <w:sz w:val="17"/>
-              </w:rPr>
-              <w:t>Set-SmbShare -Name 'Users$' -EncryptData $true</w:t>
+              <w:t>ข้อมูลผู้ใช้ Share ส่วนตัวอาจมีข้อมูลสำคัญหรือข้อมูลส่วนบุคคล ต้องกำหนด backup, retention, audit และสิทธิ์ผู้ดูแลระบบให้ชัดเจนก่อนเปิดใช้งานจริง</w:t>
             </w:r>
           </w:p>
         </w:tc>
       </w:tr>
     </w:tbl>
-    <w:p>
-      <w:pPr>
-        <w:spacing w:before="0" w:after="40" w:line="300" w:lineRule="auto"/>
-      </w:pPr>
-    </w:p>
+    <w:p/>
     <w:p>
       <w:pPr>
         <w:pStyle w:val="Heading1"/>
-        <w:spacing w:before="280" w:after="140"/>
       </w:pPr>
       <w:r>
-        <w:rPr>
-          <w:rFonts w:ascii="Tahoma" w:hAnsi="Tahoma" w:eastAsia="Tahoma"/>
-          <w:b/>
-          <w:color w:val="2E74B5"/>
-          <w:sz w:val="32"/>
-        </w:rPr>
-        <w:t>4. กำหนด NTFS Permission</w:t>
+        <w:t>4.1 ข้อมูลที่ต้องเตรียม</w:t>
+      </w:r>
+    </w:p>
+    <w:tbl>
+      <w:tblPr>
+        <w:tblStyle w:val="TableGrid"/>
+        <w:tblW w:type="dxa" w:w="9360"/>
+        <w:jc w:val="left"/>
+        <w:tblLayout w:type="fixed"/>
+        <w:tblLook w:firstColumn="1" w:firstRow="1" w:lastColumn="0" w:lastRow="0" w:noHBand="0" w:noVBand="1" w:val="04A0"/>
+      </w:tblPr>
+      <w:tblGrid>
+        <w:gridCol w:w="3120"/>
+        <w:gridCol w:w="3120"/>
+        <w:gridCol w:w="3120"/>
+      </w:tblGrid>
+      <w:tr>
+        <w:tc>
+          <w:tcPr>
+            <w:tcW w:type="dxa" w:w="3120"/>
+            <w:shd w:fill="E8EEF5"/>
+            <w:vAlign w:val="center"/>
+            <w:tcMar>
+              <w:top w:w="80" w:type="dxa"/>
+              <w:start w:w="120" w:type="dxa"/>
+              <w:bottom w:w="80" w:type="dxa"/>
+              <w:end w:w="120" w:type="dxa"/>
+            </w:tcMar>
+          </w:tcPr>
+          <w:p>
+            <w:pPr>
+              <w:spacing w:after="40"/>
+            </w:pPr>
+            <w:r>
+              <w:rPr>
+                <w:rFonts w:ascii="Calibri" w:hAnsi="Calibri" w:eastAsia="Leelawadee UI" w:cs="Leelawadee UI"/>
+                <w:b/>
+                <w:color w:val="000000"/>
+                <w:sz w:val="19"/>
+              </w:rPr>
+              <w:t>รายการ</w:t>
+            </w:r>
+          </w:p>
+        </w:tc>
+        <w:tc>
+          <w:tcPr>
+            <w:tcW w:type="dxa" w:w="3120"/>
+            <w:shd w:fill="E8EEF5"/>
+            <w:vAlign w:val="center"/>
+            <w:tcMar>
+              <w:top w:w="80" w:type="dxa"/>
+              <w:start w:w="120" w:type="dxa"/>
+              <w:bottom w:w="80" w:type="dxa"/>
+              <w:end w:w="120" w:type="dxa"/>
+            </w:tcMar>
+          </w:tcPr>
+          <w:p>
+            <w:pPr>
+              <w:spacing w:after="40"/>
+            </w:pPr>
+            <w:r>
+              <w:rPr>
+                <w:rFonts w:ascii="Calibri" w:hAnsi="Calibri" w:eastAsia="Leelawadee UI" w:cs="Leelawadee UI"/>
+                <w:b/>
+                <w:color w:val="000000"/>
+                <w:sz w:val="19"/>
+              </w:rPr>
+              <w:t>ตัวอย่าง</w:t>
+            </w:r>
+          </w:p>
+        </w:tc>
+        <w:tc>
+          <w:tcPr>
+            <w:tcW w:type="dxa" w:w="3120"/>
+            <w:shd w:fill="E8EEF5"/>
+            <w:vAlign w:val="center"/>
+            <w:tcMar>
+              <w:top w:w="80" w:type="dxa"/>
+              <w:start w:w="120" w:type="dxa"/>
+              <w:bottom w:w="80" w:type="dxa"/>
+              <w:end w:w="120" w:type="dxa"/>
+            </w:tcMar>
+          </w:tcPr>
+          <w:p>
+            <w:pPr>
+              <w:spacing w:after="40"/>
+            </w:pPr>
+            <w:r>
+              <w:rPr>
+                <w:rFonts w:ascii="Calibri" w:hAnsi="Calibri" w:eastAsia="Leelawadee UI" w:cs="Leelawadee UI"/>
+                <w:b/>
+                <w:color w:val="000000"/>
+                <w:sz w:val="19"/>
+              </w:rPr>
+              <w:t>หมายเหตุ</w:t>
+            </w:r>
+          </w:p>
+        </w:tc>
+      </w:tr>
+      <w:tr>
+        <w:tc>
+          <w:tcPr>
+            <w:tcW w:type="dxa" w:w="3120"/>
+            <w:vAlign w:val="center"/>
+            <w:tcMar>
+              <w:top w:w="80" w:type="dxa"/>
+              <w:start w:w="120" w:type="dxa"/>
+              <w:bottom w:w="80" w:type="dxa"/>
+              <w:end w:w="120" w:type="dxa"/>
+            </w:tcMar>
+          </w:tcPr>
+          <w:p>
+            <w:pPr>
+              <w:spacing w:after="40"/>
+            </w:pPr>
+            <w:r>
+              <w:rPr>
+                <w:rFonts w:ascii="Calibri" w:hAnsi="Calibri" w:eastAsia="Leelawadee UI" w:cs="Leelawadee UI"/>
+                <w:b w:val="0"/>
+                <w:color w:val="000000"/>
+                <w:sz w:val="19"/>
+              </w:rPr>
+              <w:t>File Server</w:t>
+            </w:r>
+          </w:p>
+        </w:tc>
+        <w:tc>
+          <w:tcPr>
+            <w:tcW w:type="dxa" w:w="3120"/>
+            <w:vAlign w:val="center"/>
+            <w:tcMar>
+              <w:top w:w="80" w:type="dxa"/>
+              <w:start w:w="120" w:type="dxa"/>
+              <w:bottom w:w="80" w:type="dxa"/>
+              <w:end w:w="120" w:type="dxa"/>
+            </w:tcMar>
+          </w:tcPr>
+          <w:p>
+            <w:pPr>
+              <w:spacing w:after="40"/>
+            </w:pPr>
+            <w:r>
+              <w:rPr>
+                <w:rFonts w:ascii="Calibri" w:hAnsi="Calibri" w:eastAsia="Leelawadee UI" w:cs="Leelawadee UI"/>
+                <w:b w:val="0"/>
+                <w:color w:val="000000"/>
+                <w:sz w:val="19"/>
+              </w:rPr>
+              <w:t>FS01</w:t>
+            </w:r>
+          </w:p>
+        </w:tc>
+        <w:tc>
+          <w:tcPr>
+            <w:tcW w:type="dxa" w:w="3120"/>
+            <w:vAlign w:val="center"/>
+            <w:tcMar>
+              <w:top w:w="80" w:type="dxa"/>
+              <w:start w:w="120" w:type="dxa"/>
+              <w:bottom w:w="80" w:type="dxa"/>
+              <w:end w:w="120" w:type="dxa"/>
+            </w:tcMar>
+          </w:tcPr>
+          <w:p>
+            <w:pPr>
+              <w:spacing w:after="40"/>
+            </w:pPr>
+            <w:r>
+              <w:rPr>
+                <w:rFonts w:ascii="Calibri" w:hAnsi="Calibri" w:eastAsia="Leelawadee UI" w:cs="Leelawadee UI"/>
+                <w:b w:val="0"/>
+                <w:color w:val="000000"/>
+                <w:sz w:val="19"/>
+              </w:rPr>
+              <w:t>ควรมี DNS record ที่เสถียร</w:t>
+            </w:r>
+          </w:p>
+        </w:tc>
+      </w:tr>
+      <w:tr>
+        <w:tc>
+          <w:tcPr>
+            <w:tcW w:type="dxa" w:w="3120"/>
+            <w:vAlign w:val="center"/>
+            <w:tcMar>
+              <w:top w:w="80" w:type="dxa"/>
+              <w:start w:w="120" w:type="dxa"/>
+              <w:bottom w:w="80" w:type="dxa"/>
+              <w:end w:w="120" w:type="dxa"/>
+            </w:tcMar>
+          </w:tcPr>
+          <w:p>
+            <w:pPr>
+              <w:spacing w:after="40"/>
+            </w:pPr>
+            <w:r>
+              <w:rPr>
+                <w:rFonts w:ascii="Calibri" w:hAnsi="Calibri" w:eastAsia="Leelawadee UI" w:cs="Leelawadee UI"/>
+                <w:b w:val="0"/>
+                <w:color w:val="000000"/>
+                <w:sz w:val="19"/>
+              </w:rPr>
+              <w:t>Share Name</w:t>
+            </w:r>
+          </w:p>
+        </w:tc>
+        <w:tc>
+          <w:tcPr>
+            <w:tcW w:type="dxa" w:w="3120"/>
+            <w:vAlign w:val="center"/>
+            <w:tcMar>
+              <w:top w:w="80" w:type="dxa"/>
+              <w:start w:w="120" w:type="dxa"/>
+              <w:bottom w:w="80" w:type="dxa"/>
+              <w:end w:w="120" w:type="dxa"/>
+            </w:tcMar>
+          </w:tcPr>
+          <w:p>
+            <w:pPr>
+              <w:spacing w:after="40"/>
+            </w:pPr>
+            <w:r>
+              <w:rPr>
+                <w:rFonts w:ascii="Calibri" w:hAnsi="Calibri" w:eastAsia="Leelawadee UI" w:cs="Leelawadee UI"/>
+                <w:b w:val="0"/>
+                <w:color w:val="000000"/>
+                <w:sz w:val="19"/>
+              </w:rPr>
+              <w:t>Users$</w:t>
+            </w:r>
+          </w:p>
+        </w:tc>
+        <w:tc>
+          <w:tcPr>
+            <w:tcW w:type="dxa" w:w="3120"/>
+            <w:vAlign w:val="center"/>
+            <w:tcMar>
+              <w:top w:w="80" w:type="dxa"/>
+              <w:start w:w="120" w:type="dxa"/>
+              <w:bottom w:w="80" w:type="dxa"/>
+              <w:end w:w="120" w:type="dxa"/>
+            </w:tcMar>
+          </w:tcPr>
+          <w:p>
+            <w:pPr>
+              <w:spacing w:after="40"/>
+            </w:pPr>
+            <w:r>
+              <w:rPr>
+                <w:rFonts w:ascii="Calibri" w:hAnsi="Calibri" w:eastAsia="Leelawadee UI" w:cs="Leelawadee UI"/>
+                <w:b w:val="0"/>
+                <w:color w:val="000000"/>
+                <w:sz w:val="19"/>
+              </w:rPr>
+              <w:t>ใช้ $ เพื่อซ่อนจาก browse ทั่วไป</w:t>
+            </w:r>
+          </w:p>
+        </w:tc>
+      </w:tr>
+      <w:tr>
+        <w:tc>
+          <w:tcPr>
+            <w:tcW w:type="dxa" w:w="3120"/>
+            <w:vAlign w:val="center"/>
+            <w:tcMar>
+              <w:top w:w="80" w:type="dxa"/>
+              <w:start w:w="120" w:type="dxa"/>
+              <w:bottom w:w="80" w:type="dxa"/>
+              <w:end w:w="120" w:type="dxa"/>
+            </w:tcMar>
+          </w:tcPr>
+          <w:p>
+            <w:pPr>
+              <w:spacing w:after="40"/>
+            </w:pPr>
+            <w:r>
+              <w:rPr>
+                <w:rFonts w:ascii="Calibri" w:hAnsi="Calibri" w:eastAsia="Leelawadee UI" w:cs="Leelawadee UI"/>
+                <w:b w:val="0"/>
+                <w:color w:val="000000"/>
+                <w:sz w:val="19"/>
+              </w:rPr>
+              <w:t>Root Path</w:t>
+            </w:r>
+          </w:p>
+        </w:tc>
+        <w:tc>
+          <w:tcPr>
+            <w:tcW w:type="dxa" w:w="3120"/>
+            <w:vAlign w:val="center"/>
+            <w:tcMar>
+              <w:top w:w="80" w:type="dxa"/>
+              <w:start w:w="120" w:type="dxa"/>
+              <w:bottom w:w="80" w:type="dxa"/>
+              <w:end w:w="120" w:type="dxa"/>
+            </w:tcMar>
+          </w:tcPr>
+          <w:p>
+            <w:pPr>
+              <w:spacing w:after="40"/>
+            </w:pPr>
+            <w:r>
+              <w:rPr>
+                <w:rFonts w:ascii="Calibri" w:hAnsi="Calibri" w:eastAsia="Leelawadee UI" w:cs="Leelawadee UI"/>
+                <w:b w:val="0"/>
+                <w:color w:val="000000"/>
+                <w:sz w:val="19"/>
+              </w:rPr>
+              <w:t>D:\Shares\Users</w:t>
+            </w:r>
+          </w:p>
+        </w:tc>
+        <w:tc>
+          <w:tcPr>
+            <w:tcW w:type="dxa" w:w="3120"/>
+            <w:vAlign w:val="center"/>
+            <w:tcMar>
+              <w:top w:w="80" w:type="dxa"/>
+              <w:start w:w="120" w:type="dxa"/>
+              <w:bottom w:w="80" w:type="dxa"/>
+              <w:end w:w="120" w:type="dxa"/>
+            </w:tcMar>
+          </w:tcPr>
+          <w:p>
+            <w:pPr>
+              <w:spacing w:after="40"/>
+            </w:pPr>
+            <w:r>
+              <w:rPr>
+                <w:rFonts w:ascii="Calibri" w:hAnsi="Calibri" w:eastAsia="Leelawadee UI" w:cs="Leelawadee UI"/>
+                <w:b w:val="0"/>
+                <w:color w:val="000000"/>
+                <w:sz w:val="19"/>
+              </w:rPr>
+              <w:t>แยก volume จาก OS หากทำได้</w:t>
+            </w:r>
+          </w:p>
+        </w:tc>
+      </w:tr>
+      <w:tr>
+        <w:tc>
+          <w:tcPr>
+            <w:tcW w:type="dxa" w:w="3120"/>
+            <w:vAlign w:val="center"/>
+            <w:tcMar>
+              <w:top w:w="80" w:type="dxa"/>
+              <w:start w:w="120" w:type="dxa"/>
+              <w:bottom w:w="80" w:type="dxa"/>
+              <w:end w:w="120" w:type="dxa"/>
+            </w:tcMar>
+          </w:tcPr>
+          <w:p>
+            <w:pPr>
+              <w:spacing w:after="40"/>
+            </w:pPr>
+            <w:r>
+              <w:rPr>
+                <w:rFonts w:ascii="Calibri" w:hAnsi="Calibri" w:eastAsia="Leelawadee UI" w:cs="Leelawadee UI"/>
+                <w:b w:val="0"/>
+                <w:color w:val="000000"/>
+                <w:sz w:val="19"/>
+              </w:rPr>
+              <w:t>Drive Letter</w:t>
+            </w:r>
+          </w:p>
+        </w:tc>
+        <w:tc>
+          <w:tcPr>
+            <w:tcW w:type="dxa" w:w="3120"/>
+            <w:vAlign w:val="center"/>
+            <w:tcMar>
+              <w:top w:w="80" w:type="dxa"/>
+              <w:start w:w="120" w:type="dxa"/>
+              <w:bottom w:w="80" w:type="dxa"/>
+              <w:end w:w="120" w:type="dxa"/>
+            </w:tcMar>
+          </w:tcPr>
+          <w:p>
+            <w:pPr>
+              <w:spacing w:after="40"/>
+            </w:pPr>
+            <w:r>
+              <w:rPr>
+                <w:rFonts w:ascii="Calibri" w:hAnsi="Calibri" w:eastAsia="Leelawadee UI" w:cs="Leelawadee UI"/>
+                <w:b w:val="0"/>
+                <w:color w:val="000000"/>
+                <w:sz w:val="19"/>
+              </w:rPr>
+              <w:t>H:</w:t>
+            </w:r>
+          </w:p>
+        </w:tc>
+        <w:tc>
+          <w:tcPr>
+            <w:tcW w:type="dxa" w:w="3120"/>
+            <w:vAlign w:val="center"/>
+            <w:tcMar>
+              <w:top w:w="80" w:type="dxa"/>
+              <w:start w:w="120" w:type="dxa"/>
+              <w:bottom w:w="80" w:type="dxa"/>
+              <w:end w:w="120" w:type="dxa"/>
+            </w:tcMar>
+          </w:tcPr>
+          <w:p>
+            <w:pPr>
+              <w:spacing w:after="40"/>
+            </w:pPr>
+            <w:r>
+              <w:rPr>
+                <w:rFonts w:ascii="Calibri" w:hAnsi="Calibri" w:eastAsia="Leelawadee UI" w:cs="Leelawadee UI"/>
+                <w:b w:val="0"/>
+                <w:color w:val="000000"/>
+                <w:sz w:val="19"/>
+              </w:rPr>
+              <w:t>ตรวจไม่ชนกับ drive อื่นขององค์กร</w:t>
+            </w:r>
+          </w:p>
+        </w:tc>
+      </w:tr>
+      <w:tr>
+        <w:tc>
+          <w:tcPr>
+            <w:tcW w:type="dxa" w:w="3120"/>
+            <w:vAlign w:val="center"/>
+            <w:tcMar>
+              <w:top w:w="80" w:type="dxa"/>
+              <w:start w:w="120" w:type="dxa"/>
+              <w:bottom w:w="80" w:type="dxa"/>
+              <w:end w:w="120" w:type="dxa"/>
+            </w:tcMar>
+          </w:tcPr>
+          <w:p>
+            <w:pPr>
+              <w:spacing w:after="40"/>
+            </w:pPr>
+            <w:r>
+              <w:rPr>
+                <w:rFonts w:ascii="Calibri" w:hAnsi="Calibri" w:eastAsia="Leelawadee UI" w:cs="Leelawadee UI"/>
+                <w:b w:val="0"/>
+                <w:color w:val="000000"/>
+                <w:sz w:val="19"/>
+              </w:rPr>
+              <w:t>User Scope</w:t>
+            </w:r>
+          </w:p>
+        </w:tc>
+        <w:tc>
+          <w:tcPr>
+            <w:tcW w:type="dxa" w:w="3120"/>
+            <w:vAlign w:val="center"/>
+            <w:tcMar>
+              <w:top w:w="80" w:type="dxa"/>
+              <w:start w:w="120" w:type="dxa"/>
+              <w:bottom w:w="80" w:type="dxa"/>
+              <w:end w:w="120" w:type="dxa"/>
+            </w:tcMar>
+          </w:tcPr>
+          <w:p>
+            <w:pPr>
+              <w:spacing w:after="40"/>
+            </w:pPr>
+            <w:r>
+              <w:rPr>
+                <w:rFonts w:ascii="Calibri" w:hAnsi="Calibri" w:eastAsia="Leelawadee UI" w:cs="Leelawadee UI"/>
+                <w:b w:val="0"/>
+                <w:color w:val="000000"/>
+                <w:sz w:val="19"/>
+              </w:rPr>
+              <w:t>OU หรือ security group</w:t>
+            </w:r>
+          </w:p>
+        </w:tc>
+        <w:tc>
+          <w:tcPr>
+            <w:tcW w:type="dxa" w:w="3120"/>
+            <w:vAlign w:val="center"/>
+            <w:tcMar>
+              <w:top w:w="80" w:type="dxa"/>
+              <w:start w:w="120" w:type="dxa"/>
+              <w:bottom w:w="80" w:type="dxa"/>
+              <w:end w:w="120" w:type="dxa"/>
+            </w:tcMar>
+          </w:tcPr>
+          <w:p>
+            <w:pPr>
+              <w:spacing w:after="40"/>
+            </w:pPr>
+            <w:r>
+              <w:rPr>
+                <w:rFonts w:ascii="Calibri" w:hAnsi="Calibri" w:eastAsia="Leelawadee UI" w:cs="Leelawadee UI"/>
+                <w:b w:val="0"/>
+                <w:color w:val="000000"/>
+                <w:sz w:val="19"/>
+              </w:rPr>
+              <w:t>ใช้จำกัด GPO scope</w:t>
+            </w:r>
+          </w:p>
+        </w:tc>
+      </w:tr>
+      <w:tr>
+        <w:tc>
+          <w:tcPr>
+            <w:tcW w:type="dxa" w:w="3120"/>
+            <w:vAlign w:val="center"/>
+            <w:tcMar>
+              <w:top w:w="80" w:type="dxa"/>
+              <w:start w:w="120" w:type="dxa"/>
+              <w:bottom w:w="80" w:type="dxa"/>
+              <w:end w:w="120" w:type="dxa"/>
+            </w:tcMar>
+          </w:tcPr>
+          <w:p>
+            <w:pPr>
+              <w:spacing w:after="40"/>
+            </w:pPr>
+            <w:r>
+              <w:rPr>
+                <w:rFonts w:ascii="Calibri" w:hAnsi="Calibri" w:eastAsia="Leelawadee UI" w:cs="Leelawadee UI"/>
+                <w:b w:val="0"/>
+                <w:color w:val="000000"/>
+                <w:sz w:val="19"/>
+              </w:rPr>
+              <w:t>Admin Group</w:t>
+            </w:r>
+          </w:p>
+        </w:tc>
+        <w:tc>
+          <w:tcPr>
+            <w:tcW w:type="dxa" w:w="3120"/>
+            <w:vAlign w:val="center"/>
+            <w:tcMar>
+              <w:top w:w="80" w:type="dxa"/>
+              <w:start w:w="120" w:type="dxa"/>
+              <w:bottom w:w="80" w:type="dxa"/>
+              <w:end w:w="120" w:type="dxa"/>
+            </w:tcMar>
+          </w:tcPr>
+          <w:p>
+            <w:pPr>
+              <w:spacing w:after="40"/>
+            </w:pPr>
+            <w:r>
+              <w:rPr>
+                <w:rFonts w:ascii="Calibri" w:hAnsi="Calibri" w:eastAsia="Leelawadee UI" w:cs="Leelawadee UI"/>
+                <w:b w:val="0"/>
+                <w:color w:val="000000"/>
+                <w:sz w:val="19"/>
+              </w:rPr>
+              <w:t>CONTOSO\FileShare-Admins</w:t>
+            </w:r>
+          </w:p>
+        </w:tc>
+        <w:tc>
+          <w:tcPr>
+            <w:tcW w:type="dxa" w:w="3120"/>
+            <w:vAlign w:val="center"/>
+            <w:tcMar>
+              <w:top w:w="80" w:type="dxa"/>
+              <w:start w:w="120" w:type="dxa"/>
+              <w:bottom w:w="80" w:type="dxa"/>
+              <w:end w:w="120" w:type="dxa"/>
+            </w:tcMar>
+          </w:tcPr>
+          <w:p>
+            <w:pPr>
+              <w:spacing w:after="40"/>
+            </w:pPr>
+            <w:r>
+              <w:rPr>
+                <w:rFonts w:ascii="Calibri" w:hAnsi="Calibri" w:eastAsia="Leelawadee UI" w:cs="Leelawadee UI"/>
+                <w:b w:val="0"/>
+                <w:color w:val="000000"/>
+                <w:sz w:val="19"/>
+              </w:rPr>
+              <w:t>ทบทวนสมาชิกเป็นประจำ</w:t>
+            </w:r>
+          </w:p>
+        </w:tc>
+      </w:tr>
+      <w:tr>
+        <w:tc>
+          <w:tcPr>
+            <w:tcW w:type="dxa" w:w="3120"/>
+            <w:vAlign w:val="center"/>
+            <w:tcMar>
+              <w:top w:w="80" w:type="dxa"/>
+              <w:start w:w="120" w:type="dxa"/>
+              <w:bottom w:w="80" w:type="dxa"/>
+              <w:end w:w="120" w:type="dxa"/>
+            </w:tcMar>
+          </w:tcPr>
+          <w:p>
+            <w:pPr>
+              <w:spacing w:after="40"/>
+            </w:pPr>
+            <w:r>
+              <w:rPr>
+                <w:rFonts w:ascii="Calibri" w:hAnsi="Calibri" w:eastAsia="Leelawadee UI" w:cs="Leelawadee UI"/>
+                <w:b w:val="0"/>
+                <w:color w:val="000000"/>
+                <w:sz w:val="19"/>
+              </w:rPr>
+              <w:t>Backup Policy</w:t>
+            </w:r>
+          </w:p>
+        </w:tc>
+        <w:tc>
+          <w:tcPr>
+            <w:tcW w:type="dxa" w:w="3120"/>
+            <w:vAlign w:val="center"/>
+            <w:tcMar>
+              <w:top w:w="80" w:type="dxa"/>
+              <w:start w:w="120" w:type="dxa"/>
+              <w:bottom w:w="80" w:type="dxa"/>
+              <w:end w:w="120" w:type="dxa"/>
+            </w:tcMar>
+          </w:tcPr>
+          <w:p>
+            <w:pPr>
+              <w:spacing w:after="40"/>
+            </w:pPr>
+            <w:r>
+              <w:rPr>
+                <w:rFonts w:ascii="Calibri" w:hAnsi="Calibri" w:eastAsia="Leelawadee UI" w:cs="Leelawadee UI"/>
+                <w:b w:val="0"/>
+                <w:color w:val="000000"/>
+                <w:sz w:val="19"/>
+              </w:rPr>
+            </w:r>
+          </w:p>
+        </w:tc>
+        <w:tc>
+          <w:tcPr>
+            <w:tcW w:type="dxa" w:w="3120"/>
+            <w:vAlign w:val="center"/>
+            <w:tcMar>
+              <w:top w:w="80" w:type="dxa"/>
+              <w:start w:w="120" w:type="dxa"/>
+              <w:bottom w:w="80" w:type="dxa"/>
+              <w:end w:w="120" w:type="dxa"/>
+            </w:tcMar>
+          </w:tcPr>
+          <w:p>
+            <w:pPr>
+              <w:spacing w:after="40"/>
+            </w:pPr>
+            <w:r>
+              <w:rPr>
+                <w:rFonts w:ascii="Calibri" w:hAnsi="Calibri" w:eastAsia="Leelawadee UI" w:cs="Leelawadee UI"/>
+                <w:b w:val="0"/>
+                <w:color w:val="000000"/>
+                <w:sz w:val="19"/>
+              </w:rPr>
+              <w:t>ระบุ retention และ restore owner</w:t>
+            </w:r>
+          </w:p>
+        </w:tc>
+      </w:tr>
+    </w:tbl>
+    <w:p/>
+    <w:p>
+      <w:pPr>
+        <w:pStyle w:val="Heading1"/>
+      </w:pPr>
+      <w:r>
+        <w:t>5. สร้างโครงสร้างโฟลเดอร์และ SMB Share</w:t>
       </w:r>
     </w:p>
     <w:p>
       <w:pPr>
-        <w:spacing w:before="0" w:after="120" w:line="300" w:lineRule="auto"/>
+        <w:pStyle w:val="ListNumber"/>
+        <w:spacing w:after="80"/>
       </w:pPr>
       <w:r>
         <w:rPr>
-          <w:rFonts w:ascii="Tahoma" w:hAnsi="Tahoma" w:eastAsia="Tahoma"/>
-          <w:b w:val="0"/>
-          <w:color w:val="000000"/>
+          <w:rFonts w:ascii="Calibri" w:hAnsi="Calibri" w:eastAsia="Leelawadee UI" w:cs="Leelawadee UI"/>
+          <w:sz w:val="22"/>
+        </w:rPr>
+        <w:t>เข้าสู่ระบบ File Server ด้วยบัญชีผู้ดูแลระบบที่ได้รับอนุมัติ</w:t>
+      </w:r>
+    </w:p>
+    <w:p>
+      <w:pPr>
+        <w:pStyle w:val="ListNumber"/>
+        <w:spacing w:after="80"/>
+      </w:pPr>
+      <w:r>
+        <w:rPr>
+          <w:rFonts w:ascii="Calibri" w:hAnsi="Calibri" w:eastAsia="Leelawadee UI" w:cs="Leelawadee UI"/>
+          <w:sz w:val="22"/>
+        </w:rPr>
+        <w:t>สร้างโฟลเดอร์หลัก เช่น D:\Shares\Users</w:t>
+      </w:r>
+    </w:p>
+    <w:p>
+      <w:pPr>
+        <w:pStyle w:val="ListNumber"/>
+        <w:spacing w:after="80"/>
+      </w:pPr>
+      <w:r>
+        <w:rPr>
+          <w:rFonts w:ascii="Calibri" w:hAnsi="Calibri" w:eastAsia="Leelawadee UI" w:cs="Leelawadee UI"/>
+          <w:sz w:val="22"/>
+        </w:rPr>
+        <w:t>สร้าง SMB Share ชื่อ Users$ เพื่อซ่อน share จากการ browse ทั่วไป</w:t>
+      </w:r>
+    </w:p>
+    <w:p>
+      <w:pPr>
+        <w:pStyle w:val="ListNumber"/>
+        <w:spacing w:after="80"/>
+      </w:pPr>
+      <w:r>
+        <w:rPr>
+          <w:rFonts w:ascii="Calibri" w:hAnsi="Calibri" w:eastAsia="Leelawadee UI" w:cs="Leelawadee UI"/>
+          <w:sz w:val="22"/>
+        </w:rPr>
+        <w:t>เปิด Access-Based Enumeration</w:t>
+      </w:r>
+    </w:p>
+    <w:p>
+      <w:pPr>
+        <w:pStyle w:val="ListNumber"/>
+        <w:spacing w:after="80"/>
+      </w:pPr>
+      <w:r>
+        <w:rPr>
+          <w:rFonts w:ascii="Calibri" w:hAnsi="Calibri" w:eastAsia="Leelawadee UI" w:cs="Leelawadee UI"/>
+          <w:sz w:val="22"/>
+        </w:rPr>
+        <w:t>กำหนด Share Permission ให้กลุ่มผู้ใช้เข้าถึง share ได้ในระดับ Change และให้ผู้ดูแลระบบเป็น Full Control</w:t>
+      </w:r>
+    </w:p>
+    <w:p>
+      <w:pPr>
+        <w:pStyle w:val="ListNumber"/>
+        <w:spacing w:after="80"/>
+      </w:pPr>
+      <w:r>
+        <w:rPr>
+          <w:rFonts w:ascii="Calibri" w:hAnsi="Calibri" w:eastAsia="Leelawadee UI" w:cs="Leelawadee UI"/>
+          <w:sz w:val="22"/>
+        </w:rPr>
+        <w:t>เปิด SMB Encryption หากนโยบายองค์กรกำหนดและเครื่องลูกข่ายรองรับ</w:t>
+      </w:r>
+    </w:p>
+    <w:p>
+      <w:pPr>
+        <w:spacing w:after="120"/>
+      </w:pPr>
+      <w:r>
+        <w:rPr>
+          <w:rFonts w:ascii="Calibri" w:hAnsi="Calibri" w:eastAsia="Leelawadee UI" w:cs="Leelawadee UI"/>
+          <w:sz w:val="22"/>
+        </w:rPr>
+        <w:t>ตัวอย่างคำสั่ง PowerShell:</w:t>
+      </w:r>
+    </w:p>
+    <w:p>
+      <w:pPr>
+        <w:spacing w:after="0"/>
+        <w:ind w:left="216"/>
+      </w:pPr>
+      <w:r>
+        <w:rPr>
+          <w:rFonts w:ascii="Consolas" w:hAnsi="Consolas" w:eastAsia="Consolas" w:cs="Consolas"/>
+          <w:color w:val="333333"/>
+          <w:sz w:val="18"/>
+        </w:rPr>
+        <w:t>$Root = 'D:\Shares\Users'</w:t>
+      </w:r>
+    </w:p>
+    <w:p>
+      <w:pPr>
+        <w:spacing w:after="0"/>
+        <w:ind w:left="216"/>
+      </w:pPr>
+      <w:r>
+        <w:rPr>
+          <w:rFonts w:ascii="Consolas" w:hAnsi="Consolas" w:eastAsia="Consolas" w:cs="Consolas"/>
+          <w:color w:val="333333"/>
+          <w:sz w:val="18"/>
+        </w:rPr>
+        <w:t>New-Item -ItemType Directory -Path $Root -Force</w:t>
+      </w:r>
+    </w:p>
+    <w:p>
+      <w:pPr>
+        <w:spacing w:after="0"/>
+        <w:ind w:left="216"/>
+      </w:pPr>
+      <w:r>
+        <w:rPr>
+          <w:rFonts w:ascii="Consolas" w:hAnsi="Consolas" w:eastAsia="Consolas" w:cs="Consolas"/>
+          <w:color w:val="333333"/>
+          <w:sz w:val="18"/>
+        </w:rPr>
+        <w:t xml:space="preserve"> </w:t>
+      </w:r>
+    </w:p>
+    <w:p>
+      <w:pPr>
+        <w:spacing w:after="0"/>
+        <w:ind w:left="216"/>
+      </w:pPr>
+      <w:r>
+        <w:rPr>
+          <w:rFonts w:ascii="Consolas" w:hAnsi="Consolas" w:eastAsia="Consolas" w:cs="Consolas"/>
+          <w:color w:val="333333"/>
+          <w:sz w:val="18"/>
+        </w:rPr>
+        <w:t>New-SmbShare -Name 'Users$' -Path $Root `</w:t>
+      </w:r>
+    </w:p>
+    <w:p>
+      <w:pPr>
+        <w:spacing w:after="0"/>
+        <w:ind w:left="216"/>
+      </w:pPr>
+      <w:r>
+        <w:rPr>
+          <w:rFonts w:ascii="Consolas" w:hAnsi="Consolas" w:eastAsia="Consolas" w:cs="Consolas"/>
+          <w:color w:val="333333"/>
+          <w:sz w:val="18"/>
+        </w:rPr>
+        <w:t xml:space="preserve">  -ChangeAccess 'CONTOSO\Domain Users' `</w:t>
+      </w:r>
+    </w:p>
+    <w:p>
+      <w:pPr>
+        <w:spacing w:after="0"/>
+        <w:ind w:left="216"/>
+      </w:pPr>
+      <w:r>
+        <w:rPr>
+          <w:rFonts w:ascii="Consolas" w:hAnsi="Consolas" w:eastAsia="Consolas" w:cs="Consolas"/>
+          <w:color w:val="333333"/>
+          <w:sz w:val="18"/>
+        </w:rPr>
+        <w:t xml:space="preserve">  -FullAccess 'BUILTIN\Administrators','CONTOSO\FileShare-Admins' `</w:t>
+      </w:r>
+    </w:p>
+    <w:p>
+      <w:pPr>
+        <w:spacing w:after="0"/>
+        <w:ind w:left="216"/>
+      </w:pPr>
+      <w:r>
+        <w:rPr>
+          <w:rFonts w:ascii="Consolas" w:hAnsi="Consolas" w:eastAsia="Consolas" w:cs="Consolas"/>
+          <w:color w:val="333333"/>
+          <w:sz w:val="18"/>
+        </w:rPr>
+        <w:t xml:space="preserve">  -FolderEnumerationMode AccessBased</w:t>
+      </w:r>
+    </w:p>
+    <w:p>
+      <w:pPr>
+        <w:spacing w:after="0"/>
+        <w:ind w:left="216"/>
+      </w:pPr>
+      <w:r>
+        <w:rPr>
+          <w:rFonts w:ascii="Consolas" w:hAnsi="Consolas" w:eastAsia="Consolas" w:cs="Consolas"/>
+          <w:color w:val="333333"/>
+          <w:sz w:val="18"/>
+        </w:rPr>
+        <w:t xml:space="preserve"> </w:t>
+      </w:r>
+    </w:p>
+    <w:p>
+      <w:pPr>
+        <w:spacing w:after="0"/>
+        <w:ind w:left="216"/>
+      </w:pPr>
+      <w:r>
+        <w:rPr>
+          <w:rFonts w:ascii="Consolas" w:hAnsi="Consolas" w:eastAsia="Consolas" w:cs="Consolas"/>
+          <w:color w:val="333333"/>
+          <w:sz w:val="18"/>
+        </w:rPr>
+        <w:t>Set-SmbShare -Name 'Users$' -CachingMode None</w:t>
+      </w:r>
+    </w:p>
+    <w:p>
+      <w:pPr>
+        <w:spacing w:after="0"/>
+        <w:ind w:left="216"/>
+      </w:pPr>
+      <w:r>
+        <w:rPr>
+          <w:rFonts w:ascii="Consolas" w:hAnsi="Consolas" w:eastAsia="Consolas" w:cs="Consolas"/>
+          <w:color w:val="333333"/>
+          <w:sz w:val="18"/>
+        </w:rPr>
+        <w:t xml:space="preserve"> </w:t>
+      </w:r>
+    </w:p>
+    <w:p>
+      <w:pPr>
+        <w:spacing w:after="0"/>
+        <w:ind w:left="216"/>
+      </w:pPr>
+      <w:r>
+        <w:rPr>
+          <w:rFonts w:ascii="Consolas" w:hAnsi="Consolas" w:eastAsia="Consolas" w:cs="Consolas"/>
+          <w:color w:val="333333"/>
+          <w:sz w:val="18"/>
+        </w:rPr>
+        <w:t># หากต้องการบังคับเข้ารหัส SMB และระบบรองรับ</w:t>
+      </w:r>
+    </w:p>
+    <w:p>
+      <w:pPr>
+        <w:spacing w:after="0"/>
+        <w:ind w:left="216"/>
+      </w:pPr>
+      <w:r>
+        <w:rPr>
+          <w:rFonts w:ascii="Consolas" w:hAnsi="Consolas" w:eastAsia="Consolas" w:cs="Consolas"/>
+          <w:color w:val="333333"/>
+          <w:sz w:val="18"/>
+        </w:rPr>
+        <w:t>Set-SmbShare -Name 'Users$' -EncryptData $true</w:t>
+      </w:r>
+    </w:p>
+    <w:p/>
+    <w:p>
+      <w:pPr>
+        <w:pStyle w:val="Heading1"/>
+      </w:pPr>
+      <w:r>
+        <w:t>6. กำหนด NTFS Permission</w:t>
+      </w:r>
+    </w:p>
+    <w:p>
+      <w:pPr>
+        <w:spacing w:after="120"/>
+      </w:pPr>
+      <w:r>
+        <w:rPr>
+          <w:rFonts w:ascii="Calibri" w:hAnsi="Calibri" w:eastAsia="Leelawadee UI" w:cs="Leelawadee UI"/>
           <w:sz w:val="22"/>
         </w:rPr>
         <w:t>กำหนดสิทธิ์ที่ root folder ให้ผู้ใช้ทั่วไปไม่สามารถอ่านรายชื่อโฟลเดอร์ของผู้อื่น และกำหนดสิทธิ์ที่โฟลเดอร์รายบุคคลให้เฉพาะเจ้าของโฟลเดอร์ใช้งานได้</w:t>
@@ -1054,8 +1671,8 @@
       <w:r>
         <w:drawing>
           <wp:inline xmlns:a="http://schemas.openxmlformats.org/drawingml/2006/main" xmlns:pic="http://schemas.openxmlformats.org/drawingml/2006/picture">
-            <wp:extent cx="5760720" cy="3374136"/>
-            <wp:docPr id="2" name="Picture 2" descr="รูปที่ 2 แบบจำลองสิทธิ์การเข้าถึงระหว่าง Share Permission และ NTFS Permission" title="แบบจำลองสิทธิ์การเข้าถึงระหว่าง Share Permission และ NTFS Permission"/>
+            <wp:extent cx="5577840" cy="3267021"/>
+            <wp:docPr id="2" name="Picture 2"/>
             <wp:cNvGraphicFramePr>
               <a:graphicFrameLocks noChangeAspect="1"/>
             </wp:cNvGraphicFramePr>
@@ -1075,7 +1692,7 @@
                   <pic:spPr>
                     <a:xfrm>
                       <a:off x="0" y="0"/>
-                      <a:ext cx="5760720" cy="3374136"/>
+                      <a:ext cx="5577840" cy="3267021"/>
                     </a:xfrm>
                     <a:prstGeom prst="rect"/>
                   </pic:spPr>
@@ -1088,17 +1705,15 @@
     </w:p>
     <w:p>
       <w:pPr>
-        <w:spacing w:before="0" w:after="200" w:line="300" w:lineRule="auto"/>
         <w:jc w:val="center"/>
       </w:pPr>
       <w:r>
         <w:rPr>
-          <w:rFonts w:ascii="Tahoma" w:hAnsi="Tahoma" w:eastAsia="Tahoma"/>
-          <w:b w:val="0"/>
-          <w:color w:val="5A5A5A"/>
-          <w:sz w:val="19"/>
+          <w:rFonts w:ascii="Calibri" w:hAnsi="Calibri" w:eastAsia="Leelawadee UI" w:cs="Leelawadee UI"/>
+          <w:color w:val="666666"/>
+          <w:sz w:val="18"/>
         </w:rPr>
-        <w:t>รูปที่ 2 แบบจำลองสิทธิ์การเข้าถึงระหว่าง Share Permission และ NTFS Permission</w:t>
+        <w:t>แบบจำลองสิทธิ์การเข้าถึงระหว่าง Share Permission และ NTFS Permission</w:t>
       </w:r>
     </w:p>
     <w:tbl>
@@ -1110,17 +1725,14 @@
         <w:tblLook w:firstColumn="1" w:firstRow="1" w:lastColumn="0" w:lastRow="0" w:noHBand="0" w:noVBand="1" w:val="04A0"/>
       </w:tblPr>
       <w:tblGrid>
-        <w:gridCol w:w="2736"/>
-        <w:gridCol w:w="2592"/>
-        <w:gridCol w:w="4031"/>
+        <w:gridCol w:w="3120"/>
+        <w:gridCol w:w="3120"/>
+        <w:gridCol w:w="3120"/>
       </w:tblGrid>
       <w:tr>
-        <w:trPr>
-          <w:tblHeader w:val="true"/>
-        </w:trPr>
         <w:tc>
           <w:tcPr>
-            <w:tcW w:type="dxa" w:w="2736"/>
+            <w:tcW w:type="dxa" w:w="3120"/>
             <w:shd w:fill="E8EEF5"/>
             <w:vAlign w:val="center"/>
             <w:tcMar>
@@ -1132,14 +1744,14 @@
           </w:tcPr>
           <w:p>
             <w:pPr>
-              <w:spacing w:after="0"/>
+              <w:spacing w:after="40"/>
             </w:pPr>
             <w:r>
               <w:rPr>
-                <w:rFonts w:ascii="Tahoma" w:hAnsi="Tahoma" w:eastAsia="Tahoma"/>
+                <w:rFonts w:ascii="Calibri" w:hAnsi="Calibri" w:eastAsia="Leelawadee UI" w:cs="Leelawadee UI"/>
                 <w:b/>
-                <w:color w:val="1F4D78"/>
-                <w:sz w:val="21"/>
+                <w:color w:val="000000"/>
+                <w:sz w:val="19"/>
               </w:rPr>
               <w:t>ตำแหน่ง</w:t>
             </w:r>
@@ -1147,7 +1759,7 @@
         </w:tc>
         <w:tc>
           <w:tcPr>
-            <w:tcW w:type="dxa" w:w="2592"/>
+            <w:tcW w:type="dxa" w:w="3120"/>
             <w:shd w:fill="E8EEF5"/>
             <w:vAlign w:val="center"/>
             <w:tcMar>
@@ -1159,14 +1771,14 @@
           </w:tcPr>
           <w:p>
             <w:pPr>
-              <w:spacing w:after="0"/>
+              <w:spacing w:after="40"/>
             </w:pPr>
             <w:r>
               <w:rPr>
-                <w:rFonts w:ascii="Tahoma" w:hAnsi="Tahoma" w:eastAsia="Tahoma"/>
+                <w:rFonts w:ascii="Calibri" w:hAnsi="Calibri" w:eastAsia="Leelawadee UI" w:cs="Leelawadee UI"/>
                 <w:b/>
-                <w:color w:val="1F4D78"/>
-                <w:sz w:val="21"/>
+                <w:color w:val="000000"/>
+                <w:sz w:val="19"/>
               </w:rPr>
               <w:t>กลุ่ม/บัญชี</w:t>
             </w:r>
@@ -1174,7 +1786,7 @@
         </w:tc>
         <w:tc>
           <w:tcPr>
-            <w:tcW w:type="dxa" w:w="4032"/>
+            <w:tcW w:type="dxa" w:w="3120"/>
             <w:shd w:fill="E8EEF5"/>
             <w:vAlign w:val="center"/>
             <w:tcMar>
@@ -1186,14 +1798,14 @@
           </w:tcPr>
           <w:p>
             <w:pPr>
-              <w:spacing w:after="0"/>
+              <w:spacing w:after="40"/>
             </w:pPr>
             <w:r>
               <w:rPr>
-                <w:rFonts w:ascii="Tahoma" w:hAnsi="Tahoma" w:eastAsia="Tahoma"/>
+                <w:rFonts w:ascii="Calibri" w:hAnsi="Calibri" w:eastAsia="Leelawadee UI" w:cs="Leelawadee UI"/>
                 <w:b/>
-                <w:color w:val="1F4D78"/>
-                <w:sz w:val="21"/>
+                <w:color w:val="000000"/>
+                <w:sz w:val="19"/>
               </w:rPr>
               <w:t>สิทธิ์ที่แนะนำ</w:t>
             </w:r>
@@ -1203,7 +1815,7 @@
       <w:tr>
         <w:tc>
           <w:tcPr>
-            <w:tcW w:type="dxa" w:w="2736"/>
+            <w:tcW w:type="dxa" w:w="3120"/>
             <w:vAlign w:val="center"/>
             <w:tcMar>
               <w:top w:w="80" w:type="dxa"/>
@@ -1214,13 +1826,14 @@
           </w:tcPr>
           <w:p>
             <w:pPr>
-              <w:spacing w:after="0" w:line="276" w:lineRule="auto"/>
+              <w:spacing w:after="40"/>
             </w:pPr>
             <w:r>
               <w:rPr>
-                <w:rFonts w:ascii="Tahoma" w:hAnsi="Tahoma" w:eastAsia="Tahoma"/>
+                <w:rFonts w:ascii="Calibri" w:hAnsi="Calibri" w:eastAsia="Leelawadee UI" w:cs="Leelawadee UI"/>
+                <w:b w:val="0"/>
                 <w:color w:val="000000"/>
-                <w:sz w:val="20"/>
+                <w:sz w:val="19"/>
               </w:rPr>
               <w:t>Root: D:\Shares\Users</w:t>
             </w:r>
@@ -1228,7 +1841,7 @@
         </w:tc>
         <w:tc>
           <w:tcPr>
-            <w:tcW w:type="dxa" w:w="2592"/>
+            <w:tcW w:type="dxa" w:w="3120"/>
             <w:vAlign w:val="center"/>
             <w:tcMar>
               <w:top w:w="80" w:type="dxa"/>
@@ -1239,13 +1852,14 @@
           </w:tcPr>
           <w:p>
             <w:pPr>
-              <w:spacing w:after="0" w:line="276" w:lineRule="auto"/>
+              <w:spacing w:after="40"/>
             </w:pPr>
             <w:r>
               <w:rPr>
-                <w:rFonts w:ascii="Tahoma" w:hAnsi="Tahoma" w:eastAsia="Tahoma"/>
+                <w:rFonts w:ascii="Calibri" w:hAnsi="Calibri" w:eastAsia="Leelawadee UI" w:cs="Leelawadee UI"/>
+                <w:b w:val="0"/>
                 <w:color w:val="000000"/>
-                <w:sz w:val="20"/>
+                <w:sz w:val="19"/>
               </w:rPr>
               <w:t>SYSTEM</w:t>
             </w:r>
@@ -1253,7 +1867,7 @@
         </w:tc>
         <w:tc>
           <w:tcPr>
-            <w:tcW w:type="dxa" w:w="4032"/>
+            <w:tcW w:type="dxa" w:w="3120"/>
             <w:vAlign w:val="center"/>
             <w:tcMar>
               <w:top w:w="80" w:type="dxa"/>
@@ -1264,13 +1878,14 @@
           </w:tcPr>
           <w:p>
             <w:pPr>
-              <w:spacing w:after="0" w:line="276" w:lineRule="auto"/>
+              <w:spacing w:after="40"/>
             </w:pPr>
             <w:r>
               <w:rPr>
-                <w:rFonts w:ascii="Tahoma" w:hAnsi="Tahoma" w:eastAsia="Tahoma"/>
+                <w:rFonts w:ascii="Calibri" w:hAnsi="Calibri" w:eastAsia="Leelawadee UI" w:cs="Leelawadee UI"/>
+                <w:b w:val="0"/>
                 <w:color w:val="000000"/>
-                <w:sz w:val="20"/>
+                <w:sz w:val="19"/>
               </w:rPr>
               <w:t>Full Control: This folder, subfolders and files</w:t>
             </w:r>
@@ -1280,7 +1895,7 @@
       <w:tr>
         <w:tc>
           <w:tcPr>
-            <w:tcW w:type="dxa" w:w="2736"/>
+            <w:tcW w:type="dxa" w:w="3120"/>
             <w:vAlign w:val="center"/>
             <w:tcMar>
               <w:top w:w="80" w:type="dxa"/>
@@ -1291,13 +1906,14 @@
           </w:tcPr>
           <w:p>
             <w:pPr>
-              <w:spacing w:after="0" w:line="276" w:lineRule="auto"/>
+              <w:spacing w:after="40"/>
             </w:pPr>
             <w:r>
               <w:rPr>
-                <w:rFonts w:ascii="Tahoma" w:hAnsi="Tahoma" w:eastAsia="Tahoma"/>
+                <w:rFonts w:ascii="Calibri" w:hAnsi="Calibri" w:eastAsia="Leelawadee UI" w:cs="Leelawadee UI"/>
+                <w:b w:val="0"/>
                 <w:color w:val="000000"/>
-                <w:sz w:val="20"/>
+                <w:sz w:val="19"/>
               </w:rPr>
               <w:t>Root: D:\Shares\Users</w:t>
             </w:r>
@@ -1305,7 +1921,7 @@
         </w:tc>
         <w:tc>
           <w:tcPr>
-            <w:tcW w:type="dxa" w:w="2592"/>
+            <w:tcW w:type="dxa" w:w="3120"/>
             <w:vAlign w:val="center"/>
             <w:tcMar>
               <w:top w:w="80" w:type="dxa"/>
@@ -1316,13 +1932,14 @@
           </w:tcPr>
           <w:p>
             <w:pPr>
-              <w:spacing w:after="0" w:line="276" w:lineRule="auto"/>
+              <w:spacing w:after="40"/>
             </w:pPr>
             <w:r>
               <w:rPr>
-                <w:rFonts w:ascii="Tahoma" w:hAnsi="Tahoma" w:eastAsia="Tahoma"/>
+                <w:rFonts w:ascii="Calibri" w:hAnsi="Calibri" w:eastAsia="Leelawadee UI" w:cs="Leelawadee UI"/>
+                <w:b w:val="0"/>
                 <w:color w:val="000000"/>
-                <w:sz w:val="20"/>
+                <w:sz w:val="19"/>
               </w:rPr>
               <w:t>Administrators / FileShare-Admins</w:t>
             </w:r>
@@ -1330,7 +1947,7 @@
         </w:tc>
         <w:tc>
           <w:tcPr>
-            <w:tcW w:type="dxa" w:w="4032"/>
+            <w:tcW w:type="dxa" w:w="3120"/>
             <w:vAlign w:val="center"/>
             <w:tcMar>
               <w:top w:w="80" w:type="dxa"/>
@@ -1341,13 +1958,14 @@
           </w:tcPr>
           <w:p>
             <w:pPr>
-              <w:spacing w:after="0" w:line="276" w:lineRule="auto"/>
+              <w:spacing w:after="40"/>
             </w:pPr>
             <w:r>
               <w:rPr>
-                <w:rFonts w:ascii="Tahoma" w:hAnsi="Tahoma" w:eastAsia="Tahoma"/>
+                <w:rFonts w:ascii="Calibri" w:hAnsi="Calibri" w:eastAsia="Leelawadee UI" w:cs="Leelawadee UI"/>
+                <w:b w:val="0"/>
                 <w:color w:val="000000"/>
-                <w:sz w:val="20"/>
+                <w:sz w:val="19"/>
               </w:rPr>
               <w:t>Full Control: This folder, subfolders and files</w:t>
             </w:r>
@@ -1357,7 +1975,7 @@
       <w:tr>
         <w:tc>
           <w:tcPr>
-            <w:tcW w:type="dxa" w:w="2736"/>
+            <w:tcW w:type="dxa" w:w="3120"/>
             <w:vAlign w:val="center"/>
             <w:tcMar>
               <w:top w:w="80" w:type="dxa"/>
@@ -1368,13 +1986,14 @@
           </w:tcPr>
           <w:p>
             <w:pPr>
-              <w:spacing w:after="0" w:line="276" w:lineRule="auto"/>
+              <w:spacing w:after="40"/>
             </w:pPr>
             <w:r>
               <w:rPr>
-                <w:rFonts w:ascii="Tahoma" w:hAnsi="Tahoma" w:eastAsia="Tahoma"/>
+                <w:rFonts w:ascii="Calibri" w:hAnsi="Calibri" w:eastAsia="Leelawadee UI" w:cs="Leelawadee UI"/>
+                <w:b w:val="0"/>
                 <w:color w:val="000000"/>
-                <w:sz w:val="20"/>
+                <w:sz w:val="19"/>
               </w:rPr>
               <w:t>Root: D:\Shares\Users</w:t>
             </w:r>
@@ -1382,7 +2001,7 @@
         </w:tc>
         <w:tc>
           <w:tcPr>
-            <w:tcW w:type="dxa" w:w="2592"/>
+            <w:tcW w:type="dxa" w:w="3120"/>
             <w:vAlign w:val="center"/>
             <w:tcMar>
               <w:top w:w="80" w:type="dxa"/>
@@ -1393,13 +2012,14 @@
           </w:tcPr>
           <w:p>
             <w:pPr>
-              <w:spacing w:after="0" w:line="276" w:lineRule="auto"/>
+              <w:spacing w:after="40"/>
             </w:pPr>
             <w:r>
               <w:rPr>
-                <w:rFonts w:ascii="Tahoma" w:hAnsi="Tahoma" w:eastAsia="Tahoma"/>
+                <w:rFonts w:ascii="Calibri" w:hAnsi="Calibri" w:eastAsia="Leelawadee UI" w:cs="Leelawadee UI"/>
+                <w:b w:val="0"/>
                 <w:color w:val="000000"/>
-                <w:sz w:val="20"/>
+                <w:sz w:val="19"/>
               </w:rPr>
               <w:t>Domain Users</w:t>
             </w:r>
@@ -1407,7 +2027,7 @@
         </w:tc>
         <w:tc>
           <w:tcPr>
-            <w:tcW w:type="dxa" w:w="4032"/>
+            <w:tcW w:type="dxa" w:w="3120"/>
             <w:vAlign w:val="center"/>
             <w:tcMar>
               <w:top w:w="80" w:type="dxa"/>
@@ -1418,13 +2038,14 @@
           </w:tcPr>
           <w:p>
             <w:pPr>
-              <w:spacing w:after="0" w:line="276" w:lineRule="auto"/>
+              <w:spacing w:after="40"/>
             </w:pPr>
             <w:r>
               <w:rPr>
-                <w:rFonts w:ascii="Tahoma" w:hAnsi="Tahoma" w:eastAsia="Tahoma"/>
+                <w:rFonts w:ascii="Calibri" w:hAnsi="Calibri" w:eastAsia="Leelawadee UI" w:cs="Leelawadee UI"/>
+                <w:b w:val="0"/>
                 <w:color w:val="000000"/>
-                <w:sz w:val="20"/>
+                <w:sz w:val="19"/>
               </w:rPr>
               <w:t>Traverse folder เท่านั้นบน root folder</w:t>
             </w:r>
@@ -1434,7 +2055,7 @@
       <w:tr>
         <w:tc>
           <w:tcPr>
-            <w:tcW w:type="dxa" w:w="2736"/>
+            <w:tcW w:type="dxa" w:w="3120"/>
             <w:vAlign w:val="center"/>
             <w:tcMar>
               <w:top w:w="80" w:type="dxa"/>
@@ -1445,13 +2066,14 @@
           </w:tcPr>
           <w:p>
             <w:pPr>
-              <w:spacing w:after="0" w:line="276" w:lineRule="auto"/>
+              <w:spacing w:after="40"/>
             </w:pPr>
             <w:r>
               <w:rPr>
-                <w:rFonts w:ascii="Tahoma" w:hAnsi="Tahoma" w:eastAsia="Tahoma"/>
+                <w:rFonts w:ascii="Calibri" w:hAnsi="Calibri" w:eastAsia="Leelawadee UI" w:cs="Leelawadee UI"/>
+                <w:b w:val="0"/>
                 <w:color w:val="000000"/>
-                <w:sz w:val="20"/>
+                <w:sz w:val="19"/>
               </w:rPr>
               <w:t>User Folder: D:\Shares\Users\jdoe</w:t>
             </w:r>
@@ -1459,7 +2081,7 @@
         </w:tc>
         <w:tc>
           <w:tcPr>
-            <w:tcW w:type="dxa" w:w="2592"/>
+            <w:tcW w:type="dxa" w:w="3120"/>
             <w:vAlign w:val="center"/>
             <w:tcMar>
               <w:top w:w="80" w:type="dxa"/>
@@ -1470,13 +2092,14 @@
           </w:tcPr>
           <w:p>
             <w:pPr>
-              <w:spacing w:after="0" w:line="276" w:lineRule="auto"/>
+              <w:spacing w:after="40"/>
             </w:pPr>
             <w:r>
               <w:rPr>
-                <w:rFonts w:ascii="Tahoma" w:hAnsi="Tahoma" w:eastAsia="Tahoma"/>
+                <w:rFonts w:ascii="Calibri" w:hAnsi="Calibri" w:eastAsia="Leelawadee UI" w:cs="Leelawadee UI"/>
+                <w:b w:val="0"/>
                 <w:color w:val="000000"/>
-                <w:sz w:val="20"/>
+                <w:sz w:val="19"/>
               </w:rPr>
               <w:t>CONTOSO\jdoe</w:t>
             </w:r>
@@ -1484,7 +2107,7 @@
         </w:tc>
         <w:tc>
           <w:tcPr>
-            <w:tcW w:type="dxa" w:w="4032"/>
+            <w:tcW w:type="dxa" w:w="3120"/>
             <w:vAlign w:val="center"/>
             <w:tcMar>
               <w:top w:w="80" w:type="dxa"/>
@@ -1495,13 +2118,14 @@
           </w:tcPr>
           <w:p>
             <w:pPr>
-              <w:spacing w:after="0" w:line="276" w:lineRule="auto"/>
+              <w:spacing w:after="40"/>
             </w:pPr>
             <w:r>
               <w:rPr>
-                <w:rFonts w:ascii="Tahoma" w:hAnsi="Tahoma" w:eastAsia="Tahoma"/>
+                <w:rFonts w:ascii="Calibri" w:hAnsi="Calibri" w:eastAsia="Leelawadee UI" w:cs="Leelawadee UI"/>
+                <w:b w:val="0"/>
                 <w:color w:val="000000"/>
-                <w:sz w:val="20"/>
+                <w:sz w:val="19"/>
               </w:rPr>
               <w:t>Modify: This folder, subfolders and files</w:t>
             </w:r>
@@ -1511,7 +2135,7 @@
       <w:tr>
         <w:tc>
           <w:tcPr>
-            <w:tcW w:type="dxa" w:w="2736"/>
+            <w:tcW w:type="dxa" w:w="3120"/>
             <w:vAlign w:val="center"/>
             <w:tcMar>
               <w:top w:w="80" w:type="dxa"/>
@@ -1522,13 +2146,14 @@
           </w:tcPr>
           <w:p>
             <w:pPr>
-              <w:spacing w:after="0" w:line="276" w:lineRule="auto"/>
+              <w:spacing w:after="40"/>
             </w:pPr>
             <w:r>
               <w:rPr>
-                <w:rFonts w:ascii="Tahoma" w:hAnsi="Tahoma" w:eastAsia="Tahoma"/>
+                <w:rFonts w:ascii="Calibri" w:hAnsi="Calibri" w:eastAsia="Leelawadee UI" w:cs="Leelawadee UI"/>
+                <w:b w:val="0"/>
                 <w:color w:val="000000"/>
-                <w:sz w:val="20"/>
+                <w:sz w:val="19"/>
               </w:rPr>
               <w:t>User Folder: D:\Shares\Users\jdoe</w:t>
             </w:r>
@@ -1536,7 +2161,7 @@
         </w:tc>
         <w:tc>
           <w:tcPr>
-            <w:tcW w:type="dxa" w:w="2592"/>
+            <w:tcW w:type="dxa" w:w="3120"/>
             <w:vAlign w:val="center"/>
             <w:tcMar>
               <w:top w:w="80" w:type="dxa"/>
@@ -1547,13 +2172,14 @@
           </w:tcPr>
           <w:p>
             <w:pPr>
-              <w:spacing w:after="0" w:line="276" w:lineRule="auto"/>
+              <w:spacing w:after="40"/>
             </w:pPr>
             <w:r>
               <w:rPr>
-                <w:rFonts w:ascii="Tahoma" w:hAnsi="Tahoma" w:eastAsia="Tahoma"/>
+                <w:rFonts w:ascii="Calibri" w:hAnsi="Calibri" w:eastAsia="Leelawadee UI" w:cs="Leelawadee UI"/>
+                <w:b w:val="0"/>
                 <w:color w:val="000000"/>
-                <w:sz w:val="20"/>
+                <w:sz w:val="19"/>
               </w:rPr>
               <w:t>Administrators / SYSTEM / FileShare-Admins</w:t>
             </w:r>
@@ -1561,7 +2187,7 @@
         </w:tc>
         <w:tc>
           <w:tcPr>
-            <w:tcW w:type="dxa" w:w="4032"/>
+            <w:tcW w:type="dxa" w:w="3120"/>
             <w:vAlign w:val="center"/>
             <w:tcMar>
               <w:top w:w="80" w:type="dxa"/>
@@ -1572,13 +2198,14 @@
           </w:tcPr>
           <w:p>
             <w:pPr>
-              <w:spacing w:after="0" w:line="276" w:lineRule="auto"/>
+              <w:spacing w:after="40"/>
             </w:pPr>
             <w:r>
               <w:rPr>
-                <w:rFonts w:ascii="Tahoma" w:hAnsi="Tahoma" w:eastAsia="Tahoma"/>
+                <w:rFonts w:ascii="Calibri" w:hAnsi="Calibri" w:eastAsia="Leelawadee UI" w:cs="Leelawadee UI"/>
+                <w:b w:val="0"/>
                 <w:color w:val="000000"/>
-                <w:sz w:val="20"/>
+                <w:sz w:val="19"/>
               </w:rPr>
               <w:t>Full Control</w:t>
             </w:r>
@@ -1586,11 +2213,258 @@
         </w:tc>
       </w:tr>
     </w:tbl>
+    <w:p/>
     <w:p>
       <w:pPr>
-        <w:spacing w:before="0" w:after="40" w:line="300" w:lineRule="auto"/>
+        <w:spacing w:after="120"/>
       </w:pPr>
+      <w:r>
+        <w:rPr>
+          <w:rFonts w:ascii="Calibri" w:hAnsi="Calibri" w:eastAsia="Leelawadee UI" w:cs="Leelawadee UI"/>
+          <w:sz w:val="22"/>
+        </w:rPr>
+        <w:t>ตัวอย่างคำสั่ง:</w:t>
+      </w:r>
     </w:p>
+    <w:p>
+      <w:pPr>
+        <w:spacing w:after="0"/>
+        <w:ind w:left="216"/>
+      </w:pPr>
+      <w:r>
+        <w:rPr>
+          <w:rFonts w:ascii="Consolas" w:hAnsi="Consolas" w:eastAsia="Consolas" w:cs="Consolas"/>
+          <w:color w:val="333333"/>
+          <w:sz w:val="18"/>
+        </w:rPr>
+        <w:t>$Root = 'D:\Shares\Users'</w:t>
+      </w:r>
+    </w:p>
+    <w:p>
+      <w:pPr>
+        <w:spacing w:after="0"/>
+        <w:ind w:left="216"/>
+      </w:pPr>
+      <w:r>
+        <w:rPr>
+          <w:rFonts w:ascii="Consolas" w:hAnsi="Consolas" w:eastAsia="Consolas" w:cs="Consolas"/>
+          <w:color w:val="333333"/>
+          <w:sz w:val="18"/>
+        </w:rPr>
+        <w:t xml:space="preserve"> </w:t>
+      </w:r>
+    </w:p>
+    <w:p>
+      <w:pPr>
+        <w:spacing w:after="0"/>
+        <w:ind w:left="216"/>
+      </w:pPr>
+      <w:r>
+        <w:rPr>
+          <w:rFonts w:ascii="Consolas" w:hAnsi="Consolas" w:eastAsia="Consolas" w:cs="Consolas"/>
+          <w:color w:val="333333"/>
+          <w:sz w:val="18"/>
+        </w:rPr>
+        <w:t>icacls $Root /inheritance:r</w:t>
+      </w:r>
+    </w:p>
+    <w:p>
+      <w:pPr>
+        <w:spacing w:after="0"/>
+        <w:ind w:left="216"/>
+      </w:pPr>
+      <w:r>
+        <w:rPr>
+          <w:rFonts w:ascii="Consolas" w:hAnsi="Consolas" w:eastAsia="Consolas" w:cs="Consolas"/>
+          <w:color w:val="333333"/>
+          <w:sz w:val="18"/>
+        </w:rPr>
+        <w:t>icacls $Root /grant 'SYSTEM:(OI)(CI)(F)'</w:t>
+      </w:r>
+    </w:p>
+    <w:p>
+      <w:pPr>
+        <w:spacing w:after="0"/>
+        <w:ind w:left="216"/>
+      </w:pPr>
+      <w:r>
+        <w:rPr>
+          <w:rFonts w:ascii="Consolas" w:hAnsi="Consolas" w:eastAsia="Consolas" w:cs="Consolas"/>
+          <w:color w:val="333333"/>
+          <w:sz w:val="18"/>
+        </w:rPr>
+        <w:t>icacls $Root /grant 'BUILTIN\Administrators:(OI)(CI)(F)'</w:t>
+      </w:r>
+    </w:p>
+    <w:p>
+      <w:pPr>
+        <w:spacing w:after="0"/>
+        <w:ind w:left="216"/>
+      </w:pPr>
+      <w:r>
+        <w:rPr>
+          <w:rFonts w:ascii="Consolas" w:hAnsi="Consolas" w:eastAsia="Consolas" w:cs="Consolas"/>
+          <w:color w:val="333333"/>
+          <w:sz w:val="18"/>
+        </w:rPr>
+        <w:t>icacls $Root /grant 'CONTOSO\FileShare-Admins:(OI)(CI)(F)'</w:t>
+      </w:r>
+    </w:p>
+    <w:p>
+      <w:pPr>
+        <w:spacing w:after="0"/>
+        <w:ind w:left="216"/>
+      </w:pPr>
+      <w:r>
+        <w:rPr>
+          <w:rFonts w:ascii="Consolas" w:hAnsi="Consolas" w:eastAsia="Consolas" w:cs="Consolas"/>
+          <w:color w:val="333333"/>
+          <w:sz w:val="18"/>
+        </w:rPr>
+        <w:t>icacls $Root /grant 'CONTOSO\Domain Users:(X)'</w:t>
+      </w:r>
+    </w:p>
+    <w:p>
+      <w:pPr>
+        <w:spacing w:after="0"/>
+        <w:ind w:left="216"/>
+      </w:pPr>
+      <w:r>
+        <w:rPr>
+          <w:rFonts w:ascii="Consolas" w:hAnsi="Consolas" w:eastAsia="Consolas" w:cs="Consolas"/>
+          <w:color w:val="333333"/>
+          <w:sz w:val="18"/>
+        </w:rPr>
+        <w:t xml:space="preserve"> </w:t>
+      </w:r>
+    </w:p>
+    <w:p>
+      <w:pPr>
+        <w:spacing w:after="0"/>
+        <w:ind w:left="216"/>
+      </w:pPr>
+      <w:r>
+        <w:rPr>
+          <w:rFonts w:ascii="Consolas" w:hAnsi="Consolas" w:eastAsia="Consolas" w:cs="Consolas"/>
+          <w:color w:val="333333"/>
+          <w:sz w:val="18"/>
+        </w:rPr>
+        <w:t>$User = 'jdoe'</w:t>
+      </w:r>
+    </w:p>
+    <w:p>
+      <w:pPr>
+        <w:spacing w:after="0"/>
+        <w:ind w:left="216"/>
+      </w:pPr>
+      <w:r>
+        <w:rPr>
+          <w:rFonts w:ascii="Consolas" w:hAnsi="Consolas" w:eastAsia="Consolas" w:cs="Consolas"/>
+          <w:color w:val="333333"/>
+          <w:sz w:val="18"/>
+        </w:rPr>
+        <w:t>$Path = Join-Path $Root $User</w:t>
+      </w:r>
+    </w:p>
+    <w:p>
+      <w:pPr>
+        <w:spacing w:after="0"/>
+        <w:ind w:left="216"/>
+      </w:pPr>
+      <w:r>
+        <w:rPr>
+          <w:rFonts w:ascii="Consolas" w:hAnsi="Consolas" w:eastAsia="Consolas" w:cs="Consolas"/>
+          <w:color w:val="333333"/>
+          <w:sz w:val="18"/>
+        </w:rPr>
+        <w:t xml:space="preserve"> </w:t>
+      </w:r>
+    </w:p>
+    <w:p>
+      <w:pPr>
+        <w:spacing w:after="0"/>
+        <w:ind w:left="216"/>
+      </w:pPr>
+      <w:r>
+        <w:rPr>
+          <w:rFonts w:ascii="Consolas" w:hAnsi="Consolas" w:eastAsia="Consolas" w:cs="Consolas"/>
+          <w:color w:val="333333"/>
+          <w:sz w:val="18"/>
+        </w:rPr>
+        <w:t>New-Item -ItemType Directory -Path $Path -Force</w:t>
+      </w:r>
+    </w:p>
+    <w:p>
+      <w:pPr>
+        <w:spacing w:after="0"/>
+        <w:ind w:left="216"/>
+      </w:pPr>
+      <w:r>
+        <w:rPr>
+          <w:rFonts w:ascii="Consolas" w:hAnsi="Consolas" w:eastAsia="Consolas" w:cs="Consolas"/>
+          <w:color w:val="333333"/>
+          <w:sz w:val="18"/>
+        </w:rPr>
+        <w:t>icacls $Path /inheritance:r</w:t>
+      </w:r>
+    </w:p>
+    <w:p>
+      <w:pPr>
+        <w:spacing w:after="0"/>
+        <w:ind w:left="216"/>
+      </w:pPr>
+      <w:r>
+        <w:rPr>
+          <w:rFonts w:ascii="Consolas" w:hAnsi="Consolas" w:eastAsia="Consolas" w:cs="Consolas"/>
+          <w:color w:val="333333"/>
+          <w:sz w:val="18"/>
+        </w:rPr>
+        <w:t>icacls $Path /grant 'SYSTEM:(OI)(CI)(F)'</w:t>
+      </w:r>
+    </w:p>
+    <w:p>
+      <w:pPr>
+        <w:spacing w:after="0"/>
+        <w:ind w:left="216"/>
+      </w:pPr>
+      <w:r>
+        <w:rPr>
+          <w:rFonts w:ascii="Consolas" w:hAnsi="Consolas" w:eastAsia="Consolas" w:cs="Consolas"/>
+          <w:color w:val="333333"/>
+          <w:sz w:val="18"/>
+        </w:rPr>
+        <w:t>icacls $Path /grant 'BUILTIN\Administrators:(OI)(CI)(F)'</w:t>
+      </w:r>
+    </w:p>
+    <w:p>
+      <w:pPr>
+        <w:spacing w:after="0"/>
+        <w:ind w:left="216"/>
+      </w:pPr>
+      <w:r>
+        <w:rPr>
+          <w:rFonts w:ascii="Consolas" w:hAnsi="Consolas" w:eastAsia="Consolas" w:cs="Consolas"/>
+          <w:color w:val="333333"/>
+          <w:sz w:val="18"/>
+        </w:rPr>
+        <w:t>icacls $Path /grant 'CONTOSO\FileShare-Admins:(OI)(CI)(F)'</w:t>
+      </w:r>
+    </w:p>
+    <w:p>
+      <w:pPr>
+        <w:spacing w:after="0"/>
+        <w:ind w:left="216"/>
+      </w:pPr>
+      <w:r>
+        <w:rPr>
+          <w:rFonts w:ascii="Consolas" w:hAnsi="Consolas" w:eastAsia="Consolas" w:cs="Consolas"/>
+          <w:color w:val="333333"/>
+          <w:sz w:val="18"/>
+        </w:rPr>
+        <w:t>icacls $Path /grant "CONTOSO\${User}:(OI)(CI)(M)"</w:t>
+      </w:r>
+    </w:p>
+    <w:p/>
     <w:tbl>
       <w:tblPr>
         <w:tblStyle w:val="TableGrid"/>
@@ -1603,13 +2477,10 @@
         <w:gridCol w:w="9360"/>
       </w:tblGrid>
       <w:tr>
-        <w:trPr>
-          <w:tblHeader w:val="true"/>
-        </w:trPr>
         <w:tc>
           <w:tcPr>
             <w:tcW w:type="dxa" w:w="9360"/>
-            <w:shd w:fill="F7F9FB"/>
+            <w:shd w:fill="F4F6F9"/>
             <w:tcMar>
               <w:top w:w="80" w:type="dxa"/>
               <w:start w:w="120" w:type="dxa"/>
@@ -1619,202 +2490,43 @@
             <w:vAlign w:val="center"/>
           </w:tcPr>
           <w:p>
-            <w:pPr>
-              <w:spacing w:after="0"/>
-            </w:pPr>
             <w:r>
               <w:rPr>
-                <w:rFonts w:ascii="Consolas" w:hAnsi="Consolas"/>
-                <w:sz w:val="17"/>
+                <w:rFonts w:ascii="Calibri" w:hAnsi="Calibri" w:eastAsia="Leelawadee UI" w:cs="Leelawadee UI"/>
+                <w:b/>
+                <w:color w:val="1F3A5F"/>
+                <w:sz w:val="20"/>
               </w:rPr>
-              <w:t>$Root = 'D:\Shares\Users'</w:t>
-            </w:r>
-            <w:r>
-              <w:br/>
+              <w:t xml:space="preserve">Note: </w:t>
             </w:r>
             <w:r>
               <w:rPr>
-                <w:rFonts w:ascii="Consolas" w:hAnsi="Consolas"/>
-                <w:sz w:val="17"/>
+                <w:rFonts w:ascii="Calibri" w:hAnsi="Calibri" w:eastAsia="Leelawadee UI" w:cs="Leelawadee UI"/>
+                <w:color w:val="000000"/>
+                <w:sz w:val="20"/>
               </w:rPr>
-              <w:t>icacls $Root /inheritance:r</w:t>
-            </w:r>
-            <w:r>
-              <w:br/>
-            </w:r>
-            <w:r>
-              <w:rPr>
-                <w:rFonts w:ascii="Consolas" w:hAnsi="Consolas"/>
-                <w:sz w:val="17"/>
-              </w:rPr>
-              <w:t>icacls $Root /grant 'SYSTEM:(OI)(CI)(F)'</w:t>
-            </w:r>
-            <w:r>
-              <w:br/>
-            </w:r>
-            <w:r>
-              <w:rPr>
-                <w:rFonts w:ascii="Consolas" w:hAnsi="Consolas"/>
-                <w:sz w:val="17"/>
-              </w:rPr>
-              <w:t>icacls $Root /grant 'BUILTIN\Administrators:(OI)(CI)(F)'</w:t>
-            </w:r>
-            <w:r>
-              <w:br/>
-            </w:r>
-            <w:r>
-              <w:rPr>
-                <w:rFonts w:ascii="Consolas" w:hAnsi="Consolas"/>
-                <w:sz w:val="17"/>
-              </w:rPr>
-              <w:t>icacls $Root /grant 'CONTOSO\FileShare-Admins:(OI)(CI)(F)'</w:t>
-            </w:r>
-            <w:r>
-              <w:br/>
-            </w:r>
-            <w:r>
-              <w:rPr>
-                <w:rFonts w:ascii="Consolas" w:hAnsi="Consolas"/>
-                <w:sz w:val="17"/>
-              </w:rPr>
-              <w:t>icacls $Root /grant 'CONTOSO\Domain Users:(X)'</w:t>
-            </w:r>
-            <w:r>
-              <w:br/>
-            </w:r>
-            <w:r>
-              <w:rPr>
-                <w:rFonts w:ascii="Consolas" w:hAnsi="Consolas"/>
-                <w:sz w:val="17"/>
-              </w:rPr>
-            </w:r>
-            <w:r>
-              <w:br/>
-            </w:r>
-            <w:r>
-              <w:rPr>
-                <w:rFonts w:ascii="Consolas" w:hAnsi="Consolas"/>
-                <w:sz w:val="17"/>
-              </w:rPr>
-              <w:t>$User = 'jdoe'</w:t>
-            </w:r>
-            <w:r>
-              <w:br/>
-            </w:r>
-            <w:r>
-              <w:rPr>
-                <w:rFonts w:ascii="Consolas" w:hAnsi="Consolas"/>
-                <w:sz w:val="17"/>
-              </w:rPr>
-              <w:t>$Path = Join-Path $Root $User</w:t>
-            </w:r>
-            <w:r>
-              <w:br/>
-            </w:r>
-            <w:r>
-              <w:rPr>
-                <w:rFonts w:ascii="Consolas" w:hAnsi="Consolas"/>
-                <w:sz w:val="17"/>
-              </w:rPr>
-              <w:t>New-Item -ItemType Directory -Path $Path -Force</w:t>
-            </w:r>
-            <w:r>
-              <w:br/>
-            </w:r>
-            <w:r>
-              <w:rPr>
-                <w:rFonts w:ascii="Consolas" w:hAnsi="Consolas"/>
-                <w:sz w:val="17"/>
-              </w:rPr>
-              <w:t>icacls $Path /inheritance:r</w:t>
-            </w:r>
-            <w:r>
-              <w:br/>
-            </w:r>
-            <w:r>
-              <w:rPr>
-                <w:rFonts w:ascii="Consolas" w:hAnsi="Consolas"/>
-                <w:sz w:val="17"/>
-              </w:rPr>
-              <w:t>icacls $Path /grant 'SYSTEM:(OI)(CI)(F)'</w:t>
-            </w:r>
-            <w:r>
-              <w:br/>
-            </w:r>
-            <w:r>
-              <w:rPr>
-                <w:rFonts w:ascii="Consolas" w:hAnsi="Consolas"/>
-                <w:sz w:val="17"/>
-              </w:rPr>
-              <w:t>icacls $Path /grant 'BUILTIN\Administrators:(OI)(CI)(F)'</w:t>
-            </w:r>
-            <w:r>
-              <w:br/>
-            </w:r>
-            <w:r>
-              <w:rPr>
-                <w:rFonts w:ascii="Consolas" w:hAnsi="Consolas"/>
-                <w:sz w:val="17"/>
-              </w:rPr>
-              <w:t>icacls $Path /grant 'CONTOSO\FileShare-Admins:(OI)(CI)(F)'</w:t>
-            </w:r>
-            <w:r>
-              <w:br/>
-            </w:r>
-            <w:r>
-              <w:rPr>
-                <w:rFonts w:ascii="Consolas" w:hAnsi="Consolas"/>
-                <w:sz w:val="17"/>
-              </w:rPr>
-              <w:t>icacls $Path /grant "CONTOSO\${User}:(OI)(CI)(M)"</w:t>
+              <w:t>หลีกเลี่ยงการใช้ Deny Permission หากไม่จำเป็น เพราะอาจทำให้ตรวจสอบสิทธิ์และแก้ไขปัญหายากขึ้น</w:t>
             </w:r>
           </w:p>
         </w:tc>
       </w:tr>
     </w:tbl>
+    <w:p/>
     <w:p>
       <w:pPr>
-        <w:spacing w:before="0" w:after="40" w:line="300" w:lineRule="auto"/>
-      </w:pPr>
-    </w:p>
-    <w:p>
-      <w:pPr>
-        <w:spacing w:before="0" w:after="200" w:line="300" w:lineRule="auto"/>
+        <w:pStyle w:val="Heading1"/>
       </w:pPr>
       <w:r>
-        <w:rPr>
-          <w:rFonts w:ascii="Tahoma" w:hAnsi="Tahoma" w:eastAsia="Tahoma"/>
-          <w:b w:val="0"/>
-          <w:color w:val="5A5A5A"/>
-          <w:sz w:val="21"/>
-        </w:rPr>
-        <w:t>หมายเหตุ: หลีกเลี่ยงการใช้ Deny Permission หากไม่จำเป็น เพราะอาจทำให้ตรวจสอบสิทธิ์และแก้ไขปัญหายากขึ้น</w:t>
+        <w:t>7. สร้าง GPO เพื่อ Map Drive รายบุคคล</w:t>
       </w:r>
     </w:p>
     <w:p>
       <w:pPr>
-        <w:pStyle w:val="Heading1"/>
-        <w:spacing w:before="280" w:after="140"/>
+        <w:spacing w:after="120"/>
       </w:pPr>
       <w:r>
         <w:rPr>
-          <w:rFonts w:ascii="Tahoma" w:hAnsi="Tahoma" w:eastAsia="Tahoma"/>
-          <w:b/>
-          <w:color w:val="2E74B5"/>
-          <w:sz w:val="32"/>
-        </w:rPr>
-        <w:t>5. สร้าง GPO เพื่อ Map Drive รายบุคคล</w:t>
-      </w:r>
-    </w:p>
-    <w:p>
-      <w:pPr>
-        <w:spacing w:before="0" w:after="120" w:line="300" w:lineRule="auto"/>
-      </w:pPr>
-      <w:r>
-        <w:rPr>
-          <w:rFonts w:ascii="Tahoma" w:hAnsi="Tahoma" w:eastAsia="Tahoma"/>
-          <w:b w:val="0"/>
-          <w:color w:val="000000"/>
+          <w:rFonts w:ascii="Calibri" w:hAnsi="Calibri" w:eastAsia="Leelawadee UI" w:cs="Leelawadee UI"/>
           <w:sz w:val="22"/>
         </w:rPr>
         <w:t>สร้าง Group Policy Object ใหม่และ link ไปยัง OU ที่เก็บบัญชีผู้ใช้ จากนั้นกำหนด Drive Maps ในฝั่ง User Configuration</w:t>
@@ -1827,8 +2539,8 @@
       <w:r>
         <w:drawing>
           <wp:inline xmlns:a="http://schemas.openxmlformats.org/drawingml/2006/main" xmlns:pic="http://schemas.openxmlformats.org/drawingml/2006/picture">
-            <wp:extent cx="5760720" cy="3209544"/>
-            <wp:docPr id="3" name="Picture 3" descr="รูปที่ 3 ลำดับการ map drive ส่วนตัวด้วย Group Policy Preferences" title="ลำดับการ map drive ส่วนตัวด้วย Group Policy Preferences"/>
+            <wp:extent cx="5577840" cy="3107654"/>
+            <wp:docPr id="3" name="Picture 3"/>
             <wp:cNvGraphicFramePr>
               <a:graphicFrameLocks noChangeAspect="1"/>
             </wp:cNvGraphicFramePr>
@@ -1848,7 +2560,7 @@
                   <pic:spPr>
                     <a:xfrm>
                       <a:off x="0" y="0"/>
-                      <a:ext cx="5760720" cy="3209544"/>
+                      <a:ext cx="5577840" cy="3107654"/>
                     </a:xfrm>
                     <a:prstGeom prst="rect"/>
                   </pic:spPr>
@@ -1861,56 +2573,76 @@
     </w:p>
     <w:p>
       <w:pPr>
-        <w:spacing w:before="0" w:after="200" w:line="300" w:lineRule="auto"/>
         <w:jc w:val="center"/>
       </w:pPr>
       <w:r>
         <w:rPr>
-          <w:rFonts w:ascii="Tahoma" w:hAnsi="Tahoma" w:eastAsia="Tahoma"/>
-          <w:b w:val="0"/>
-          <w:color w:val="5A5A5A"/>
-          <w:sz w:val="19"/>
+          <w:rFonts w:ascii="Calibri" w:hAnsi="Calibri" w:eastAsia="Leelawadee UI" w:cs="Leelawadee UI"/>
+          <w:color w:val="666666"/>
+          <w:sz w:val="18"/>
         </w:rPr>
-        <w:t>รูปที่ 3 ลำดับการ map drive ส่วนตัวด้วย Group Policy Preferences</w:t>
+        <w:t>ลำดับการ map drive ส่วนตัวด้วย Group Policy Preferences</w:t>
+      </w:r>
+    </w:p>
+    <w:p>
+      <w:pPr>
+        <w:spacing w:after="120"/>
+      </w:pPr>
+      <w:r>
+        <w:rPr>
+          <w:rFonts w:ascii="Calibri" w:hAnsi="Calibri" w:eastAsia="Leelawadee UI" w:cs="Leelawadee UI"/>
+          <w:sz w:val="22"/>
+        </w:rPr>
+        <w:t>ขั้นตอนดำเนินการ:</w:t>
       </w:r>
     </w:p>
     <w:p>
       <w:pPr>
         <w:pStyle w:val="ListNumber"/>
-        <w:spacing w:after="80" w:line="300" w:lineRule="auto"/>
+        <w:spacing w:after="80"/>
       </w:pPr>
       <w:r>
         <w:rPr>
-          <w:rFonts w:ascii="Tahoma" w:hAnsi="Tahoma" w:eastAsia="Tahoma"/>
-          <w:color w:val="000000"/>
+          <w:rFonts w:ascii="Calibri" w:hAnsi="Calibri" w:eastAsia="Leelawadee UI" w:cs="Leelawadee UI"/>
           <w:sz w:val="22"/>
         </w:rPr>
-        <w:t>เปิด Group Policy Management Console บนเครื่องผู้ดูแลระบบ</w:t>
+        <w:t>เปิด Group Policy Management Console</w:t>
       </w:r>
     </w:p>
     <w:p>
       <w:pPr>
         <w:pStyle w:val="ListNumber"/>
-        <w:spacing w:after="80" w:line="300" w:lineRule="auto"/>
+        <w:spacing w:after="80"/>
       </w:pPr>
       <w:r>
         <w:rPr>
-          <w:rFonts w:ascii="Tahoma" w:hAnsi="Tahoma" w:eastAsia="Tahoma"/>
-          <w:color w:val="000000"/>
+          <w:rFonts w:ascii="Calibri" w:hAnsi="Calibri" w:eastAsia="Leelawadee UI" w:cs="Leelawadee UI"/>
           <w:sz w:val="22"/>
         </w:rPr>
-        <w:t>สร้าง GPO เช่น GPO-Map-Personal-Drive แล้ว link กับ OU ของผู้ใช้</w:t>
+        <w:t>สร้าง GPO เช่น GPO-Map-Personal-Drive</w:t>
       </w:r>
     </w:p>
     <w:p>
       <w:pPr>
         <w:pStyle w:val="ListNumber"/>
-        <w:spacing w:after="80" w:line="300" w:lineRule="auto"/>
+        <w:spacing w:after="80"/>
       </w:pPr>
       <w:r>
         <w:rPr>
-          <w:rFonts w:ascii="Tahoma" w:hAnsi="Tahoma" w:eastAsia="Tahoma"/>
-          <w:color w:val="000000"/>
+          <w:rFonts w:ascii="Calibri" w:hAnsi="Calibri" w:eastAsia="Leelawadee UI" w:cs="Leelawadee UI"/>
+          <w:sz w:val="22"/>
+        </w:rPr>
+        <w:t>Link GPO กับ OU ของผู้ใช้</w:t>
+      </w:r>
+    </w:p>
+    <w:p>
+      <w:pPr>
+        <w:pStyle w:val="ListNumber"/>
+        <w:spacing w:after="80"/>
+      </w:pPr>
+      <w:r>
+        <w:rPr>
+          <w:rFonts w:ascii="Calibri" w:hAnsi="Calibri" w:eastAsia="Leelawadee UI" w:cs="Leelawadee UI"/>
           <w:sz w:val="22"/>
         </w:rPr>
         <w:t>ไปที่ User Configuration &gt; Preferences &gt; Windows Settings &gt; Drive Maps</w:t>
@@ -1919,12 +2651,11 @@
     <w:p>
       <w:pPr>
         <w:pStyle w:val="ListNumber"/>
-        <w:spacing w:after="80" w:line="300" w:lineRule="auto"/>
+        <w:spacing w:after="80"/>
       </w:pPr>
       <w:r>
         <w:rPr>
-          <w:rFonts w:ascii="Tahoma" w:hAnsi="Tahoma" w:eastAsia="Tahoma"/>
-          <w:color w:val="000000"/>
+          <w:rFonts w:ascii="Calibri" w:hAnsi="Calibri" w:eastAsia="Leelawadee UI" w:cs="Leelawadee UI"/>
           <w:sz w:val="22"/>
         </w:rPr>
         <w:t>เลือก New &gt; Mapped Drive</w:t>
@@ -1933,12 +2664,11 @@
     <w:p>
       <w:pPr>
         <w:pStyle w:val="ListNumber"/>
-        <w:spacing w:after="80" w:line="300" w:lineRule="auto"/>
+        <w:spacing w:after="80"/>
       </w:pPr>
       <w:r>
         <w:rPr>
-          <w:rFonts w:ascii="Tahoma" w:hAnsi="Tahoma" w:eastAsia="Tahoma"/>
-          <w:color w:val="000000"/>
+          <w:rFonts w:ascii="Calibri" w:hAnsi="Calibri" w:eastAsia="Leelawadee UI" w:cs="Leelawadee UI"/>
           <w:sz w:val="22"/>
         </w:rPr>
         <w:t>กำหนด Action เป็น Update</w:t>
@@ -1947,12 +2677,11 @@
     <w:p>
       <w:pPr>
         <w:pStyle w:val="ListNumber"/>
-        <w:spacing w:after="80" w:line="300" w:lineRule="auto"/>
+        <w:spacing w:after="80"/>
       </w:pPr>
       <w:r>
         <w:rPr>
-          <w:rFonts w:ascii="Tahoma" w:hAnsi="Tahoma" w:eastAsia="Tahoma"/>
-          <w:color w:val="000000"/>
+          <w:rFonts w:ascii="Calibri" w:hAnsi="Calibri" w:eastAsia="Leelawadee UI" w:cs="Leelawadee UI"/>
           <w:sz w:val="22"/>
         </w:rPr>
         <w:t>กำหนด Location เป็น \\FS01\Users$\%USERNAME%</w:t>
@@ -1961,26 +2690,37 @@
     <w:p>
       <w:pPr>
         <w:pStyle w:val="ListNumber"/>
-        <w:spacing w:after="80" w:line="300" w:lineRule="auto"/>
+        <w:spacing w:after="80"/>
       </w:pPr>
       <w:r>
         <w:rPr>
-          <w:rFonts w:ascii="Tahoma" w:hAnsi="Tahoma" w:eastAsia="Tahoma"/>
-          <w:color w:val="000000"/>
+          <w:rFonts w:ascii="Calibri" w:hAnsi="Calibri" w:eastAsia="Leelawadee UI" w:cs="Leelawadee UI"/>
           <w:sz w:val="22"/>
         </w:rPr>
-        <w:t>กำหนด Drive Letter เช่น H: และติ๊ก Reconnect</w:t>
+        <w:t>กำหนด Drive Letter เช่น H:</w:t>
       </w:r>
     </w:p>
     <w:p>
       <w:pPr>
         <w:pStyle w:val="ListNumber"/>
-        <w:spacing w:after="80" w:line="300" w:lineRule="auto"/>
+        <w:spacing w:after="80"/>
       </w:pPr>
       <w:r>
         <w:rPr>
-          <w:rFonts w:ascii="Tahoma" w:hAnsi="Tahoma" w:eastAsia="Tahoma"/>
-          <w:color w:val="000000"/>
+          <w:rFonts w:ascii="Calibri" w:hAnsi="Calibri" w:eastAsia="Leelawadee UI" w:cs="Leelawadee UI"/>
+          <w:sz w:val="22"/>
+        </w:rPr>
+        <w:t>ติ๊ก Reconnect</w:t>
+      </w:r>
+    </w:p>
+    <w:p>
+      <w:pPr>
+        <w:pStyle w:val="ListNumber"/>
+        <w:spacing w:after="80"/>
+      </w:pPr>
+      <w:r>
+        <w:rPr>
+          <w:rFonts w:ascii="Calibri" w:hAnsi="Calibri" w:eastAsia="Leelawadee UI" w:cs="Leelawadee UI"/>
           <w:sz w:val="22"/>
         </w:rPr>
         <w:t>แท็บ Common ให้เลือก Run in logged-on user's security context</w:t>
@@ -1989,15 +2729,14 @@
     <w:p>
       <w:pPr>
         <w:pStyle w:val="ListNumber"/>
-        <w:spacing w:after="80" w:line="300" w:lineRule="auto"/>
+        <w:spacing w:after="80"/>
       </w:pPr>
       <w:r>
         <w:rPr>
-          <w:rFonts w:ascii="Tahoma" w:hAnsi="Tahoma" w:eastAsia="Tahoma"/>
-          <w:color w:val="000000"/>
+          <w:rFonts w:ascii="Calibri" w:hAnsi="Calibri" w:eastAsia="Leelawadee UI" w:cs="Leelawadee UI"/>
           <w:sz w:val="22"/>
         </w:rPr>
-        <w:t>หากต้องการจำกัดเฉพาะกลุ่ม ให้ใช้ Item-level targeting ตามกลุ่ม AD ที่กำหนด</w:t>
+        <w:t>หากต้องการจำกัดเฉพาะกลุ่ม ให้ใช้ Item-level targeting</w:t>
       </w:r>
     </w:p>
     <w:tbl>
@@ -2009,16 +2748,13 @@
         <w:tblLook w:firstColumn="1" w:firstRow="1" w:lastColumn="0" w:lastRow="0" w:noHBand="0" w:noVBand="1" w:val="04A0"/>
       </w:tblPr>
       <w:tblGrid>
-        <w:gridCol w:w="2232"/>
-        <w:gridCol w:w="7128"/>
+        <w:gridCol w:w="4680"/>
+        <w:gridCol w:w="4680"/>
       </w:tblGrid>
       <w:tr>
-        <w:trPr>
-          <w:tblHeader w:val="true"/>
-        </w:trPr>
         <w:tc>
           <w:tcPr>
-            <w:tcW w:type="dxa" w:w="2232"/>
+            <w:tcW w:type="dxa" w:w="4680"/>
             <w:shd w:fill="E8EEF5"/>
             <w:vAlign w:val="center"/>
             <w:tcMar>
@@ -2030,14 +2766,14 @@
           </w:tcPr>
           <w:p>
             <w:pPr>
-              <w:spacing w:after="0"/>
+              <w:spacing w:after="40"/>
             </w:pPr>
             <w:r>
               <w:rPr>
-                <w:rFonts w:ascii="Tahoma" w:hAnsi="Tahoma" w:eastAsia="Tahoma"/>
+                <w:rFonts w:ascii="Calibri" w:hAnsi="Calibri" w:eastAsia="Leelawadee UI" w:cs="Leelawadee UI"/>
                 <w:b/>
-                <w:color w:val="1F4D78"/>
-                <w:sz w:val="21"/>
+                <w:color w:val="000000"/>
+                <w:sz w:val="19"/>
               </w:rPr>
               <w:t>ค่าใน GPO</w:t>
             </w:r>
@@ -2045,7 +2781,7 @@
         </w:tc>
         <w:tc>
           <w:tcPr>
-            <w:tcW w:type="dxa" w:w="7128"/>
+            <w:tcW w:type="dxa" w:w="4680"/>
             <w:shd w:fill="E8EEF5"/>
             <w:vAlign w:val="center"/>
             <w:tcMar>
@@ -2057,14 +2793,14 @@
           </w:tcPr>
           <w:p>
             <w:pPr>
-              <w:spacing w:after="0"/>
+              <w:spacing w:after="40"/>
             </w:pPr>
             <w:r>
               <w:rPr>
-                <w:rFonts w:ascii="Tahoma" w:hAnsi="Tahoma" w:eastAsia="Tahoma"/>
+                <w:rFonts w:ascii="Calibri" w:hAnsi="Calibri" w:eastAsia="Leelawadee UI" w:cs="Leelawadee UI"/>
                 <w:b/>
-                <w:color w:val="1F4D78"/>
-                <w:sz w:val="21"/>
+                <w:color w:val="000000"/>
+                <w:sz w:val="19"/>
               </w:rPr>
               <w:t>ค่าที่แนะนำ</w:t>
             </w:r>
@@ -2074,7 +2810,7 @@
       <w:tr>
         <w:tc>
           <w:tcPr>
-            <w:tcW w:type="dxa" w:w="2232"/>
+            <w:tcW w:type="dxa" w:w="4680"/>
             <w:vAlign w:val="center"/>
             <w:tcMar>
               <w:top w:w="80" w:type="dxa"/>
@@ -2085,13 +2821,14 @@
           </w:tcPr>
           <w:p>
             <w:pPr>
-              <w:spacing w:after="0" w:line="276" w:lineRule="auto"/>
+              <w:spacing w:after="40"/>
             </w:pPr>
             <w:r>
               <w:rPr>
-                <w:rFonts w:ascii="Tahoma" w:hAnsi="Tahoma" w:eastAsia="Tahoma"/>
+                <w:rFonts w:ascii="Calibri" w:hAnsi="Calibri" w:eastAsia="Leelawadee UI" w:cs="Leelawadee UI"/>
+                <w:b w:val="0"/>
                 <w:color w:val="000000"/>
-                <w:sz w:val="20"/>
+                <w:sz w:val="19"/>
               </w:rPr>
               <w:t>Action</w:t>
             </w:r>
@@ -2099,7 +2836,7 @@
         </w:tc>
         <w:tc>
           <w:tcPr>
-            <w:tcW w:type="dxa" w:w="7128"/>
+            <w:tcW w:type="dxa" w:w="4680"/>
             <w:vAlign w:val="center"/>
             <w:tcMar>
               <w:top w:w="80" w:type="dxa"/>
@@ -2110,13 +2847,14 @@
           </w:tcPr>
           <w:p>
             <w:pPr>
-              <w:spacing w:after="0" w:line="276" w:lineRule="auto"/>
+              <w:spacing w:after="40"/>
             </w:pPr>
             <w:r>
               <w:rPr>
-                <w:rFonts w:ascii="Tahoma" w:hAnsi="Tahoma" w:eastAsia="Tahoma"/>
+                <w:rFonts w:ascii="Calibri" w:hAnsi="Calibri" w:eastAsia="Leelawadee UI" w:cs="Leelawadee UI"/>
+                <w:b w:val="0"/>
                 <w:color w:val="000000"/>
-                <w:sz w:val="20"/>
+                <w:sz w:val="19"/>
               </w:rPr>
               <w:t>Update</w:t>
             </w:r>
@@ -2126,7 +2864,7 @@
       <w:tr>
         <w:tc>
           <w:tcPr>
-            <w:tcW w:type="dxa" w:w="2232"/>
+            <w:tcW w:type="dxa" w:w="4680"/>
             <w:vAlign w:val="center"/>
             <w:tcMar>
               <w:top w:w="80" w:type="dxa"/>
@@ -2137,13 +2875,14 @@
           </w:tcPr>
           <w:p>
             <w:pPr>
-              <w:spacing w:after="0" w:line="276" w:lineRule="auto"/>
+              <w:spacing w:after="40"/>
             </w:pPr>
             <w:r>
               <w:rPr>
-                <w:rFonts w:ascii="Tahoma" w:hAnsi="Tahoma" w:eastAsia="Tahoma"/>
+                <w:rFonts w:ascii="Calibri" w:hAnsi="Calibri" w:eastAsia="Leelawadee UI" w:cs="Leelawadee UI"/>
+                <w:b w:val="0"/>
                 <w:color w:val="000000"/>
-                <w:sz w:val="20"/>
+                <w:sz w:val="19"/>
               </w:rPr>
               <w:t>Location</w:t>
             </w:r>
@@ -2151,7 +2890,7 @@
         </w:tc>
         <w:tc>
           <w:tcPr>
-            <w:tcW w:type="dxa" w:w="7128"/>
+            <w:tcW w:type="dxa" w:w="4680"/>
             <w:vAlign w:val="center"/>
             <w:tcMar>
               <w:top w:w="80" w:type="dxa"/>
@@ -2162,13 +2901,14 @@
           </w:tcPr>
           <w:p>
             <w:pPr>
-              <w:spacing w:after="0" w:line="276" w:lineRule="auto"/>
+              <w:spacing w:after="40"/>
             </w:pPr>
             <w:r>
               <w:rPr>
-                <w:rFonts w:ascii="Tahoma" w:hAnsi="Tahoma" w:eastAsia="Tahoma"/>
+                <w:rFonts w:ascii="Calibri" w:hAnsi="Calibri" w:eastAsia="Leelawadee UI" w:cs="Leelawadee UI"/>
+                <w:b w:val="0"/>
                 <w:color w:val="000000"/>
-                <w:sz w:val="20"/>
+                <w:sz w:val="19"/>
               </w:rPr>
               <w:t>\\FS01\Users$\%USERNAME%</w:t>
             </w:r>
@@ -2178,7 +2918,7 @@
       <w:tr>
         <w:tc>
           <w:tcPr>
-            <w:tcW w:type="dxa" w:w="2232"/>
+            <w:tcW w:type="dxa" w:w="4680"/>
             <w:vAlign w:val="center"/>
             <w:tcMar>
               <w:top w:w="80" w:type="dxa"/>
@@ -2189,13 +2929,14 @@
           </w:tcPr>
           <w:p>
             <w:pPr>
-              <w:spacing w:after="0" w:line="276" w:lineRule="auto"/>
+              <w:spacing w:after="40"/>
             </w:pPr>
             <w:r>
               <w:rPr>
-                <w:rFonts w:ascii="Tahoma" w:hAnsi="Tahoma" w:eastAsia="Tahoma"/>
+                <w:rFonts w:ascii="Calibri" w:hAnsi="Calibri" w:eastAsia="Leelawadee UI" w:cs="Leelawadee UI"/>
+                <w:b w:val="0"/>
                 <w:color w:val="000000"/>
-                <w:sz w:val="20"/>
+                <w:sz w:val="19"/>
               </w:rPr>
               <w:t>Reconnect</w:t>
             </w:r>
@@ -2203,7 +2944,7 @@
         </w:tc>
         <w:tc>
           <w:tcPr>
-            <w:tcW w:type="dxa" w:w="7128"/>
+            <w:tcW w:type="dxa" w:w="4680"/>
             <w:vAlign w:val="center"/>
             <w:tcMar>
               <w:top w:w="80" w:type="dxa"/>
@@ -2214,13 +2955,14 @@
           </w:tcPr>
           <w:p>
             <w:pPr>
-              <w:spacing w:after="0" w:line="276" w:lineRule="auto"/>
+              <w:spacing w:after="40"/>
             </w:pPr>
             <w:r>
               <w:rPr>
-                <w:rFonts w:ascii="Tahoma" w:hAnsi="Tahoma" w:eastAsia="Tahoma"/>
+                <w:rFonts w:ascii="Calibri" w:hAnsi="Calibri" w:eastAsia="Leelawadee UI" w:cs="Leelawadee UI"/>
+                <w:b w:val="0"/>
                 <w:color w:val="000000"/>
-                <w:sz w:val="20"/>
+                <w:sz w:val="19"/>
               </w:rPr>
               <w:t>Enabled</w:t>
             </w:r>
@@ -2230,7 +2972,7 @@
       <w:tr>
         <w:tc>
           <w:tcPr>
-            <w:tcW w:type="dxa" w:w="2232"/>
+            <w:tcW w:type="dxa" w:w="4680"/>
             <w:vAlign w:val="center"/>
             <w:tcMar>
               <w:top w:w="80" w:type="dxa"/>
@@ -2241,13 +2983,14 @@
           </w:tcPr>
           <w:p>
             <w:pPr>
-              <w:spacing w:after="0" w:line="276" w:lineRule="auto"/>
+              <w:spacing w:after="40"/>
             </w:pPr>
             <w:r>
               <w:rPr>
-                <w:rFonts w:ascii="Tahoma" w:hAnsi="Tahoma" w:eastAsia="Tahoma"/>
+                <w:rFonts w:ascii="Calibri" w:hAnsi="Calibri" w:eastAsia="Leelawadee UI" w:cs="Leelawadee UI"/>
+                <w:b w:val="0"/>
                 <w:color w:val="000000"/>
-                <w:sz w:val="20"/>
+                <w:sz w:val="19"/>
               </w:rPr>
               <w:t>Drive Letter</w:t>
             </w:r>
@@ -2255,7 +2998,7 @@
         </w:tc>
         <w:tc>
           <w:tcPr>
-            <w:tcW w:type="dxa" w:w="7128"/>
+            <w:tcW w:type="dxa" w:w="4680"/>
             <w:vAlign w:val="center"/>
             <w:tcMar>
               <w:top w:w="80" w:type="dxa"/>
@@ -2266,13 +3009,14 @@
           </w:tcPr>
           <w:p>
             <w:pPr>
-              <w:spacing w:after="0" w:line="276" w:lineRule="auto"/>
+              <w:spacing w:after="40"/>
             </w:pPr>
             <w:r>
               <w:rPr>
-                <w:rFonts w:ascii="Tahoma" w:hAnsi="Tahoma" w:eastAsia="Tahoma"/>
+                <w:rFonts w:ascii="Calibri" w:hAnsi="Calibri" w:eastAsia="Leelawadee UI" w:cs="Leelawadee UI"/>
+                <w:b w:val="0"/>
                 <w:color w:val="000000"/>
-                <w:sz w:val="20"/>
+                <w:sz w:val="19"/>
               </w:rPr>
               <w:t>H: หรืออักษรที่องค์กรกำหนด</w:t>
             </w:r>
@@ -2282,7 +3026,7 @@
       <w:tr>
         <w:tc>
           <w:tcPr>
-            <w:tcW w:type="dxa" w:w="2232"/>
+            <w:tcW w:type="dxa" w:w="4680"/>
             <w:vAlign w:val="center"/>
             <w:tcMar>
               <w:top w:w="80" w:type="dxa"/>
@@ -2293,13 +3037,14 @@
           </w:tcPr>
           <w:p>
             <w:pPr>
-              <w:spacing w:after="0" w:line="276" w:lineRule="auto"/>
+              <w:spacing w:after="40"/>
             </w:pPr>
             <w:r>
               <w:rPr>
-                <w:rFonts w:ascii="Tahoma" w:hAnsi="Tahoma" w:eastAsia="Tahoma"/>
+                <w:rFonts w:ascii="Calibri" w:hAnsi="Calibri" w:eastAsia="Leelawadee UI" w:cs="Leelawadee UI"/>
+                <w:b w:val="0"/>
                 <w:color w:val="000000"/>
-                <w:sz w:val="20"/>
+                <w:sz w:val="19"/>
               </w:rPr>
               <w:t>Label as</w:t>
             </w:r>
@@ -2307,7 +3052,7 @@
         </w:tc>
         <w:tc>
           <w:tcPr>
-            <w:tcW w:type="dxa" w:w="7128"/>
+            <w:tcW w:type="dxa" w:w="4680"/>
             <w:vAlign w:val="center"/>
             <w:tcMar>
               <w:top w:w="80" w:type="dxa"/>
@@ -2318,13 +3063,14 @@
           </w:tcPr>
           <w:p>
             <w:pPr>
-              <w:spacing w:after="0" w:line="276" w:lineRule="auto"/>
+              <w:spacing w:after="40"/>
             </w:pPr>
             <w:r>
               <w:rPr>
-                <w:rFonts w:ascii="Tahoma" w:hAnsi="Tahoma" w:eastAsia="Tahoma"/>
+                <w:rFonts w:ascii="Calibri" w:hAnsi="Calibri" w:eastAsia="Leelawadee UI" w:cs="Leelawadee UI"/>
+                <w:b w:val="0"/>
                 <w:color w:val="000000"/>
-                <w:sz w:val="20"/>
+                <w:sz w:val="19"/>
               </w:rPr>
               <w:t>Personal Drive หรือชื่อภาษาไทยที่องค์กรกำหนด</w:t>
             </w:r>
@@ -2334,7 +3080,7 @@
       <w:tr>
         <w:tc>
           <w:tcPr>
-            <w:tcW w:type="dxa" w:w="2232"/>
+            <w:tcW w:type="dxa" w:w="4680"/>
             <w:vAlign w:val="center"/>
             <w:tcMar>
               <w:top w:w="80" w:type="dxa"/>
@@ -2345,13 +3091,14 @@
           </w:tcPr>
           <w:p>
             <w:pPr>
-              <w:spacing w:after="0" w:line="276" w:lineRule="auto"/>
+              <w:spacing w:after="40"/>
             </w:pPr>
             <w:r>
               <w:rPr>
-                <w:rFonts w:ascii="Tahoma" w:hAnsi="Tahoma" w:eastAsia="Tahoma"/>
+                <w:rFonts w:ascii="Calibri" w:hAnsi="Calibri" w:eastAsia="Leelawadee UI" w:cs="Leelawadee UI"/>
+                <w:b w:val="0"/>
                 <w:color w:val="000000"/>
-                <w:sz w:val="20"/>
+                <w:sz w:val="19"/>
               </w:rPr>
               <w:t>Common</w:t>
             </w:r>
@@ -2359,7 +3106,7 @@
         </w:tc>
         <w:tc>
           <w:tcPr>
-            <w:tcW w:type="dxa" w:w="7128"/>
+            <w:tcW w:type="dxa" w:w="4680"/>
             <w:vAlign w:val="center"/>
             <w:tcMar>
               <w:top w:w="80" w:type="dxa"/>
@@ -2370,13 +3117,14 @@
           </w:tcPr>
           <w:p>
             <w:pPr>
-              <w:spacing w:after="0" w:line="276" w:lineRule="auto"/>
+              <w:spacing w:after="40"/>
             </w:pPr>
             <w:r>
               <w:rPr>
-                <w:rFonts w:ascii="Tahoma" w:hAnsi="Tahoma" w:eastAsia="Tahoma"/>
+                <w:rFonts w:ascii="Calibri" w:hAnsi="Calibri" w:eastAsia="Leelawadee UI" w:cs="Leelawadee UI"/>
+                <w:b w:val="0"/>
                 <w:color w:val="000000"/>
-                <w:sz w:val="20"/>
+                <w:sz w:val="19"/>
               </w:rPr>
               <w:t>Run in logged-on user's security context</w:t>
             </w:r>
@@ -2384,24 +3132,13 @@
         </w:tc>
       </w:tr>
     </w:tbl>
-    <w:p>
-      <w:pPr>
-        <w:spacing w:before="0" w:after="40" w:line="300" w:lineRule="auto"/>
-      </w:pPr>
-    </w:p>
+    <w:p/>
     <w:p>
       <w:pPr>
         <w:pStyle w:val="Heading1"/>
-        <w:spacing w:before="280" w:after="140"/>
       </w:pPr>
       <w:r>
-        <w:rPr>
-          <w:rFonts w:ascii="Tahoma" w:hAnsi="Tahoma" w:eastAsia="Tahoma"/>
-          <w:b/>
-          <w:color w:val="2E74B5"/>
-          <w:sz w:val="32"/>
-        </w:rPr>
-        <w:t>6. การทดสอบหลังดำเนินการ</w:t>
+        <w:t>8. การทดสอบหลังดำเนินการ</w:t>
       </w:r>
     </w:p>
     <w:tbl>
@@ -2413,16 +3150,13 @@
         <w:tblLook w:firstColumn="1" w:firstRow="1" w:lastColumn="0" w:lastRow="0" w:noHBand="0" w:noVBand="1" w:val="04A0"/>
       </w:tblPr>
       <w:tblGrid>
-        <w:gridCol w:w="2951"/>
-        <w:gridCol w:w="6408"/>
+        <w:gridCol w:w="4680"/>
+        <w:gridCol w:w="4680"/>
       </w:tblGrid>
       <w:tr>
-        <w:trPr>
-          <w:tblHeader w:val="true"/>
-        </w:trPr>
         <w:tc>
           <w:tcPr>
-            <w:tcW w:type="dxa" w:w="2952"/>
+            <w:tcW w:type="dxa" w:w="4680"/>
             <w:shd w:fill="E8EEF5"/>
             <w:vAlign w:val="center"/>
             <w:tcMar>
@@ -2434,14 +3168,14 @@
           </w:tcPr>
           <w:p>
             <w:pPr>
-              <w:spacing w:after="0"/>
+              <w:spacing w:after="40"/>
             </w:pPr>
             <w:r>
               <w:rPr>
-                <w:rFonts w:ascii="Tahoma" w:hAnsi="Tahoma" w:eastAsia="Tahoma"/>
+                <w:rFonts w:ascii="Calibri" w:hAnsi="Calibri" w:eastAsia="Leelawadee UI" w:cs="Leelawadee UI"/>
                 <w:b/>
-                <w:color w:val="1F4D78"/>
-                <w:sz w:val="21"/>
+                <w:color w:val="000000"/>
+                <w:sz w:val="19"/>
               </w:rPr>
               <w:t>รายการตรวจสอบ</w:t>
             </w:r>
@@ -2449,7 +3183,7 @@
         </w:tc>
         <w:tc>
           <w:tcPr>
-            <w:tcW w:type="dxa" w:w="6408"/>
+            <w:tcW w:type="dxa" w:w="4680"/>
             <w:shd w:fill="E8EEF5"/>
             <w:vAlign w:val="center"/>
             <w:tcMar>
@@ -2461,14 +3195,14 @@
           </w:tcPr>
           <w:p>
             <w:pPr>
-              <w:spacing w:after="0"/>
+              <w:spacing w:after="40"/>
             </w:pPr>
             <w:r>
               <w:rPr>
-                <w:rFonts w:ascii="Tahoma" w:hAnsi="Tahoma" w:eastAsia="Tahoma"/>
+                <w:rFonts w:ascii="Calibri" w:hAnsi="Calibri" w:eastAsia="Leelawadee UI" w:cs="Leelawadee UI"/>
                 <w:b/>
-                <w:color w:val="1F4D78"/>
-                <w:sz w:val="21"/>
+                <w:color w:val="000000"/>
+                <w:sz w:val="19"/>
               </w:rPr>
               <w:t>ผลที่คาดหวัง</w:t>
             </w:r>
@@ -2478,7 +3212,7 @@
       <w:tr>
         <w:tc>
           <w:tcPr>
-            <w:tcW w:type="dxa" w:w="2952"/>
+            <w:tcW w:type="dxa" w:w="4680"/>
             <w:vAlign w:val="center"/>
             <w:tcMar>
               <w:top w:w="80" w:type="dxa"/>
@@ -2489,13 +3223,14 @@
           </w:tcPr>
           <w:p>
             <w:pPr>
-              <w:spacing w:after="0" w:line="276" w:lineRule="auto"/>
+              <w:spacing w:after="40"/>
             </w:pPr>
             <w:r>
               <w:rPr>
-                <w:rFonts w:ascii="Tahoma" w:hAnsi="Tahoma" w:eastAsia="Tahoma"/>
+                <w:rFonts w:ascii="Calibri" w:hAnsi="Calibri" w:eastAsia="Leelawadee UI" w:cs="Leelawadee UI"/>
+                <w:b w:val="0"/>
                 <w:color w:val="000000"/>
-                <w:sz w:val="20"/>
+                <w:sz w:val="19"/>
               </w:rPr>
               <w:t>เข้าสู่ระบบด้วยผู้ใช้ทดสอบ</w:t>
             </w:r>
@@ -2503,7 +3238,7 @@
         </w:tc>
         <w:tc>
           <w:tcPr>
-            <w:tcW w:type="dxa" w:w="6408"/>
+            <w:tcW w:type="dxa" w:w="4680"/>
             <w:vAlign w:val="center"/>
             <w:tcMar>
               <w:top w:w="80" w:type="dxa"/>
@@ -2514,13 +3249,14 @@
           </w:tcPr>
           <w:p>
             <w:pPr>
-              <w:spacing w:after="0" w:line="276" w:lineRule="auto"/>
+              <w:spacing w:after="40"/>
             </w:pPr>
             <w:r>
               <w:rPr>
-                <w:rFonts w:ascii="Tahoma" w:hAnsi="Tahoma" w:eastAsia="Tahoma"/>
+                <w:rFonts w:ascii="Calibri" w:hAnsi="Calibri" w:eastAsia="Leelawadee UI" w:cs="Leelawadee UI"/>
+                <w:b w:val="0"/>
                 <w:color w:val="000000"/>
-                <w:sz w:val="20"/>
+                <w:sz w:val="19"/>
               </w:rPr>
               <w:t>เห็น drive H: map ไปยัง \\FS01\Users$\ชื่อผู้ใช้</w:t>
             </w:r>
@@ -2530,7 +3266,7 @@
       <w:tr>
         <w:tc>
           <w:tcPr>
-            <w:tcW w:type="dxa" w:w="2952"/>
+            <w:tcW w:type="dxa" w:w="4680"/>
             <w:vAlign w:val="center"/>
             <w:tcMar>
               <w:top w:w="80" w:type="dxa"/>
@@ -2541,13 +3277,14 @@
           </w:tcPr>
           <w:p>
             <w:pPr>
-              <w:spacing w:after="0" w:line="276" w:lineRule="auto"/>
+              <w:spacing w:after="40"/>
             </w:pPr>
             <w:r>
               <w:rPr>
-                <w:rFonts w:ascii="Tahoma" w:hAnsi="Tahoma" w:eastAsia="Tahoma"/>
+                <w:rFonts w:ascii="Calibri" w:hAnsi="Calibri" w:eastAsia="Leelawadee UI" w:cs="Leelawadee UI"/>
+                <w:b w:val="0"/>
                 <w:color w:val="000000"/>
-                <w:sz w:val="20"/>
+                <w:sz w:val="19"/>
               </w:rPr>
               <w:t>เปิด drive ส่วนตัว</w:t>
             </w:r>
@@ -2555,7 +3292,7 @@
         </w:tc>
         <w:tc>
           <w:tcPr>
-            <w:tcW w:type="dxa" w:w="6408"/>
+            <w:tcW w:type="dxa" w:w="4680"/>
             <w:vAlign w:val="center"/>
             <w:tcMar>
               <w:top w:w="80" w:type="dxa"/>
@@ -2566,13 +3303,14 @@
           </w:tcPr>
           <w:p>
             <w:pPr>
-              <w:spacing w:after="0" w:line="276" w:lineRule="auto"/>
+              <w:spacing w:after="40"/>
             </w:pPr>
             <w:r>
               <w:rPr>
-                <w:rFonts w:ascii="Tahoma" w:hAnsi="Tahoma" w:eastAsia="Tahoma"/>
+                <w:rFonts w:ascii="Calibri" w:hAnsi="Calibri" w:eastAsia="Leelawadee UI" w:cs="Leelawadee UI"/>
+                <w:b w:val="0"/>
                 <w:color w:val="000000"/>
-                <w:sz w:val="20"/>
+                <w:sz w:val="19"/>
               </w:rPr>
               <w:t>สามารถสร้าง แก้ไข และลบไฟล์ของตนเองได้</w:t>
             </w:r>
@@ -2582,7 +3320,7 @@
       <w:tr>
         <w:tc>
           <w:tcPr>
-            <w:tcW w:type="dxa" w:w="2952"/>
+            <w:tcW w:type="dxa" w:w="4680"/>
             <w:vAlign w:val="center"/>
             <w:tcMar>
               <w:top w:w="80" w:type="dxa"/>
@@ -2593,13 +3331,14 @@
           </w:tcPr>
           <w:p>
             <w:pPr>
-              <w:spacing w:after="0" w:line="276" w:lineRule="auto"/>
+              <w:spacing w:after="40"/>
             </w:pPr>
             <w:r>
               <w:rPr>
-                <w:rFonts w:ascii="Tahoma" w:hAnsi="Tahoma" w:eastAsia="Tahoma"/>
+                <w:rFonts w:ascii="Calibri" w:hAnsi="Calibri" w:eastAsia="Leelawadee UI" w:cs="Leelawadee UI"/>
+                <w:b w:val="0"/>
                 <w:color w:val="000000"/>
-                <w:sz w:val="20"/>
+                <w:sz w:val="19"/>
               </w:rPr>
               <w:t>ลองเข้าถึงโฟลเดอร์ผู้อื่น</w:t>
             </w:r>
@@ -2607,7 +3346,7 @@
         </w:tc>
         <w:tc>
           <w:tcPr>
-            <w:tcW w:type="dxa" w:w="6408"/>
+            <w:tcW w:type="dxa" w:w="4680"/>
             <w:vAlign w:val="center"/>
             <w:tcMar>
               <w:top w:w="80" w:type="dxa"/>
@@ -2618,13 +3357,14 @@
           </w:tcPr>
           <w:p>
             <w:pPr>
-              <w:spacing w:after="0" w:line="276" w:lineRule="auto"/>
+              <w:spacing w:after="40"/>
             </w:pPr>
             <w:r>
               <w:rPr>
-                <w:rFonts w:ascii="Tahoma" w:hAnsi="Tahoma" w:eastAsia="Tahoma"/>
+                <w:rFonts w:ascii="Calibri" w:hAnsi="Calibri" w:eastAsia="Leelawadee UI" w:cs="Leelawadee UI"/>
+                <w:b w:val="0"/>
                 <w:color w:val="000000"/>
-                <w:sz w:val="20"/>
+                <w:sz w:val="19"/>
               </w:rPr>
               <w:t>ถูกปฏิเสธการเข้าถึง หรือไม่เห็นโฟลเดอร์เมื่อ browse share</w:t>
             </w:r>
@@ -2634,7 +3374,7 @@
       <w:tr>
         <w:tc>
           <w:tcPr>
-            <w:tcW w:type="dxa" w:w="2952"/>
+            <w:tcW w:type="dxa" w:w="4680"/>
             <w:vAlign w:val="center"/>
             <w:tcMar>
               <w:top w:w="80" w:type="dxa"/>
@@ -2645,13 +3385,14 @@
           </w:tcPr>
           <w:p>
             <w:pPr>
-              <w:spacing w:after="0" w:line="276" w:lineRule="auto"/>
+              <w:spacing w:after="40"/>
             </w:pPr>
             <w:r>
               <w:rPr>
-                <w:rFonts w:ascii="Tahoma" w:hAnsi="Tahoma" w:eastAsia="Tahoma"/>
+                <w:rFonts w:ascii="Calibri" w:hAnsi="Calibri" w:eastAsia="Leelawadee UI" w:cs="Leelawadee UI"/>
+                <w:b w:val="0"/>
                 <w:color w:val="000000"/>
-                <w:sz w:val="20"/>
+                <w:sz w:val="19"/>
               </w:rPr>
               <w:t>ตรวจสอบ Event / gpresult</w:t>
             </w:r>
@@ -2659,7 +3400,7 @@
         </w:tc>
         <w:tc>
           <w:tcPr>
-            <w:tcW w:type="dxa" w:w="6408"/>
+            <w:tcW w:type="dxa" w:w="4680"/>
             <w:vAlign w:val="center"/>
             <w:tcMar>
               <w:top w:w="80" w:type="dxa"/>
@@ -2670,13 +3411,14 @@
           </w:tcPr>
           <w:p>
             <w:pPr>
-              <w:spacing w:after="0" w:line="276" w:lineRule="auto"/>
+              <w:spacing w:after="40"/>
             </w:pPr>
             <w:r>
               <w:rPr>
-                <w:rFonts w:ascii="Tahoma" w:hAnsi="Tahoma" w:eastAsia="Tahoma"/>
+                <w:rFonts w:ascii="Calibri" w:hAnsi="Calibri" w:eastAsia="Leelawadee UI" w:cs="Leelawadee UI"/>
+                <w:b w:val="0"/>
                 <w:color w:val="000000"/>
-                <w:sz w:val="20"/>
+                <w:sz w:val="19"/>
               </w:rPr>
               <w:t>GPO ถูก apply กับผู้ใช้ที่อยู่ใน scope</w:t>
             </w:r>
@@ -2686,7 +3428,7 @@
       <w:tr>
         <w:tc>
           <w:tcPr>
-            <w:tcW w:type="dxa" w:w="2952"/>
+            <w:tcW w:type="dxa" w:w="4680"/>
             <w:vAlign w:val="center"/>
             <w:tcMar>
               <w:top w:w="80" w:type="dxa"/>
@@ -2697,13 +3439,14 @@
           </w:tcPr>
           <w:p>
             <w:pPr>
-              <w:spacing w:after="0" w:line="276" w:lineRule="auto"/>
+              <w:spacing w:after="40"/>
             </w:pPr>
             <w:r>
               <w:rPr>
-                <w:rFonts w:ascii="Tahoma" w:hAnsi="Tahoma" w:eastAsia="Tahoma"/>
+                <w:rFonts w:ascii="Calibri" w:hAnsi="Calibri" w:eastAsia="Leelawadee UI" w:cs="Leelawadee UI"/>
+                <w:b w:val="0"/>
                 <w:color w:val="000000"/>
-                <w:sz w:val="20"/>
+                <w:sz w:val="19"/>
               </w:rPr>
               <w:t>ทดสอบ backup/restore</w:t>
             </w:r>
@@ -2711,7 +3454,7 @@
         </w:tc>
         <w:tc>
           <w:tcPr>
-            <w:tcW w:type="dxa" w:w="6408"/>
+            <w:tcW w:type="dxa" w:w="4680"/>
             <w:vAlign w:val="center"/>
             <w:tcMar>
               <w:top w:w="80" w:type="dxa"/>
@@ -2722,13 +3465,14 @@
           </w:tcPr>
           <w:p>
             <w:pPr>
-              <w:spacing w:after="0" w:line="276" w:lineRule="auto"/>
+              <w:spacing w:after="40"/>
             </w:pPr>
             <w:r>
               <w:rPr>
-                <w:rFonts w:ascii="Tahoma" w:hAnsi="Tahoma" w:eastAsia="Tahoma"/>
+                <w:rFonts w:ascii="Calibri" w:hAnsi="Calibri" w:eastAsia="Leelawadee UI" w:cs="Leelawadee UI"/>
+                <w:b w:val="0"/>
                 <w:color w:val="000000"/>
-                <w:sz w:val="20"/>
+                <w:sz w:val="19"/>
               </w:rPr>
               <w:t>สามารถกู้คืนไฟล์ตัวอย่างตามนโยบาย retention ได้</w:t>
             </w:r>
@@ -2736,10 +3480,98 @@
         </w:tc>
       </w:tr>
     </w:tbl>
+    <w:p/>
     <w:p>
       <w:pPr>
-        <w:spacing w:before="0" w:after="40" w:line="300" w:lineRule="auto"/>
+        <w:spacing w:after="120"/>
       </w:pPr>
+      <w:r>
+        <w:rPr>
+          <w:rFonts w:ascii="Calibri" w:hAnsi="Calibri" w:eastAsia="Leelawadee UI" w:cs="Leelawadee UI"/>
+          <w:sz w:val="22"/>
+        </w:rPr>
+        <w:t>คำสั่งตรวจสอบเบื้องต้น:</w:t>
+      </w:r>
+    </w:p>
+    <w:p>
+      <w:pPr>
+        <w:spacing w:after="0"/>
+        <w:ind w:left="216"/>
+      </w:pPr>
+      <w:r>
+        <w:rPr>
+          <w:rFonts w:ascii="Consolas" w:hAnsi="Consolas" w:eastAsia="Consolas" w:cs="Consolas"/>
+          <w:color w:val="333333"/>
+          <w:sz w:val="18"/>
+        </w:rPr>
+        <w:t>gpupdate /force</w:t>
+      </w:r>
+    </w:p>
+    <w:p>
+      <w:pPr>
+        <w:spacing w:after="0"/>
+        <w:ind w:left="216"/>
+      </w:pPr>
+      <w:r>
+        <w:rPr>
+          <w:rFonts w:ascii="Consolas" w:hAnsi="Consolas" w:eastAsia="Consolas" w:cs="Consolas"/>
+          <w:color w:val="333333"/>
+          <w:sz w:val="18"/>
+        </w:rPr>
+        <w:t>gpresult /r</w:t>
+      </w:r>
+    </w:p>
+    <w:p>
+      <w:pPr>
+        <w:spacing w:after="0"/>
+        <w:ind w:left="216"/>
+      </w:pPr>
+      <w:r>
+        <w:rPr>
+          <w:rFonts w:ascii="Consolas" w:hAnsi="Consolas" w:eastAsia="Consolas" w:cs="Consolas"/>
+          <w:color w:val="333333"/>
+          <w:sz w:val="18"/>
+        </w:rPr>
+        <w:t>whoami</w:t>
+      </w:r>
+    </w:p>
+    <w:p>
+      <w:pPr>
+        <w:spacing w:after="0"/>
+        <w:ind w:left="216"/>
+      </w:pPr>
+      <w:r>
+        <w:rPr>
+          <w:rFonts w:ascii="Consolas" w:hAnsi="Consolas" w:eastAsia="Consolas" w:cs="Consolas"/>
+          <w:color w:val="333333"/>
+          <w:sz w:val="18"/>
+        </w:rPr>
+        <w:t>net use</w:t>
+      </w:r>
+    </w:p>
+    <w:p/>
+    <w:p>
+      <w:pPr>
+        <w:spacing w:after="0"/>
+        <w:ind w:left="216"/>
+      </w:pPr>
+      <w:r>
+        <w:rPr>
+          <w:rFonts w:ascii="Consolas" w:hAnsi="Consolas" w:eastAsia="Consolas" w:cs="Consolas"/>
+          <w:color w:val="333333"/>
+          <w:sz w:val="18"/>
+        </w:rPr>
+        <w:t>Test-Path "\\FS01\Users$\$env:USERNAME"</w:t>
+      </w:r>
+    </w:p>
+    <w:p/>
+    <w:p>
+      <w:pPr>
+        <w:pStyle w:val="Heading1"/>
+      </w:pPr>
+      <w:r>
+        <w:t>8.1 แนวทางแก้ปัญหาที่พบบ่อย</w:t>
+      </w:r>
     </w:p>
     <w:tbl>
       <w:tblPr>
@@ -2750,136 +3582,550 @@
         <w:tblLook w:firstColumn="1" w:firstRow="1" w:lastColumn="0" w:lastRow="0" w:noHBand="0" w:noVBand="1" w:val="04A0"/>
       </w:tblPr>
       <w:tblGrid>
-        <w:gridCol w:w="9360"/>
+        <w:gridCol w:w="3120"/>
+        <w:gridCol w:w="3120"/>
+        <w:gridCol w:w="3120"/>
       </w:tblGrid>
       <w:tr>
-        <w:trPr>
-          <w:tblHeader w:val="true"/>
-        </w:trPr>
         <w:tc>
           <w:tcPr>
-            <w:tcW w:type="dxa" w:w="9360"/>
-            <w:shd w:fill="F7F9FB"/>
+            <w:tcW w:type="dxa" w:w="3120"/>
+            <w:shd w:fill="E8EEF5"/>
+            <w:vAlign w:val="center"/>
             <w:tcMar>
               <w:top w:w="80" w:type="dxa"/>
               <w:start w:w="120" w:type="dxa"/>
               <w:bottom w:w="80" w:type="dxa"/>
               <w:end w:w="120" w:type="dxa"/>
             </w:tcMar>
-            <w:vAlign w:val="center"/>
           </w:tcPr>
           <w:p>
             <w:pPr>
-              <w:spacing w:after="0"/>
+              <w:spacing w:after="40"/>
             </w:pPr>
             <w:r>
               <w:rPr>
-                <w:rFonts w:ascii="Consolas" w:hAnsi="Consolas"/>
-                <w:sz w:val="17"/>
+                <w:rFonts w:ascii="Calibri" w:hAnsi="Calibri" w:eastAsia="Leelawadee UI" w:cs="Leelawadee UI"/>
+                <w:b/>
+                <w:color w:val="000000"/>
+                <w:sz w:val="19"/>
               </w:rPr>
-              <w:t>gpupdate /force</w:t>
+              <w:t>อาการ</w:t>
             </w:r>
-            <w:r>
-              <w:br/>
-            </w:r>
+          </w:p>
+        </w:tc>
+        <w:tc>
+          <w:tcPr>
+            <w:tcW w:type="dxa" w:w="3120"/>
+            <w:shd w:fill="E8EEF5"/>
+            <w:vAlign w:val="center"/>
+            <w:tcMar>
+              <w:top w:w="80" w:type="dxa"/>
+              <w:start w:w="120" w:type="dxa"/>
+              <w:bottom w:w="80" w:type="dxa"/>
+              <w:end w:w="120" w:type="dxa"/>
+            </w:tcMar>
+          </w:tcPr>
+          <w:p>
+            <w:pPr>
+              <w:spacing w:after="40"/>
+            </w:pPr>
             <w:r>
               <w:rPr>
-                <w:rFonts w:ascii="Consolas" w:hAnsi="Consolas"/>
-                <w:sz w:val="17"/>
+                <w:rFonts w:ascii="Calibri" w:hAnsi="Calibri" w:eastAsia="Leelawadee UI" w:cs="Leelawadee UI"/>
+                <w:b/>
+                <w:color w:val="000000"/>
+                <w:sz w:val="19"/>
               </w:rPr>
-              <w:t>gpresult /r</w:t>
+              <w:t>สาเหตุที่พบบ่อย</w:t>
             </w:r>
-            <w:r>
-              <w:br/>
-            </w:r>
+          </w:p>
+        </w:tc>
+        <w:tc>
+          <w:tcPr>
+            <w:tcW w:type="dxa" w:w="3120"/>
+            <w:shd w:fill="E8EEF5"/>
+            <w:vAlign w:val="center"/>
+            <w:tcMar>
+              <w:top w:w="80" w:type="dxa"/>
+              <w:start w:w="120" w:type="dxa"/>
+              <w:bottom w:w="80" w:type="dxa"/>
+              <w:end w:w="120" w:type="dxa"/>
+            </w:tcMar>
+          </w:tcPr>
+          <w:p>
+            <w:pPr>
+              <w:spacing w:after="40"/>
+            </w:pPr>
             <w:r>
               <w:rPr>
-                <w:rFonts w:ascii="Consolas" w:hAnsi="Consolas"/>
-                <w:sz w:val="17"/>
+                <w:rFonts w:ascii="Calibri" w:hAnsi="Calibri" w:eastAsia="Leelawadee UI" w:cs="Leelawadee UI"/>
+                <w:b/>
+                <w:color w:val="000000"/>
+                <w:sz w:val="19"/>
               </w:rPr>
-              <w:t>whoami</w:t>
+              <w:t>แนวทางตรวจสอบ</w:t>
             </w:r>
-            <w:r>
-              <w:br/>
-            </w:r>
+          </w:p>
+        </w:tc>
+      </w:tr>
+      <w:tr>
+        <w:tc>
+          <w:tcPr>
+            <w:tcW w:type="dxa" w:w="3120"/>
+            <w:vAlign w:val="center"/>
+            <w:tcMar>
+              <w:top w:w="80" w:type="dxa"/>
+              <w:start w:w="120" w:type="dxa"/>
+              <w:bottom w:w="80" w:type="dxa"/>
+              <w:end w:w="120" w:type="dxa"/>
+            </w:tcMar>
+          </w:tcPr>
+          <w:p>
+            <w:pPr>
+              <w:spacing w:after="40"/>
+            </w:pPr>
             <w:r>
               <w:rPr>
-                <w:rFonts w:ascii="Consolas" w:hAnsi="Consolas"/>
-                <w:sz w:val="17"/>
+                <w:rFonts w:ascii="Calibri" w:hAnsi="Calibri" w:eastAsia="Leelawadee UI" w:cs="Leelawadee UI"/>
+                <w:b w:val="0"/>
+                <w:color w:val="000000"/>
+                <w:sz w:val="19"/>
               </w:rPr>
-              <w:t>net use</w:t>
+              <w:t>ผู้ใช้ไม่เห็น drive</w:t>
             </w:r>
-            <w:r>
-              <w:br/>
-            </w:r>
+          </w:p>
+        </w:tc>
+        <w:tc>
+          <w:tcPr>
+            <w:tcW w:type="dxa" w:w="3120"/>
+            <w:vAlign w:val="center"/>
+            <w:tcMar>
+              <w:top w:w="80" w:type="dxa"/>
+              <w:start w:w="120" w:type="dxa"/>
+              <w:bottom w:w="80" w:type="dxa"/>
+              <w:end w:w="120" w:type="dxa"/>
+            </w:tcMar>
+          </w:tcPr>
+          <w:p>
+            <w:pPr>
+              <w:spacing w:after="40"/>
+            </w:pPr>
             <w:r>
               <w:rPr>
-                <w:rFonts w:ascii="Consolas" w:hAnsi="Consolas"/>
-                <w:sz w:val="17"/>
+                <w:rFonts w:ascii="Calibri" w:hAnsi="Calibri" w:eastAsia="Leelawadee UI" w:cs="Leelawadee UI"/>
+                <w:b w:val="0"/>
+                <w:color w:val="000000"/>
+                <w:sz w:val="19"/>
               </w:rPr>
-              <w:t>Test-Path '\\FS01\Users$\%USERNAME%'</w:t>
+              <w:t>GPO ไม่ apply หรืออยู่นอก scope</w:t>
+            </w:r>
+          </w:p>
+        </w:tc>
+        <w:tc>
+          <w:tcPr>
+            <w:tcW w:type="dxa" w:w="3120"/>
+            <w:vAlign w:val="center"/>
+            <w:tcMar>
+              <w:top w:w="80" w:type="dxa"/>
+              <w:start w:w="120" w:type="dxa"/>
+              <w:bottom w:w="80" w:type="dxa"/>
+              <w:end w:w="120" w:type="dxa"/>
+            </w:tcMar>
+          </w:tcPr>
+          <w:p>
+            <w:pPr>
+              <w:spacing w:after="40"/>
+            </w:pPr>
+            <w:r>
+              <w:rPr>
+                <w:rFonts w:ascii="Calibri" w:hAnsi="Calibri" w:eastAsia="Leelawadee UI" w:cs="Leelawadee UI"/>
+                <w:b w:val="0"/>
+                <w:color w:val="000000"/>
+                <w:sz w:val="19"/>
+              </w:rPr>
+              <w:t>ตรวจ gpresult /r, OU link และ security filtering</w:t>
+            </w:r>
+          </w:p>
+        </w:tc>
+      </w:tr>
+      <w:tr>
+        <w:tc>
+          <w:tcPr>
+            <w:tcW w:type="dxa" w:w="3120"/>
+            <w:vAlign w:val="center"/>
+            <w:tcMar>
+              <w:top w:w="80" w:type="dxa"/>
+              <w:start w:w="120" w:type="dxa"/>
+              <w:bottom w:w="80" w:type="dxa"/>
+              <w:end w:w="120" w:type="dxa"/>
+            </w:tcMar>
+          </w:tcPr>
+          <w:p>
+            <w:pPr>
+              <w:spacing w:after="40"/>
+            </w:pPr>
+            <w:r>
+              <w:rPr>
+                <w:rFonts w:ascii="Calibri" w:hAnsi="Calibri" w:eastAsia="Leelawadee UI" w:cs="Leelawadee UI"/>
+                <w:b w:val="0"/>
+                <w:color w:val="000000"/>
+                <w:sz w:val="19"/>
+              </w:rPr>
+              <w:t>เห็น drive แต่เปิดไม่ได้</w:t>
+            </w:r>
+          </w:p>
+        </w:tc>
+        <w:tc>
+          <w:tcPr>
+            <w:tcW w:type="dxa" w:w="3120"/>
+            <w:vAlign w:val="center"/>
+            <w:tcMar>
+              <w:top w:w="80" w:type="dxa"/>
+              <w:start w:w="120" w:type="dxa"/>
+              <w:bottom w:w="80" w:type="dxa"/>
+              <w:end w:w="120" w:type="dxa"/>
+            </w:tcMar>
+          </w:tcPr>
+          <w:p>
+            <w:pPr>
+              <w:spacing w:after="40"/>
+            </w:pPr>
+            <w:r>
+              <w:rPr>
+                <w:rFonts w:ascii="Calibri" w:hAnsi="Calibri" w:eastAsia="Leelawadee UI" w:cs="Leelawadee UI"/>
+                <w:b w:val="0"/>
+                <w:color w:val="000000"/>
+                <w:sz w:val="19"/>
+              </w:rPr>
+              <w:t>NTFS permission หรือ share permission ไม่ถูกต้อง</w:t>
+            </w:r>
+          </w:p>
+        </w:tc>
+        <w:tc>
+          <w:tcPr>
+            <w:tcW w:type="dxa" w:w="3120"/>
+            <w:vAlign w:val="center"/>
+            <w:tcMar>
+              <w:top w:w="80" w:type="dxa"/>
+              <w:start w:w="120" w:type="dxa"/>
+              <w:bottom w:w="80" w:type="dxa"/>
+              <w:end w:w="120" w:type="dxa"/>
+            </w:tcMar>
+          </w:tcPr>
+          <w:p>
+            <w:pPr>
+              <w:spacing w:after="40"/>
+            </w:pPr>
+            <w:r>
+              <w:rPr>
+                <w:rFonts w:ascii="Calibri" w:hAnsi="Calibri" w:eastAsia="Leelawadee UI" w:cs="Leelawadee UI"/>
+                <w:b w:val="0"/>
+                <w:color w:val="000000"/>
+                <w:sz w:val="19"/>
+              </w:rPr>
+              <w:t>ตรวจ icacls, share permission และชื่อโฟลเดอร์ให้ตรง %USERNAME%</w:t>
+            </w:r>
+          </w:p>
+        </w:tc>
+      </w:tr>
+      <w:tr>
+        <w:tc>
+          <w:tcPr>
+            <w:tcW w:type="dxa" w:w="3120"/>
+            <w:vAlign w:val="center"/>
+            <w:tcMar>
+              <w:top w:w="80" w:type="dxa"/>
+              <w:start w:w="120" w:type="dxa"/>
+              <w:bottom w:w="80" w:type="dxa"/>
+              <w:end w:w="120" w:type="dxa"/>
+            </w:tcMar>
+          </w:tcPr>
+          <w:p>
+            <w:pPr>
+              <w:spacing w:after="40"/>
+            </w:pPr>
+            <w:r>
+              <w:rPr>
+                <w:rFonts w:ascii="Calibri" w:hAnsi="Calibri" w:eastAsia="Leelawadee UI" w:cs="Leelawadee UI"/>
+                <w:b w:val="0"/>
+                <w:color w:val="000000"/>
+                <w:sz w:val="19"/>
+              </w:rPr>
+              <w:t>ผู้ใช้เห็นโฟลเดอร์ของคนอื่น</w:t>
+            </w:r>
+          </w:p>
+        </w:tc>
+        <w:tc>
+          <w:tcPr>
+            <w:tcW w:type="dxa" w:w="3120"/>
+            <w:vAlign w:val="center"/>
+            <w:tcMar>
+              <w:top w:w="80" w:type="dxa"/>
+              <w:start w:w="120" w:type="dxa"/>
+              <w:bottom w:w="80" w:type="dxa"/>
+              <w:end w:w="120" w:type="dxa"/>
+            </w:tcMar>
+          </w:tcPr>
+          <w:p>
+            <w:pPr>
+              <w:spacing w:after="40"/>
+            </w:pPr>
+            <w:r>
+              <w:rPr>
+                <w:rFonts w:ascii="Calibri" w:hAnsi="Calibri" w:eastAsia="Leelawadee UI" w:cs="Leelawadee UI"/>
+                <w:b w:val="0"/>
+                <w:color w:val="000000"/>
+                <w:sz w:val="19"/>
+              </w:rPr>
+              <w:t>Access-Based Enumeration ไม่เปิด หรือ root permission กว้างเกินไป</w:t>
+            </w:r>
+          </w:p>
+        </w:tc>
+        <w:tc>
+          <w:tcPr>
+            <w:tcW w:type="dxa" w:w="3120"/>
+            <w:vAlign w:val="center"/>
+            <w:tcMar>
+              <w:top w:w="80" w:type="dxa"/>
+              <w:start w:w="120" w:type="dxa"/>
+              <w:bottom w:w="80" w:type="dxa"/>
+              <w:end w:w="120" w:type="dxa"/>
+            </w:tcMar>
+          </w:tcPr>
+          <w:p>
+            <w:pPr>
+              <w:spacing w:after="40"/>
+            </w:pPr>
+            <w:r>
+              <w:rPr>
+                <w:rFonts w:ascii="Calibri" w:hAnsi="Calibri" w:eastAsia="Leelawadee UI" w:cs="Leelawadee UI"/>
+                <w:b w:val="0"/>
+                <w:color w:val="000000"/>
+                <w:sz w:val="19"/>
+              </w:rPr>
+              <w:t>ตรวจ Get-SmbShare -Name Users$ และ ACL ที่ root</w:t>
+            </w:r>
+          </w:p>
+        </w:tc>
+      </w:tr>
+      <w:tr>
+        <w:tc>
+          <w:tcPr>
+            <w:tcW w:type="dxa" w:w="3120"/>
+            <w:vAlign w:val="center"/>
+            <w:tcMar>
+              <w:top w:w="80" w:type="dxa"/>
+              <w:start w:w="120" w:type="dxa"/>
+              <w:bottom w:w="80" w:type="dxa"/>
+              <w:end w:w="120" w:type="dxa"/>
+            </w:tcMar>
+          </w:tcPr>
+          <w:p>
+            <w:pPr>
+              <w:spacing w:after="40"/>
+            </w:pPr>
+            <w:r>
+              <w:rPr>
+                <w:rFonts w:ascii="Calibri" w:hAnsi="Calibri" w:eastAsia="Leelawadee UI" w:cs="Leelawadee UI"/>
+                <w:b w:val="0"/>
+                <w:color w:val="000000"/>
+                <w:sz w:val="19"/>
+              </w:rPr>
+              <w:t>Map drive ไปผิด path</w:t>
+            </w:r>
+          </w:p>
+        </w:tc>
+        <w:tc>
+          <w:tcPr>
+            <w:tcW w:type="dxa" w:w="3120"/>
+            <w:vAlign w:val="center"/>
+            <w:tcMar>
+              <w:top w:w="80" w:type="dxa"/>
+              <w:start w:w="120" w:type="dxa"/>
+              <w:bottom w:w="80" w:type="dxa"/>
+              <w:end w:w="120" w:type="dxa"/>
+            </w:tcMar>
+          </w:tcPr>
+          <w:p>
+            <w:pPr>
+              <w:spacing w:after="40"/>
+            </w:pPr>
+            <w:r>
+              <w:rPr>
+                <w:rFonts w:ascii="Calibri" w:hAnsi="Calibri" w:eastAsia="Leelawadee UI" w:cs="Leelawadee UI"/>
+                <w:b w:val="0"/>
+                <w:color w:val="000000"/>
+                <w:sz w:val="19"/>
+              </w:rPr>
+              <w:t>ใช้ server/share/name ไม่ตรง</w:t>
+            </w:r>
+          </w:p>
+        </w:tc>
+        <w:tc>
+          <w:tcPr>
+            <w:tcW w:type="dxa" w:w="3120"/>
+            <w:vAlign w:val="center"/>
+            <w:tcMar>
+              <w:top w:w="80" w:type="dxa"/>
+              <w:start w:w="120" w:type="dxa"/>
+              <w:bottom w:w="80" w:type="dxa"/>
+              <w:end w:w="120" w:type="dxa"/>
+            </w:tcMar>
+          </w:tcPr>
+          <w:p>
+            <w:pPr>
+              <w:spacing w:after="40"/>
+            </w:pPr>
+            <w:r>
+              <w:rPr>
+                <w:rFonts w:ascii="Calibri" w:hAnsi="Calibri" w:eastAsia="Leelawadee UI" w:cs="Leelawadee UI"/>
+                <w:b w:val="0"/>
+                <w:color w:val="000000"/>
+                <w:sz w:val="19"/>
+              </w:rPr>
+              <w:t>ตรวจค่า Location ใน Drive Maps</w:t>
+            </w:r>
+          </w:p>
+        </w:tc>
+      </w:tr>
+      <w:tr>
+        <w:tc>
+          <w:tcPr>
+            <w:tcW w:type="dxa" w:w="3120"/>
+            <w:vAlign w:val="center"/>
+            <w:tcMar>
+              <w:top w:w="80" w:type="dxa"/>
+              <w:start w:w="120" w:type="dxa"/>
+              <w:bottom w:w="80" w:type="dxa"/>
+              <w:end w:w="120" w:type="dxa"/>
+            </w:tcMar>
+          </w:tcPr>
+          <w:p>
+            <w:pPr>
+              <w:spacing w:after="40"/>
+            </w:pPr>
+            <w:r>
+              <w:rPr>
+                <w:rFonts w:ascii="Calibri" w:hAnsi="Calibri" w:eastAsia="Leelawadee UI" w:cs="Leelawadee UI"/>
+                <w:b w:val="0"/>
+                <w:color w:val="000000"/>
+                <w:sz w:val="19"/>
+              </w:rPr>
+              <w:t>Logon ช้า</w:t>
+            </w:r>
+          </w:p>
+        </w:tc>
+        <w:tc>
+          <w:tcPr>
+            <w:tcW w:type="dxa" w:w="3120"/>
+            <w:vAlign w:val="center"/>
+            <w:tcMar>
+              <w:top w:w="80" w:type="dxa"/>
+              <w:start w:w="120" w:type="dxa"/>
+              <w:bottom w:w="80" w:type="dxa"/>
+              <w:end w:w="120" w:type="dxa"/>
+            </w:tcMar>
+          </w:tcPr>
+          <w:p>
+            <w:pPr>
+              <w:spacing w:after="40"/>
+            </w:pPr>
+            <w:r>
+              <w:rPr>
+                <w:rFonts w:ascii="Calibri" w:hAnsi="Calibri" w:eastAsia="Leelawadee UI" w:cs="Leelawadee UI"/>
+                <w:b w:val="0"/>
+                <w:color w:val="000000"/>
+                <w:sz w:val="19"/>
+              </w:rPr>
+              <w:t>GPO หรือ file server response ช้า</w:t>
+            </w:r>
+          </w:p>
+        </w:tc>
+        <w:tc>
+          <w:tcPr>
+            <w:tcW w:type="dxa" w:w="3120"/>
+            <w:vAlign w:val="center"/>
+            <w:tcMar>
+              <w:top w:w="80" w:type="dxa"/>
+              <w:start w:w="120" w:type="dxa"/>
+              <w:bottom w:w="80" w:type="dxa"/>
+              <w:end w:w="120" w:type="dxa"/>
+            </w:tcMar>
+          </w:tcPr>
+          <w:p>
+            <w:pPr>
+              <w:spacing w:after="40"/>
+            </w:pPr>
+            <w:r>
+              <w:rPr>
+                <w:rFonts w:ascii="Calibri" w:hAnsi="Calibri" w:eastAsia="Leelawadee UI" w:cs="Leelawadee UI"/>
+                <w:b w:val="0"/>
+                <w:color w:val="000000"/>
+                <w:sz w:val="19"/>
+              </w:rPr>
+              <w:t>ตรวจ event log, network latency และ SMB session</w:t>
             </w:r>
           </w:p>
         </w:tc>
       </w:tr>
     </w:tbl>
-    <w:p>
-      <w:pPr>
-        <w:spacing w:before="0" w:after="40" w:line="300" w:lineRule="auto"/>
-      </w:pPr>
-    </w:p>
+    <w:p/>
     <w:p>
       <w:pPr>
         <w:pStyle w:val="Heading1"/>
-        <w:spacing w:before="280" w:after="140"/>
       </w:pPr>
       <w:r>
-        <w:rPr>
-          <w:rFonts w:ascii="Tahoma" w:hAnsi="Tahoma" w:eastAsia="Tahoma"/>
-          <w:b/>
-          <w:color w:val="2E74B5"/>
-          <w:sz w:val="32"/>
-        </w:rPr>
-        <w:t>7. แนวปฏิบัติด้านความปลอดภัยและการดูแลต่อเนื่อง</w:t>
+        <w:t>9. แนวปฏิบัติด้านความปลอดภัยและการดูแลต่อเนื่อง</w:t>
       </w:r>
     </w:p>
     <w:p>
       <w:pPr>
         <w:pStyle w:val="ListBullet"/>
-        <w:spacing w:after="80" w:line="300" w:lineRule="auto"/>
+        <w:spacing w:after="80"/>
       </w:pPr>
       <w:r>
         <w:rPr>
-          <w:rFonts w:ascii="Tahoma" w:hAnsi="Tahoma" w:eastAsia="Tahoma"/>
-          <w:color w:val="000000"/>
+          <w:rFonts w:ascii="Calibri" w:hAnsi="Calibri" w:eastAsia="Leelawadee UI" w:cs="Leelawadee UI"/>
           <w:sz w:val="22"/>
         </w:rPr>
-        <w:t>ทบทวนสมาชิกกลุ่ม FileShare-Admins เป็นประจำ และให้สิทธิ์เท่าที่จำเป็นต่อหน้าที่</w:t>
+        <w:t>ทบทวนสมาชิกกลุ่ม FileShare-Admins เป็นประจำ</w:t>
       </w:r>
     </w:p>
     <w:p>
       <w:pPr>
         <w:pStyle w:val="ListBullet"/>
-        <w:spacing w:after="80" w:line="300" w:lineRule="auto"/>
+        <w:spacing w:after="80"/>
       </w:pPr>
       <w:r>
         <w:rPr>
-          <w:rFonts w:ascii="Tahoma" w:hAnsi="Tahoma" w:eastAsia="Tahoma"/>
-          <w:color w:val="000000"/>
+          <w:rFonts w:ascii="Calibri" w:hAnsi="Calibri" w:eastAsia="Leelawadee UI" w:cs="Leelawadee UI"/>
           <w:sz w:val="22"/>
         </w:rPr>
-        <w:t>กำหนด backup, retention และการทดสอบ restore อย่างน้อยตามรอบที่องค์กรกำหนด</w:t>
+        <w:t>ให้สิทธิ์เท่าที่จำเป็นต่อหน้าที่</w:t>
       </w:r>
     </w:p>
     <w:p>
       <w:pPr>
         <w:pStyle w:val="ListBullet"/>
-        <w:spacing w:after="80" w:line="300" w:lineRule="auto"/>
+        <w:spacing w:after="80"/>
       </w:pPr>
       <w:r>
         <w:rPr>
-          <w:rFonts w:ascii="Tahoma" w:hAnsi="Tahoma" w:eastAsia="Tahoma"/>
-          <w:color w:val="000000"/>
+          <w:rFonts w:ascii="Calibri" w:hAnsi="Calibri" w:eastAsia="Leelawadee UI" w:cs="Leelawadee UI"/>
+          <w:sz w:val="22"/>
+        </w:rPr>
+        <w:t>กำหนด backup, retention และการทดสอบ restore ตามรอบที่องค์กรกำหนด</w:t>
+      </w:r>
+    </w:p>
+    <w:p>
+      <w:pPr>
+        <w:pStyle w:val="ListBullet"/>
+        <w:spacing w:after="80"/>
+      </w:pPr>
+      <w:r>
+        <w:rPr>
+          <w:rFonts w:ascii="Calibri" w:hAnsi="Calibri" w:eastAsia="Leelawadee UI" w:cs="Leelawadee UI"/>
           <w:sz w:val="22"/>
         </w:rPr>
         <w:t>เปิด audit log เฉพาะเหตุการณ์ที่จำเป็น เช่น การลบไฟล์จำนวนมากหรือการแก้ไขสิทธิ์</w:t>
@@ -2888,12 +4134,11 @@
     <w:p>
       <w:pPr>
         <w:pStyle w:val="ListBullet"/>
-        <w:spacing w:after="80" w:line="300" w:lineRule="auto"/>
+        <w:spacing w:after="80"/>
       </w:pPr>
       <w:r>
         <w:rPr>
-          <w:rFonts w:ascii="Tahoma" w:hAnsi="Tahoma" w:eastAsia="Tahoma"/>
-          <w:color w:val="000000"/>
+          <w:rFonts w:ascii="Calibri" w:hAnsi="Calibri" w:eastAsia="Leelawadee UI" w:cs="Leelawadee UI"/>
           <w:sz w:val="22"/>
         </w:rPr>
         <w:t>กำหนด quota หรือ file screening หากต้องควบคุมพื้นที่หรือประเภทไฟล์</w:t>
@@ -2902,12 +4147,11 @@
     <w:p>
       <w:pPr>
         <w:pStyle w:val="ListBullet"/>
-        <w:spacing w:after="80" w:line="300" w:lineRule="auto"/>
+        <w:spacing w:after="80"/>
       </w:pPr>
       <w:r>
         <w:rPr>
-          <w:rFonts w:ascii="Tahoma" w:hAnsi="Tahoma" w:eastAsia="Tahoma"/>
-          <w:color w:val="000000"/>
+          <w:rFonts w:ascii="Calibri" w:hAnsi="Calibri" w:eastAsia="Leelawadee UI" w:cs="Leelawadee UI"/>
           <w:sz w:val="22"/>
         </w:rPr>
         <w:t>จัดทำทะเบียน share, owner, path, drive letter, กลุ่มผู้ใช้ และวันที่ทบทวนล่าสุด</w:t>
@@ -2916,27 +4160,105 @@
     <w:p>
       <w:pPr>
         <w:pStyle w:val="Heading1"/>
-        <w:spacing w:before="280" w:after="140"/>
+      </w:pPr>
+      <w:r>
+        <w:t>9.1 หลักฐานที่ควรบันทึก</w:t>
+      </w:r>
+    </w:p>
+    <w:p>
+      <w:pPr>
+        <w:pStyle w:val="ListBullet"/>
+        <w:spacing w:after="80"/>
       </w:pPr>
       <w:r>
         <w:rPr>
-          <w:rFonts w:ascii="Tahoma" w:hAnsi="Tahoma" w:eastAsia="Tahoma"/>
-          <w:b/>
-          <w:color w:val="2E74B5"/>
-          <w:sz w:val="32"/>
+          <w:rFonts w:ascii="Calibri" w:hAnsi="Calibri" w:eastAsia="Leelawadee UI" w:cs="Leelawadee UI"/>
+          <w:sz w:val="22"/>
         </w:rPr>
-        <w:t>8. แผนย้อนกลับหากพบปัญหา</w:t>
+        <w:t>Screenshot หรือ export ค่า SMB share</w:t>
+      </w:r>
+    </w:p>
+    <w:p>
+      <w:pPr>
+        <w:pStyle w:val="ListBullet"/>
+        <w:spacing w:after="80"/>
+      </w:pPr>
+      <w:r>
+        <w:rPr>
+          <w:rFonts w:ascii="Calibri" w:hAnsi="Calibri" w:eastAsia="Leelawadee UI" w:cs="Leelawadee UI"/>
+          <w:sz w:val="22"/>
+        </w:rPr>
+        <w:t>ผล icacls ของ root folder และ user folder ตัวอย่าง</w:t>
+      </w:r>
+    </w:p>
+    <w:p>
+      <w:pPr>
+        <w:pStyle w:val="ListBullet"/>
+        <w:spacing w:after="80"/>
+      </w:pPr>
+      <w:r>
+        <w:rPr>
+          <w:rFonts w:ascii="Calibri" w:hAnsi="Calibri" w:eastAsia="Leelawadee UI" w:cs="Leelawadee UI"/>
+          <w:sz w:val="22"/>
+        </w:rPr>
+        <w:t>Screenshot ค่า GPO Drive Maps</w:t>
+      </w:r>
+    </w:p>
+    <w:p>
+      <w:pPr>
+        <w:pStyle w:val="ListBullet"/>
+        <w:spacing w:after="80"/>
+      </w:pPr>
+      <w:r>
+        <w:rPr>
+          <w:rFonts w:ascii="Calibri" w:hAnsi="Calibri" w:eastAsia="Leelawadee UI" w:cs="Leelawadee UI"/>
+          <w:sz w:val="22"/>
+        </w:rPr>
+        <w:t>ผล gpresult ของผู้ใช้ทดสอบ</w:t>
+      </w:r>
+    </w:p>
+    <w:p>
+      <w:pPr>
+        <w:pStyle w:val="ListBullet"/>
+        <w:spacing w:after="80"/>
+      </w:pPr>
+      <w:r>
+        <w:rPr>
+          <w:rFonts w:ascii="Calibri" w:hAnsi="Calibri" w:eastAsia="Leelawadee UI" w:cs="Leelawadee UI"/>
+          <w:sz w:val="22"/>
+        </w:rPr>
+        <w:t>ผลทดสอบสร้าง/แก้ไข/ลบไฟล์ใน drive ส่วนตัว</w:t>
+      </w:r>
+    </w:p>
+    <w:p>
+      <w:pPr>
+        <w:pStyle w:val="ListBullet"/>
+        <w:spacing w:after="80"/>
+      </w:pPr>
+      <w:r>
+        <w:rPr>
+          <w:rFonts w:ascii="Calibri" w:hAnsi="Calibri" w:eastAsia="Leelawadee UI" w:cs="Leelawadee UI"/>
+          <w:sz w:val="22"/>
+        </w:rPr>
+        <w:t>Ticket หรือ change request ที่อนุมัติ</w:t>
+      </w:r>
+    </w:p>
+    <w:p>
+      <w:pPr>
+        <w:pStyle w:val="Heading1"/>
+      </w:pPr>
+      <w:r>
+        <w:t>10. แผนย้อนกลับหากพบปัญหา</w:t>
       </w:r>
     </w:p>
     <w:p>
       <w:pPr>
         <w:pStyle w:val="ListNumber"/>
-        <w:spacing w:after="80" w:line="300" w:lineRule="auto"/>
+        <w:spacing w:after="80"/>
       </w:pPr>
       <w:r>
         <w:rPr>
-          <w:rFonts w:ascii="Tahoma" w:hAnsi="Tahoma" w:eastAsia="Tahoma"/>
-          <w:color w:val="000000"/>
+          <w:rFonts w:ascii="Calibri" w:hAnsi="Calibri" w:eastAsia="Leelawadee UI" w:cs="Leelawadee UI"/>
           <w:sz w:val="22"/>
         </w:rPr>
         <w:t>ยกเลิกการ link GPO หรือปิดใช้งาน Drive Map item ชั่วคราว</w:t>
@@ -2945,12 +4267,11 @@
     <w:p>
       <w:pPr>
         <w:pStyle w:val="ListNumber"/>
-        <w:spacing w:after="80" w:line="300" w:lineRule="auto"/>
+        <w:spacing w:after="80"/>
       </w:pPr>
       <w:r>
         <w:rPr>
-          <w:rFonts w:ascii="Tahoma" w:hAnsi="Tahoma" w:eastAsia="Tahoma"/>
-          <w:color w:val="000000"/>
+          <w:rFonts w:ascii="Calibri" w:hAnsi="Calibri" w:eastAsia="Leelawadee UI" w:cs="Leelawadee UI"/>
           <w:sz w:val="22"/>
         </w:rPr>
         <w:t>ตรวจสอบและคืนค่า permission จากข้อมูลสำรองหรือบันทึก change request</w:t>
@@ -2959,12 +4280,11 @@
     <w:p>
       <w:pPr>
         <w:pStyle w:val="ListNumber"/>
-        <w:spacing w:after="80" w:line="300" w:lineRule="auto"/>
+        <w:spacing w:after="80"/>
       </w:pPr>
       <w:r>
         <w:rPr>
-          <w:rFonts w:ascii="Tahoma" w:hAnsi="Tahoma" w:eastAsia="Tahoma"/>
-          <w:color w:val="000000"/>
+          <w:rFonts w:ascii="Calibri" w:hAnsi="Calibri" w:eastAsia="Leelawadee UI" w:cs="Leelawadee UI"/>
           <w:sz w:val="22"/>
         </w:rPr>
         <w:t>หยุดการใช้ share ชั่วคราวเฉพาะกรณีจำเป็นและสื่อสารผลกระทบกับผู้ใช้</w:t>
@@ -2973,12 +4293,11 @@
     <w:p>
       <w:pPr>
         <w:pStyle w:val="ListNumber"/>
-        <w:spacing w:after="80" w:line="300" w:lineRule="auto"/>
+        <w:spacing w:after="80"/>
       </w:pPr>
       <w:r>
         <w:rPr>
-          <w:rFonts w:ascii="Tahoma" w:hAnsi="Tahoma" w:eastAsia="Tahoma"/>
-          <w:color w:val="000000"/>
+          <w:rFonts w:ascii="Calibri" w:hAnsi="Calibri" w:eastAsia="Leelawadee UI" w:cs="Leelawadee UI"/>
           <w:sz w:val="22"/>
         </w:rPr>
         <w:t>ตรวจสอบ Event Log, SMB session และผล gpresult ของผู้ใช้ที่ได้รับผลกระทบ</w:t>
@@ -2987,17 +4306,824 @@
     <w:p>
       <w:pPr>
         <w:pStyle w:val="ListNumber"/>
-        <w:spacing w:after="80" w:line="300" w:lineRule="auto"/>
+        <w:spacing w:after="80"/>
       </w:pPr>
       <w:r>
         <w:rPr>
-          <w:rFonts w:ascii="Tahoma" w:hAnsi="Tahoma" w:eastAsia="Tahoma"/>
-          <w:color w:val="000000"/>
+          <w:rFonts w:ascii="Calibri" w:hAnsi="Calibri" w:eastAsia="Leelawadee UI" w:cs="Leelawadee UI"/>
           <w:sz w:val="22"/>
         </w:rPr>
         <w:t>บันทึกสาเหตุ วิธีแก้ไข และมาตรการป้องกันก่อนเปิดใช้งานอีกครั้ง</w:t>
       </w:r>
     </w:p>
+    <w:p>
+      <w:pPr>
+        <w:pStyle w:val="Heading1"/>
+      </w:pPr>
+      <w:r>
+        <w:t>11. Checklist สรุปผล</w:t>
+      </w:r>
+    </w:p>
+    <w:tbl>
+      <w:tblPr>
+        <w:tblStyle w:val="TableGrid"/>
+        <w:tblW w:type="dxa" w:w="9360"/>
+        <w:jc w:val="left"/>
+        <w:tblLayout w:type="fixed"/>
+        <w:tblLook w:firstColumn="1" w:firstRow="1" w:lastColumn="0" w:lastRow="0" w:noHBand="0" w:noVBand="1" w:val="04A0"/>
+      </w:tblPr>
+      <w:tblGrid>
+        <w:gridCol w:w="3120"/>
+        <w:gridCol w:w="3120"/>
+        <w:gridCol w:w="3120"/>
+      </w:tblGrid>
+      <w:tr>
+        <w:tc>
+          <w:tcPr>
+            <w:tcW w:type="dxa" w:w="3120"/>
+            <w:shd w:fill="E8EEF5"/>
+            <w:vAlign w:val="center"/>
+            <w:tcMar>
+              <w:top w:w="80" w:type="dxa"/>
+              <w:start w:w="120" w:type="dxa"/>
+              <w:bottom w:w="80" w:type="dxa"/>
+              <w:end w:w="120" w:type="dxa"/>
+            </w:tcMar>
+          </w:tcPr>
+          <w:p>
+            <w:pPr>
+              <w:spacing w:after="40"/>
+            </w:pPr>
+            <w:r>
+              <w:rPr>
+                <w:rFonts w:ascii="Calibri" w:hAnsi="Calibri" w:eastAsia="Leelawadee UI" w:cs="Leelawadee UI"/>
+                <w:b/>
+                <w:color w:val="000000"/>
+                <w:sz w:val="19"/>
+              </w:rPr>
+              <w:t>รายการตรวจสอบ</w:t>
+            </w:r>
+          </w:p>
+        </w:tc>
+        <w:tc>
+          <w:tcPr>
+            <w:tcW w:type="dxa" w:w="3120"/>
+            <w:shd w:fill="E8EEF5"/>
+            <w:vAlign w:val="center"/>
+            <w:tcMar>
+              <w:top w:w="80" w:type="dxa"/>
+              <w:start w:w="120" w:type="dxa"/>
+              <w:bottom w:w="80" w:type="dxa"/>
+              <w:end w:w="120" w:type="dxa"/>
+            </w:tcMar>
+          </w:tcPr>
+          <w:p>
+            <w:pPr>
+              <w:spacing w:after="40"/>
+            </w:pPr>
+            <w:r>
+              <w:rPr>
+                <w:rFonts w:ascii="Calibri" w:hAnsi="Calibri" w:eastAsia="Leelawadee UI" w:cs="Leelawadee UI"/>
+                <w:b/>
+                <w:color w:val="000000"/>
+                <w:sz w:val="19"/>
+              </w:rPr>
+              <w:t>สถานะ</w:t>
+            </w:r>
+          </w:p>
+        </w:tc>
+        <w:tc>
+          <w:tcPr>
+            <w:tcW w:type="dxa" w:w="3120"/>
+            <w:shd w:fill="E8EEF5"/>
+            <w:vAlign w:val="center"/>
+            <w:tcMar>
+              <w:top w:w="80" w:type="dxa"/>
+              <w:start w:w="120" w:type="dxa"/>
+              <w:bottom w:w="80" w:type="dxa"/>
+              <w:end w:w="120" w:type="dxa"/>
+            </w:tcMar>
+          </w:tcPr>
+          <w:p>
+            <w:pPr>
+              <w:spacing w:after="40"/>
+            </w:pPr>
+            <w:r>
+              <w:rPr>
+                <w:rFonts w:ascii="Calibri" w:hAnsi="Calibri" w:eastAsia="Leelawadee UI" w:cs="Leelawadee UI"/>
+                <w:b/>
+                <w:color w:val="000000"/>
+                <w:sz w:val="19"/>
+              </w:rPr>
+              <w:t>หมายเหตุ</w:t>
+            </w:r>
+          </w:p>
+        </w:tc>
+      </w:tr>
+      <w:tr>
+        <w:tc>
+          <w:tcPr>
+            <w:tcW w:type="dxa" w:w="3120"/>
+            <w:vAlign w:val="center"/>
+            <w:tcMar>
+              <w:top w:w="80" w:type="dxa"/>
+              <w:start w:w="120" w:type="dxa"/>
+              <w:bottom w:w="80" w:type="dxa"/>
+              <w:end w:w="120" w:type="dxa"/>
+            </w:tcMar>
+          </w:tcPr>
+          <w:p>
+            <w:pPr>
+              <w:spacing w:after="40"/>
+            </w:pPr>
+            <w:r>
+              <w:rPr>
+                <w:rFonts w:ascii="Calibri" w:hAnsi="Calibri" w:eastAsia="Leelawadee UI" w:cs="Leelawadee UI"/>
+                <w:b w:val="0"/>
+                <w:color w:val="000000"/>
+                <w:sz w:val="19"/>
+              </w:rPr>
+              <w:t>สร้าง root folder แล้ว</w:t>
+            </w:r>
+          </w:p>
+        </w:tc>
+        <w:tc>
+          <w:tcPr>
+            <w:tcW w:type="dxa" w:w="3120"/>
+            <w:vAlign w:val="center"/>
+            <w:tcMar>
+              <w:top w:w="80" w:type="dxa"/>
+              <w:start w:w="120" w:type="dxa"/>
+              <w:bottom w:w="80" w:type="dxa"/>
+              <w:end w:w="120" w:type="dxa"/>
+            </w:tcMar>
+          </w:tcPr>
+          <w:p>
+            <w:pPr>
+              <w:spacing w:after="40"/>
+            </w:pPr>
+            <w:r>
+              <w:rPr>
+                <w:rFonts w:ascii="Calibri" w:hAnsi="Calibri" w:eastAsia="Leelawadee UI" w:cs="Leelawadee UI"/>
+                <w:b w:val="0"/>
+                <w:color w:val="000000"/>
+                <w:sz w:val="19"/>
+              </w:rPr>
+            </w:r>
+          </w:p>
+        </w:tc>
+        <w:tc>
+          <w:tcPr>
+            <w:tcW w:type="dxa" w:w="3120"/>
+            <w:vAlign w:val="center"/>
+            <w:tcMar>
+              <w:top w:w="80" w:type="dxa"/>
+              <w:start w:w="120" w:type="dxa"/>
+              <w:bottom w:w="80" w:type="dxa"/>
+              <w:end w:w="120" w:type="dxa"/>
+            </w:tcMar>
+          </w:tcPr>
+          <w:p>
+            <w:pPr>
+              <w:spacing w:after="40"/>
+            </w:pPr>
+            <w:r>
+              <w:rPr>
+                <w:rFonts w:ascii="Calibri" w:hAnsi="Calibri" w:eastAsia="Leelawadee UI" w:cs="Leelawadee UI"/>
+                <w:b w:val="0"/>
+                <w:color w:val="000000"/>
+                <w:sz w:val="19"/>
+              </w:rPr>
+            </w:r>
+          </w:p>
+        </w:tc>
+      </w:tr>
+      <w:tr>
+        <w:tc>
+          <w:tcPr>
+            <w:tcW w:type="dxa" w:w="3120"/>
+            <w:vAlign w:val="center"/>
+            <w:tcMar>
+              <w:top w:w="80" w:type="dxa"/>
+              <w:start w:w="120" w:type="dxa"/>
+              <w:bottom w:w="80" w:type="dxa"/>
+              <w:end w:w="120" w:type="dxa"/>
+            </w:tcMar>
+          </w:tcPr>
+          <w:p>
+            <w:pPr>
+              <w:spacing w:after="40"/>
+            </w:pPr>
+            <w:r>
+              <w:rPr>
+                <w:rFonts w:ascii="Calibri" w:hAnsi="Calibri" w:eastAsia="Leelawadee UI" w:cs="Leelawadee UI"/>
+                <w:b w:val="0"/>
+                <w:color w:val="000000"/>
+                <w:sz w:val="19"/>
+              </w:rPr>
+              <w:t>สร้าง SMB share และเปิด Access-Based Enumeration แล้ว</w:t>
+            </w:r>
+          </w:p>
+        </w:tc>
+        <w:tc>
+          <w:tcPr>
+            <w:tcW w:type="dxa" w:w="3120"/>
+            <w:vAlign w:val="center"/>
+            <w:tcMar>
+              <w:top w:w="80" w:type="dxa"/>
+              <w:start w:w="120" w:type="dxa"/>
+              <w:bottom w:w="80" w:type="dxa"/>
+              <w:end w:w="120" w:type="dxa"/>
+            </w:tcMar>
+          </w:tcPr>
+          <w:p>
+            <w:pPr>
+              <w:spacing w:after="40"/>
+            </w:pPr>
+            <w:r>
+              <w:rPr>
+                <w:rFonts w:ascii="Calibri" w:hAnsi="Calibri" w:eastAsia="Leelawadee UI" w:cs="Leelawadee UI"/>
+                <w:b w:val="0"/>
+                <w:color w:val="000000"/>
+                <w:sz w:val="19"/>
+              </w:rPr>
+            </w:r>
+          </w:p>
+        </w:tc>
+        <w:tc>
+          <w:tcPr>
+            <w:tcW w:type="dxa" w:w="3120"/>
+            <w:vAlign w:val="center"/>
+            <w:tcMar>
+              <w:top w:w="80" w:type="dxa"/>
+              <w:start w:w="120" w:type="dxa"/>
+              <w:bottom w:w="80" w:type="dxa"/>
+              <w:end w:w="120" w:type="dxa"/>
+            </w:tcMar>
+          </w:tcPr>
+          <w:p>
+            <w:pPr>
+              <w:spacing w:after="40"/>
+            </w:pPr>
+            <w:r>
+              <w:rPr>
+                <w:rFonts w:ascii="Calibri" w:hAnsi="Calibri" w:eastAsia="Leelawadee UI" w:cs="Leelawadee UI"/>
+                <w:b w:val="0"/>
+                <w:color w:val="000000"/>
+                <w:sz w:val="19"/>
+              </w:rPr>
+            </w:r>
+          </w:p>
+        </w:tc>
+      </w:tr>
+      <w:tr>
+        <w:tc>
+          <w:tcPr>
+            <w:tcW w:type="dxa" w:w="3120"/>
+            <w:vAlign w:val="center"/>
+            <w:tcMar>
+              <w:top w:w="80" w:type="dxa"/>
+              <w:start w:w="120" w:type="dxa"/>
+              <w:bottom w:w="80" w:type="dxa"/>
+              <w:end w:w="120" w:type="dxa"/>
+            </w:tcMar>
+          </w:tcPr>
+          <w:p>
+            <w:pPr>
+              <w:spacing w:after="40"/>
+            </w:pPr>
+            <w:r>
+              <w:rPr>
+                <w:rFonts w:ascii="Calibri" w:hAnsi="Calibri" w:eastAsia="Leelawadee UI" w:cs="Leelawadee UI"/>
+                <w:b w:val="0"/>
+                <w:color w:val="000000"/>
+                <w:sz w:val="19"/>
+              </w:rPr>
+              <w:t>กำหนด share permission แล้ว</w:t>
+            </w:r>
+          </w:p>
+        </w:tc>
+        <w:tc>
+          <w:tcPr>
+            <w:tcW w:type="dxa" w:w="3120"/>
+            <w:vAlign w:val="center"/>
+            <w:tcMar>
+              <w:top w:w="80" w:type="dxa"/>
+              <w:start w:w="120" w:type="dxa"/>
+              <w:bottom w:w="80" w:type="dxa"/>
+              <w:end w:w="120" w:type="dxa"/>
+            </w:tcMar>
+          </w:tcPr>
+          <w:p>
+            <w:pPr>
+              <w:spacing w:after="40"/>
+            </w:pPr>
+            <w:r>
+              <w:rPr>
+                <w:rFonts w:ascii="Calibri" w:hAnsi="Calibri" w:eastAsia="Leelawadee UI" w:cs="Leelawadee UI"/>
+                <w:b w:val="0"/>
+                <w:color w:val="000000"/>
+                <w:sz w:val="19"/>
+              </w:rPr>
+            </w:r>
+          </w:p>
+        </w:tc>
+        <w:tc>
+          <w:tcPr>
+            <w:tcW w:type="dxa" w:w="3120"/>
+            <w:vAlign w:val="center"/>
+            <w:tcMar>
+              <w:top w:w="80" w:type="dxa"/>
+              <w:start w:w="120" w:type="dxa"/>
+              <w:bottom w:w="80" w:type="dxa"/>
+              <w:end w:w="120" w:type="dxa"/>
+            </w:tcMar>
+          </w:tcPr>
+          <w:p>
+            <w:pPr>
+              <w:spacing w:after="40"/>
+            </w:pPr>
+            <w:r>
+              <w:rPr>
+                <w:rFonts w:ascii="Calibri" w:hAnsi="Calibri" w:eastAsia="Leelawadee UI" w:cs="Leelawadee UI"/>
+                <w:b w:val="0"/>
+                <w:color w:val="000000"/>
+                <w:sz w:val="19"/>
+              </w:rPr>
+            </w:r>
+          </w:p>
+        </w:tc>
+      </w:tr>
+      <w:tr>
+        <w:tc>
+          <w:tcPr>
+            <w:tcW w:type="dxa" w:w="3120"/>
+            <w:vAlign w:val="center"/>
+            <w:tcMar>
+              <w:top w:w="80" w:type="dxa"/>
+              <w:start w:w="120" w:type="dxa"/>
+              <w:bottom w:w="80" w:type="dxa"/>
+              <w:end w:w="120" w:type="dxa"/>
+            </w:tcMar>
+          </w:tcPr>
+          <w:p>
+            <w:pPr>
+              <w:spacing w:after="40"/>
+            </w:pPr>
+            <w:r>
+              <w:rPr>
+                <w:rFonts w:ascii="Calibri" w:hAnsi="Calibri" w:eastAsia="Leelawadee UI" w:cs="Leelawadee UI"/>
+                <w:b w:val="0"/>
+                <w:color w:val="000000"/>
+                <w:sz w:val="19"/>
+              </w:rPr>
+              <w:t>กำหนด NTFS permission ที่ root แล้ว</w:t>
+            </w:r>
+          </w:p>
+        </w:tc>
+        <w:tc>
+          <w:tcPr>
+            <w:tcW w:type="dxa" w:w="3120"/>
+            <w:vAlign w:val="center"/>
+            <w:tcMar>
+              <w:top w:w="80" w:type="dxa"/>
+              <w:start w:w="120" w:type="dxa"/>
+              <w:bottom w:w="80" w:type="dxa"/>
+              <w:end w:w="120" w:type="dxa"/>
+            </w:tcMar>
+          </w:tcPr>
+          <w:p>
+            <w:pPr>
+              <w:spacing w:after="40"/>
+            </w:pPr>
+            <w:r>
+              <w:rPr>
+                <w:rFonts w:ascii="Calibri" w:hAnsi="Calibri" w:eastAsia="Leelawadee UI" w:cs="Leelawadee UI"/>
+                <w:b w:val="0"/>
+                <w:color w:val="000000"/>
+                <w:sz w:val="19"/>
+              </w:rPr>
+            </w:r>
+          </w:p>
+        </w:tc>
+        <w:tc>
+          <w:tcPr>
+            <w:tcW w:type="dxa" w:w="3120"/>
+            <w:vAlign w:val="center"/>
+            <w:tcMar>
+              <w:top w:w="80" w:type="dxa"/>
+              <w:start w:w="120" w:type="dxa"/>
+              <w:bottom w:w="80" w:type="dxa"/>
+              <w:end w:w="120" w:type="dxa"/>
+            </w:tcMar>
+          </w:tcPr>
+          <w:p>
+            <w:pPr>
+              <w:spacing w:after="40"/>
+            </w:pPr>
+            <w:r>
+              <w:rPr>
+                <w:rFonts w:ascii="Calibri" w:hAnsi="Calibri" w:eastAsia="Leelawadee UI" w:cs="Leelawadee UI"/>
+                <w:b w:val="0"/>
+                <w:color w:val="000000"/>
+                <w:sz w:val="19"/>
+              </w:rPr>
+            </w:r>
+          </w:p>
+        </w:tc>
+      </w:tr>
+      <w:tr>
+        <w:tc>
+          <w:tcPr>
+            <w:tcW w:type="dxa" w:w="3120"/>
+            <w:vAlign w:val="center"/>
+            <w:tcMar>
+              <w:top w:w="80" w:type="dxa"/>
+              <w:start w:w="120" w:type="dxa"/>
+              <w:bottom w:w="80" w:type="dxa"/>
+              <w:end w:w="120" w:type="dxa"/>
+            </w:tcMar>
+          </w:tcPr>
+          <w:p>
+            <w:pPr>
+              <w:spacing w:after="40"/>
+            </w:pPr>
+            <w:r>
+              <w:rPr>
+                <w:rFonts w:ascii="Calibri" w:hAnsi="Calibri" w:eastAsia="Leelawadee UI" w:cs="Leelawadee UI"/>
+                <w:b w:val="0"/>
+                <w:color w:val="000000"/>
+                <w:sz w:val="19"/>
+              </w:rPr>
+              <w:t>สร้างโฟลเดอร์ผู้ใช้ทดสอบแล้ว</w:t>
+            </w:r>
+          </w:p>
+        </w:tc>
+        <w:tc>
+          <w:tcPr>
+            <w:tcW w:type="dxa" w:w="3120"/>
+            <w:vAlign w:val="center"/>
+            <w:tcMar>
+              <w:top w:w="80" w:type="dxa"/>
+              <w:start w:w="120" w:type="dxa"/>
+              <w:bottom w:w="80" w:type="dxa"/>
+              <w:end w:w="120" w:type="dxa"/>
+            </w:tcMar>
+          </w:tcPr>
+          <w:p>
+            <w:pPr>
+              <w:spacing w:after="40"/>
+            </w:pPr>
+            <w:r>
+              <w:rPr>
+                <w:rFonts w:ascii="Calibri" w:hAnsi="Calibri" w:eastAsia="Leelawadee UI" w:cs="Leelawadee UI"/>
+                <w:b w:val="0"/>
+                <w:color w:val="000000"/>
+                <w:sz w:val="19"/>
+              </w:rPr>
+            </w:r>
+          </w:p>
+        </w:tc>
+        <w:tc>
+          <w:tcPr>
+            <w:tcW w:type="dxa" w:w="3120"/>
+            <w:vAlign w:val="center"/>
+            <w:tcMar>
+              <w:top w:w="80" w:type="dxa"/>
+              <w:start w:w="120" w:type="dxa"/>
+              <w:bottom w:w="80" w:type="dxa"/>
+              <w:end w:w="120" w:type="dxa"/>
+            </w:tcMar>
+          </w:tcPr>
+          <w:p>
+            <w:pPr>
+              <w:spacing w:after="40"/>
+            </w:pPr>
+            <w:r>
+              <w:rPr>
+                <w:rFonts w:ascii="Calibri" w:hAnsi="Calibri" w:eastAsia="Leelawadee UI" w:cs="Leelawadee UI"/>
+                <w:b w:val="0"/>
+                <w:color w:val="000000"/>
+                <w:sz w:val="19"/>
+              </w:rPr>
+            </w:r>
+          </w:p>
+        </w:tc>
+      </w:tr>
+      <w:tr>
+        <w:tc>
+          <w:tcPr>
+            <w:tcW w:type="dxa" w:w="3120"/>
+            <w:vAlign w:val="center"/>
+            <w:tcMar>
+              <w:top w:w="80" w:type="dxa"/>
+              <w:start w:w="120" w:type="dxa"/>
+              <w:bottom w:w="80" w:type="dxa"/>
+              <w:end w:w="120" w:type="dxa"/>
+            </w:tcMar>
+          </w:tcPr>
+          <w:p>
+            <w:pPr>
+              <w:spacing w:after="40"/>
+            </w:pPr>
+            <w:r>
+              <w:rPr>
+                <w:rFonts w:ascii="Calibri" w:hAnsi="Calibri" w:eastAsia="Leelawadee UI" w:cs="Leelawadee UI"/>
+                <w:b w:val="0"/>
+                <w:color w:val="000000"/>
+                <w:sz w:val="19"/>
+              </w:rPr>
+              <w:t>ผู้ใช้ทดสอบ map drive ได้</w:t>
+            </w:r>
+          </w:p>
+        </w:tc>
+        <w:tc>
+          <w:tcPr>
+            <w:tcW w:type="dxa" w:w="3120"/>
+            <w:vAlign w:val="center"/>
+            <w:tcMar>
+              <w:top w:w="80" w:type="dxa"/>
+              <w:start w:w="120" w:type="dxa"/>
+              <w:bottom w:w="80" w:type="dxa"/>
+              <w:end w:w="120" w:type="dxa"/>
+            </w:tcMar>
+          </w:tcPr>
+          <w:p>
+            <w:pPr>
+              <w:spacing w:after="40"/>
+            </w:pPr>
+            <w:r>
+              <w:rPr>
+                <w:rFonts w:ascii="Calibri" w:hAnsi="Calibri" w:eastAsia="Leelawadee UI" w:cs="Leelawadee UI"/>
+                <w:b w:val="0"/>
+                <w:color w:val="000000"/>
+                <w:sz w:val="19"/>
+              </w:rPr>
+            </w:r>
+          </w:p>
+        </w:tc>
+        <w:tc>
+          <w:tcPr>
+            <w:tcW w:type="dxa" w:w="3120"/>
+            <w:vAlign w:val="center"/>
+            <w:tcMar>
+              <w:top w:w="80" w:type="dxa"/>
+              <w:start w:w="120" w:type="dxa"/>
+              <w:bottom w:w="80" w:type="dxa"/>
+              <w:end w:w="120" w:type="dxa"/>
+            </w:tcMar>
+          </w:tcPr>
+          <w:p>
+            <w:pPr>
+              <w:spacing w:after="40"/>
+            </w:pPr>
+            <w:r>
+              <w:rPr>
+                <w:rFonts w:ascii="Calibri" w:hAnsi="Calibri" w:eastAsia="Leelawadee UI" w:cs="Leelawadee UI"/>
+                <w:b w:val="0"/>
+                <w:color w:val="000000"/>
+                <w:sz w:val="19"/>
+              </w:rPr>
+            </w:r>
+          </w:p>
+        </w:tc>
+      </w:tr>
+      <w:tr>
+        <w:tc>
+          <w:tcPr>
+            <w:tcW w:type="dxa" w:w="3120"/>
+            <w:vAlign w:val="center"/>
+            <w:tcMar>
+              <w:top w:w="80" w:type="dxa"/>
+              <w:start w:w="120" w:type="dxa"/>
+              <w:bottom w:w="80" w:type="dxa"/>
+              <w:end w:w="120" w:type="dxa"/>
+            </w:tcMar>
+          </w:tcPr>
+          <w:p>
+            <w:pPr>
+              <w:spacing w:after="40"/>
+            </w:pPr>
+            <w:r>
+              <w:rPr>
+                <w:rFonts w:ascii="Calibri" w:hAnsi="Calibri" w:eastAsia="Leelawadee UI" w:cs="Leelawadee UI"/>
+                <w:b w:val="0"/>
+                <w:color w:val="000000"/>
+                <w:sz w:val="19"/>
+              </w:rPr>
+              <w:t>ผู้ใช้ทดสอบเข้าถึงเฉพาะโฟลเดอร์ตนเองได้</w:t>
+            </w:r>
+          </w:p>
+        </w:tc>
+        <w:tc>
+          <w:tcPr>
+            <w:tcW w:type="dxa" w:w="3120"/>
+            <w:vAlign w:val="center"/>
+            <w:tcMar>
+              <w:top w:w="80" w:type="dxa"/>
+              <w:start w:w="120" w:type="dxa"/>
+              <w:bottom w:w="80" w:type="dxa"/>
+              <w:end w:w="120" w:type="dxa"/>
+            </w:tcMar>
+          </w:tcPr>
+          <w:p>
+            <w:pPr>
+              <w:spacing w:after="40"/>
+            </w:pPr>
+            <w:r>
+              <w:rPr>
+                <w:rFonts w:ascii="Calibri" w:hAnsi="Calibri" w:eastAsia="Leelawadee UI" w:cs="Leelawadee UI"/>
+                <w:b w:val="0"/>
+                <w:color w:val="000000"/>
+                <w:sz w:val="19"/>
+              </w:rPr>
+            </w:r>
+          </w:p>
+        </w:tc>
+        <w:tc>
+          <w:tcPr>
+            <w:tcW w:type="dxa" w:w="3120"/>
+            <w:vAlign w:val="center"/>
+            <w:tcMar>
+              <w:top w:w="80" w:type="dxa"/>
+              <w:start w:w="120" w:type="dxa"/>
+              <w:bottom w:w="80" w:type="dxa"/>
+              <w:end w:w="120" w:type="dxa"/>
+            </w:tcMar>
+          </w:tcPr>
+          <w:p>
+            <w:pPr>
+              <w:spacing w:after="40"/>
+            </w:pPr>
+            <w:r>
+              <w:rPr>
+                <w:rFonts w:ascii="Calibri" w:hAnsi="Calibri" w:eastAsia="Leelawadee UI" w:cs="Leelawadee UI"/>
+                <w:b w:val="0"/>
+                <w:color w:val="000000"/>
+                <w:sz w:val="19"/>
+              </w:rPr>
+            </w:r>
+          </w:p>
+        </w:tc>
+      </w:tr>
+      <w:tr>
+        <w:tc>
+          <w:tcPr>
+            <w:tcW w:type="dxa" w:w="3120"/>
+            <w:vAlign w:val="center"/>
+            <w:tcMar>
+              <w:top w:w="80" w:type="dxa"/>
+              <w:start w:w="120" w:type="dxa"/>
+              <w:bottom w:w="80" w:type="dxa"/>
+              <w:end w:w="120" w:type="dxa"/>
+            </w:tcMar>
+          </w:tcPr>
+          <w:p>
+            <w:pPr>
+              <w:spacing w:after="40"/>
+            </w:pPr>
+            <w:r>
+              <w:rPr>
+                <w:rFonts w:ascii="Calibri" w:hAnsi="Calibri" w:eastAsia="Leelawadee UI" w:cs="Leelawadee UI"/>
+                <w:b w:val="0"/>
+                <w:color w:val="000000"/>
+                <w:sz w:val="19"/>
+              </w:rPr>
+              <w:t>Backup/restore ทดสอบแล้ว</w:t>
+            </w:r>
+          </w:p>
+        </w:tc>
+        <w:tc>
+          <w:tcPr>
+            <w:tcW w:type="dxa" w:w="3120"/>
+            <w:vAlign w:val="center"/>
+            <w:tcMar>
+              <w:top w:w="80" w:type="dxa"/>
+              <w:start w:w="120" w:type="dxa"/>
+              <w:bottom w:w="80" w:type="dxa"/>
+              <w:end w:w="120" w:type="dxa"/>
+            </w:tcMar>
+          </w:tcPr>
+          <w:p>
+            <w:pPr>
+              <w:spacing w:after="40"/>
+            </w:pPr>
+            <w:r>
+              <w:rPr>
+                <w:rFonts w:ascii="Calibri" w:hAnsi="Calibri" w:eastAsia="Leelawadee UI" w:cs="Leelawadee UI"/>
+                <w:b w:val="0"/>
+                <w:color w:val="000000"/>
+                <w:sz w:val="19"/>
+              </w:rPr>
+            </w:r>
+          </w:p>
+        </w:tc>
+        <w:tc>
+          <w:tcPr>
+            <w:tcW w:type="dxa" w:w="3120"/>
+            <w:vAlign w:val="center"/>
+            <w:tcMar>
+              <w:top w:w="80" w:type="dxa"/>
+              <w:start w:w="120" w:type="dxa"/>
+              <w:bottom w:w="80" w:type="dxa"/>
+              <w:end w:w="120" w:type="dxa"/>
+            </w:tcMar>
+          </w:tcPr>
+          <w:p>
+            <w:pPr>
+              <w:spacing w:after="40"/>
+            </w:pPr>
+            <w:r>
+              <w:rPr>
+                <w:rFonts w:ascii="Calibri" w:hAnsi="Calibri" w:eastAsia="Leelawadee UI" w:cs="Leelawadee UI"/>
+                <w:b w:val="0"/>
+                <w:color w:val="000000"/>
+                <w:sz w:val="19"/>
+              </w:rPr>
+            </w:r>
+          </w:p>
+        </w:tc>
+      </w:tr>
+      <w:tr>
+        <w:tc>
+          <w:tcPr>
+            <w:tcW w:type="dxa" w:w="3120"/>
+            <w:vAlign w:val="center"/>
+            <w:tcMar>
+              <w:top w:w="80" w:type="dxa"/>
+              <w:start w:w="120" w:type="dxa"/>
+              <w:bottom w:w="80" w:type="dxa"/>
+              <w:end w:w="120" w:type="dxa"/>
+            </w:tcMar>
+          </w:tcPr>
+          <w:p>
+            <w:pPr>
+              <w:spacing w:after="40"/>
+            </w:pPr>
+            <w:r>
+              <w:rPr>
+                <w:rFonts w:ascii="Calibri" w:hAnsi="Calibri" w:eastAsia="Leelawadee UI" w:cs="Leelawadee UI"/>
+                <w:b w:val="0"/>
+                <w:color w:val="000000"/>
+                <w:sz w:val="19"/>
+              </w:rPr>
+              <w:t>บันทึกหลักฐานและแจ้งผู้เกี่ยวข้องแล้ว</w:t>
+            </w:r>
+          </w:p>
+        </w:tc>
+        <w:tc>
+          <w:tcPr>
+            <w:tcW w:type="dxa" w:w="3120"/>
+            <w:vAlign w:val="center"/>
+            <w:tcMar>
+              <w:top w:w="80" w:type="dxa"/>
+              <w:start w:w="120" w:type="dxa"/>
+              <w:bottom w:w="80" w:type="dxa"/>
+              <w:end w:w="120" w:type="dxa"/>
+            </w:tcMar>
+          </w:tcPr>
+          <w:p>
+            <w:pPr>
+              <w:spacing w:after="40"/>
+            </w:pPr>
+            <w:r>
+              <w:rPr>
+                <w:rFonts w:ascii="Calibri" w:hAnsi="Calibri" w:eastAsia="Leelawadee UI" w:cs="Leelawadee UI"/>
+                <w:b w:val="0"/>
+                <w:color w:val="000000"/>
+                <w:sz w:val="19"/>
+              </w:rPr>
+            </w:r>
+          </w:p>
+        </w:tc>
+        <w:tc>
+          <w:tcPr>
+            <w:tcW w:type="dxa" w:w="3120"/>
+            <w:vAlign w:val="center"/>
+            <w:tcMar>
+              <w:top w:w="80" w:type="dxa"/>
+              <w:start w:w="120" w:type="dxa"/>
+              <w:bottom w:w="80" w:type="dxa"/>
+              <w:end w:w="120" w:type="dxa"/>
+            </w:tcMar>
+          </w:tcPr>
+          <w:p>
+            <w:pPr>
+              <w:spacing w:after="40"/>
+            </w:pPr>
+            <w:r>
+              <w:rPr>
+                <w:rFonts w:ascii="Calibri" w:hAnsi="Calibri" w:eastAsia="Leelawadee UI" w:cs="Leelawadee UI"/>
+                <w:b w:val="0"/>
+                <w:color w:val="000000"/>
+                <w:sz w:val="19"/>
+              </w:rPr>
+            </w:r>
+          </w:p>
+        </w:tc>
+      </w:tr>
+    </w:tbl>
+    <w:p/>
     <w:sectPr>
       <w:headerReference w:type="default" r:id="rId9"/>
       <w:footerReference w:type="default" r:id="rId10"/>
@@ -3017,14 +5143,13 @@
       <w:pStyle w:val="Footer"/>
       <w:jc w:val="center"/>
     </w:pPr>
-    <w:r/>
     <w:r>
       <w:rPr>
-        <w:rFonts w:ascii="Tahoma" w:hAnsi="Tahoma" w:eastAsia="Tahoma"/>
-        <w:color w:val="5A5A5A"/>
-        <w:sz w:val="17"/>
-      </w:rPr>
-      <w:t>เอกสารควบคุมสำหรับงานระบบไฟล์แชร์ภายในองค์กร</w:t>
+        <w:rFonts w:ascii="Calibri" w:hAnsi="Calibri" w:eastAsia="Leelawadee UI" w:cs="Leelawadee UI"/>
+        <w:color w:val="666666"/>
+        <w:sz w:val="18"/>
+      </w:rPr>
+      <w:t>Internal operations guide | Updated 2026-06-29</w:t>
     </w:r>
   </w:p>
 </w:ftr>
@@ -3037,14 +5162,13 @@
       <w:pStyle w:val="Header"/>
       <w:jc w:val="right"/>
     </w:pPr>
-    <w:r/>
     <w:r>
       <w:rPr>
-        <w:rFonts w:ascii="Tahoma" w:hAnsi="Tahoma" w:eastAsia="Tahoma"/>
-        <w:color w:val="5A5A5A"/>
-        <w:sz w:val="17"/>
-      </w:rPr>
-      <w:t>SMB Personal Share Drive | Internal IT Procedure</w:t>
+        <w:rFonts w:ascii="Calibri" w:hAnsi="Calibri" w:eastAsia="Leelawadee UI" w:cs="Leelawadee UI"/>
+        <w:color w:val="666666"/>
+        <w:sz w:val="18"/>
+      </w:rPr>
+      <w:t>Personal Share Drive with SMB and GPO</w:t>
     </w:r>
   </w:p>
 </w:hdr>
@@ -3417,7 +5541,7 @@
       <w:spacing w:after="120" w:line="300" w:lineRule="auto"/>
     </w:pPr>
     <w:rPr>
-      <w:rFonts w:ascii="Tahoma" w:hAnsi="Tahoma" w:eastAsia="Tahoma"/>
+      <w:rFonts w:ascii="Calibri" w:hAnsi="Calibri"/>
       <w:sz w:val="22"/>
     </w:rPr>
   </w:style>
@@ -3476,11 +5600,11 @@
     <w:pPr>
       <w:keepNext/>
       <w:keepLines/>
-      <w:spacing w:before="480" w:after="0"/>
+      <w:spacing w:before="360" w:after="200"/>
       <w:outlineLvl w:val="0"/>
     </w:pPr>
     <w:rPr>
-      <w:rFonts w:asciiTheme="majorHAnsi" w:eastAsiaTheme="majorEastAsia" w:hAnsiTheme="majorHAnsi" w:cstheme="majorBidi" w:ascii="Tahoma" w:hAnsi="Tahoma" w:eastAsia="Tahoma"/>
+      <w:rFonts w:asciiTheme="majorHAnsi" w:eastAsiaTheme="majorEastAsia" w:hAnsiTheme="majorHAnsi" w:cstheme="majorBidi" w:ascii="Calibri" w:hAnsi="Calibri"/>
       <w:b/>
       <w:bCs/>
       <w:color w:val="2E74B5"/>
@@ -3500,14 +5624,14 @@
     <w:pPr>
       <w:keepNext/>
       <w:keepLines/>
-      <w:spacing w:before="200" w:after="0"/>
+      <w:spacing w:before="280" w:after="140"/>
       <w:outlineLvl w:val="1"/>
     </w:pPr>
     <w:rPr>
-      <w:rFonts w:asciiTheme="majorHAnsi" w:eastAsiaTheme="majorEastAsia" w:hAnsiTheme="majorHAnsi" w:cstheme="majorBidi" w:ascii="Tahoma" w:hAnsi="Tahoma" w:eastAsia="Tahoma"/>
+      <w:rFonts w:asciiTheme="majorHAnsi" w:eastAsiaTheme="majorEastAsia" w:hAnsiTheme="majorHAnsi" w:cstheme="majorBidi" w:ascii="Calibri" w:hAnsi="Calibri"/>
       <w:b/>
       <w:bCs/>
-      <w:color w:val="1F4D78"/>
+      <w:color w:val="2E74B5"/>
       <w:sz w:val="26"/>
       <w:szCs w:val="26"/>
     </w:rPr>
@@ -3524,11 +5648,11 @@
     <w:pPr>
       <w:keepNext/>
       <w:keepLines/>
-      <w:spacing w:before="200" w:after="0"/>
+      <w:spacing w:before="200" w:after="100"/>
       <w:outlineLvl w:val="2"/>
     </w:pPr>
     <w:rPr>
-      <w:rFonts w:asciiTheme="majorHAnsi" w:eastAsiaTheme="majorEastAsia" w:hAnsiTheme="majorHAnsi" w:cstheme="majorBidi" w:ascii="Tahoma" w:hAnsi="Tahoma" w:eastAsia="Tahoma"/>
+      <w:rFonts w:asciiTheme="majorHAnsi" w:eastAsiaTheme="majorEastAsia" w:hAnsiTheme="majorHAnsi" w:cstheme="majorBidi" w:ascii="Calibri" w:hAnsi="Calibri"/>
       <w:b/>
       <w:bCs/>
       <w:color w:val="1F4D78"/>
